--- a/40_AWS/05_改修資料/KSM_AWS_MOD_008_改修指示書_DB接続先変更_ja_vi.docx
+++ b/40_AWS/05_改修資料/KSM_AWS_MOD_008_改修指示書_DB接続先変更_ja_vi.docx
@@ -80,7 +80,7 @@
           <w:sz w:val="24"/>
           <w:szCs w:val="24"/>
         </w:rPr>
-        <w:t xml:space="preserve">■ 文書情報</w:t>
+        <w:t xml:space="preserve">■ ① 文書情報</w:t>
       </w:r>
       <w:r>
         <w:br/>
@@ -418,7 +418,7 @@
                 <w:sz w:val="18"/>
                 <w:szCs w:val="18"/>
               </w:rPr>
-              <w:t xml:space="preserve">カスミPOS</w:t>
+              <w:t xml:space="preserve">カスミ POS システム</w:t>
             </w:r>
           </w:p>
         </w:tc>
@@ -1310,7 +1310,2251 @@
           <w:sz w:val="24"/>
           <w:szCs w:val="24"/>
         </w:rPr>
-        <w:t xml:space="preserve">■ 改廃履歴</w:t>
+        <w:t xml:space="preserve">■ 実施判断のご確認</w:t>
+      </w:r>
+      <w:r>
+        <w:br/>
+      </w:r>
+      <w:r>
+        <w:rPr>
+          <w:rFonts w:ascii="BIZ UDPGothic" w:cs="BIZ UDPGothic" w:eastAsia="BIZ UDPGothic" w:hAnsi="BIZ UDPGothic"/>
+          <w:i/>
+          <w:iCs/>
+          <w:color w:val="AA3344"/>
+          <w:sz w:val="17"/>
+          <w:szCs w:val="17"/>
+        </w:rPr>
+        <w:t xml:space="preserve">　Xác Nhận Quyết Định Thực Hiện</w:t>
+      </w:r>
+    </w:p>
+    <w:p>
+      <w:pPr>
+        <w:spacing w:before="100" w:after="100"/>
+      </w:pPr>
+      <w:r>
+        <w:rPr>
+          <w:rFonts w:ascii="BIZ UDPGothic" w:cs="BIZ UDPGothic" w:eastAsia="BIZ UDPGothic" w:hAnsi="BIZ UDPGothic"/>
+          <w:color w:val="404040"/>
+          <w:sz w:val="18"/>
+          <w:szCs w:val="18"/>
+        </w:rPr>
+        <w:t xml:space="preserve">(dành cho khách hàng)\*</w:t>
+      </w:r>
+    </w:p>
+    <w:p>
+      <w:pPr>
+        <w:spacing w:before="100" w:after="100"/>
+      </w:pPr>
+      <w:r>
+        <w:rPr>
+          <w:rFonts w:ascii="BIZ UDPGothic" w:cs="BIZ UDPGothic" w:eastAsia="BIZ UDPGothic" w:hAnsi="BIZ UDPGothic"/>
+          <w:color w:val="404040"/>
+          <w:sz w:val="18"/>
+          <w:szCs w:val="18"/>
+        </w:rPr>
+        <w:t xml:space="preserve">本改修の実施にあたり、以下の内容をご確認のうえ、実施可否をご判断ください。</w:t>
+      </w:r>
+    </w:p>
+    <w:p>
+      <w:pPr>
+        <w:spacing w:before="100" w:after="100"/>
+      </w:pPr>
+      <w:r>
+        <w:rPr>
+          <w:rFonts w:ascii="BIZ UDPGothic" w:cs="BIZ UDPGothic" w:eastAsia="BIZ UDPGothic" w:hAnsi="BIZ UDPGothic"/>
+          <w:color w:val="404040"/>
+          <w:sz w:val="18"/>
+          <w:szCs w:val="18"/>
+        </w:rPr>
+        <w:t xml:space="preserve">\*Để triển khai sửa đổi này, vui lòng xác nhận nội dung dưới đây và đưa</w:t>
+      </w:r>
+    </w:p>
+    <w:p>
+      <w:pPr>
+        <w:spacing w:before="100" w:after="100"/>
+      </w:pPr>
+      <w:r>
+        <w:rPr>
+          <w:rFonts w:ascii="BIZ UDPGothic" w:cs="BIZ UDPGothic" w:eastAsia="BIZ UDPGothic" w:hAnsi="BIZ UDPGothic"/>
+          <w:color w:val="404040"/>
+          <w:sz w:val="18"/>
+          <w:szCs w:val="18"/>
+        </w:rPr>
+        <w:t xml:space="preserve">ra quyết định có thực hiện hay không.\*</w:t>
+      </w:r>
+    </w:p>
+    <w:p>
+      <w:pPr>
+        <w:spacing w:before="100" w:after="100"/>
+      </w:pPr>
+      <w:r>
+        <w:rPr>
+          <w:rFonts w:ascii="BIZ UDPGothic" w:cs="BIZ UDPGothic" w:eastAsia="BIZ UDPGothic" w:hAnsi="BIZ UDPGothic"/>
+          <w:color w:val="404040"/>
+          <w:sz w:val="18"/>
+          <w:szCs w:val="18"/>
+        </w:rPr>
+        <w:t xml:space="preserve">hiện\*</w:t>
+      </w:r>
+    </w:p>
+    <w:p>
+      <w:pPr>
+        <w:spacing w:before="100" w:after="100"/>
+      </w:pPr>
+      <w:r>
+        <w:rPr>
+          <w:rFonts w:ascii="BIZ UDPGothic" w:cs="BIZ UDPGothic" w:eastAsia="BIZ UDPGothic" w:hAnsi="BIZ UDPGothic"/>
+          <w:color w:val="404040"/>
+          <w:sz w:val="18"/>
+          <w:szCs w:val="18"/>
+        </w:rPr>
+        <w:t xml:space="preserve">*　実施判断チェックリスト\*\* \*Danh sách kiểm tra quyết định thực</w:t>
+      </w:r>
+    </w:p>
+    <w:p>
+      <w:pPr>
+        <w:spacing w:before="100" w:after="100"/>
+      </w:pPr>
+      <w:r>
+        <w:rPr>
+          <w:rFonts w:ascii="BIZ UDPGothic" w:cs="BIZ UDPGothic" w:eastAsia="BIZ UDPGothic" w:hAnsi="BIZ UDPGothic"/>
+          <w:color w:val="404040"/>
+          <w:sz w:val="18"/>
+          <w:szCs w:val="18"/>
+        </w:rPr>
+        <w:t xml:space="preserve">hiện</w:t>
+      </w:r>
+    </w:p>
+    <w:p>
+      <w:pPr>
+        <w:spacing w:before="100" w:after="100"/>
+      </w:pPr>
+      <w:r>
+        <w:rPr>
+          <w:rFonts w:ascii="BIZ UDPGothic" w:cs="BIZ UDPGothic" w:eastAsia="BIZ UDPGothic" w:hAnsi="BIZ UDPGothic"/>
+          <w:color w:val="404040"/>
+          <w:sz w:val="18"/>
+          <w:szCs w:val="18"/>
+        </w:rPr>
+        <w:t xml:space="preserve">\-\-\-\-\-\-\-\--</w:t>
+      </w:r>
+    </w:p>
+    <w:p>
+      <w:pPr>
+        <w:spacing w:before="100" w:after="100"/>
+      </w:pPr>
+      <w:r>
+        <w:rPr>
+          <w:rFonts w:ascii="BIZ UDPGothic" w:cs="BIZ UDPGothic" w:eastAsia="BIZ UDPGothic" w:hAnsi="BIZ UDPGothic"/>
+          <w:color w:val="404040"/>
+          <w:sz w:val="18"/>
+          <w:szCs w:val="18"/>
+        </w:rPr>
+        <w:t xml:space="preserve">\-\-\-\-\-\-\-\-\-\-\-\-\-\-\-\-\-\-\-\-\-\-\-\-\-\-\-\-\-\-\-\-\-\-\-\-\-\-\-\-\-\-\-\-\-\-\-\-\-\-\-\-\-\-\-\-\-\-\-\-\-\-\-\-\-\-\-\-\-\-\-\-\-\-\-\-\-\--</w:t>
+      </w:r>
+    </w:p>
+    <w:p>
+      <w:pPr>
+        <w:spacing w:before="100" w:after="100"/>
+      </w:pPr>
+      <w:r>
+        <w:rPr>
+          <w:rFonts w:ascii="BIZ UDPGothic" w:cs="BIZ UDPGothic" w:eastAsia="BIZ UDPGothic" w:hAnsi="BIZ UDPGothic"/>
+          <w:color w:val="404040"/>
+          <w:sz w:val="18"/>
+          <w:szCs w:val="18"/>
+        </w:rPr>
+        <w:t xml:space="preserve">\-\-\-\-\-\-\-\-\-\-\-\-\--</w:t>
+      </w:r>
+    </w:p>
+    <w:p>
+      <w:pPr>
+        <w:spacing w:before="100" w:after="100"/>
+      </w:pPr>
+      <w:r>
+        <w:rPr>
+          <w:rFonts w:ascii="BIZ UDPGothic" w:cs="BIZ UDPGothic" w:eastAsia="BIZ UDPGothic" w:hAnsi="BIZ UDPGothic"/>
+          <w:color w:val="404040"/>
+          <w:sz w:val="18"/>
+          <w:szCs w:val="18"/>
+        </w:rPr>
+        <w:t xml:space="preserve">No. 確認事項 確認結果</w:t>
+      </w:r>
+    </w:p>
+    <w:p>
+      <w:pPr>
+        <w:spacing w:before="100" w:after="100"/>
+      </w:pPr>
+      <w:r>
+        <w:rPr>
+          <w:rFonts w:ascii="BIZ UDPGothic" w:cs="BIZ UDPGothic" w:eastAsia="BIZ UDPGothic" w:hAnsi="BIZ UDPGothic"/>
+          <w:color w:val="404040"/>
+          <w:sz w:val="18"/>
+          <w:szCs w:val="18"/>
+        </w:rPr>
+        <w:t xml:space="preserve">1 create-file-end-for-night が SELECT □ YES □ NO</w:t>
+      </w:r>
+    </w:p>
+    <w:p>
+      <w:pPr>
+        <w:spacing w:before="100" w:after="100"/>
+      </w:pPr>
+      <w:r>
+        <w:rPr>
+          <w:rFonts w:ascii="BIZ UDPGothic" w:cs="BIZ UDPGothic" w:eastAsia="BIZ UDPGothic" w:hAnsi="BIZ UDPGothic"/>
+          <w:color w:val="404040"/>
+          <w:sz w:val="18"/>
+          <w:szCs w:val="18"/>
+        </w:rPr>
+        <w:t xml:space="preserve">のみ実行する読み取り専用処理であることを確認した</w:t>
+      </w:r>
+    </w:p>
+    <w:p>
+      <w:pPr>
+        <w:spacing w:before="100" w:after="100"/>
+      </w:pPr>
+      <w:r>
+        <w:rPr>
+          <w:rFonts w:ascii="BIZ UDPGothic" w:cs="BIZ UDPGothic" w:eastAsia="BIZ UDPGothic" w:hAnsi="BIZ UDPGothic"/>
+          <w:color w:val="404040"/>
+          <w:sz w:val="18"/>
+          <w:szCs w:val="18"/>
+        </w:rPr>
+        <w:t xml:space="preserve">2 Lambda環境変数の変更のみであり、ダウンタイムが発生しないことを了解した</w:t>
+      </w:r>
+    </w:p>
+    <w:p>
+      <w:pPr>
+        <w:spacing w:before="100" w:after="100"/>
+      </w:pPr>
+      <w:r>
+        <w:rPr>
+          <w:rFonts w:ascii="BIZ UDPGothic" w:cs="BIZ UDPGothic" w:eastAsia="BIZ UDPGothic" w:hAnsi="BIZ UDPGothic"/>
+          <w:color w:val="404040"/>
+          <w:sz w:val="18"/>
+          <w:szCs w:val="18"/>
+        </w:rPr>
+        <w:t xml:space="preserve">□ YES □ NO</w:t>
+      </w:r>
+    </w:p>
+    <w:p>
+      <w:pPr>
+        <w:spacing w:before="100" w:after="100"/>
+      </w:pPr>
+      <w:r>
+        <w:rPr>
+          <w:rFonts w:ascii="BIZ UDPGothic" w:cs="BIZ UDPGothic" w:eastAsia="BIZ UDPGothic" w:hAnsi="BIZ UDPGothic"/>
+          <w:color w:val="404040"/>
+          <w:sz w:val="18"/>
+          <w:szCs w:val="18"/>
+        </w:rPr>
+        <w:t xml:space="preserve">3</w:t>
+      </w:r>
+    </w:p>
+    <w:p>
+      <w:pPr>
+        <w:spacing w:before="100" w:after="100"/>
+      </w:pPr>
+      <w:r>
+        <w:rPr>
+          <w:rFonts w:ascii="BIZ UDPGothic" w:cs="BIZ UDPGothic" w:eastAsia="BIZ UDPGothic" w:hAnsi="BIZ UDPGothic"/>
+          <w:color w:val="404040"/>
+          <w:sz w:val="18"/>
+          <w:szCs w:val="18"/>
+        </w:rPr>
+        <w:t xml:space="preserve">接続先をReaderエンドポイント（prd/Replica_Kasumi_RO）に変更することを承認する</w:t>
+      </w:r>
+    </w:p>
+    <w:p>
+      <w:pPr>
+        <w:spacing w:before="100" w:after="100"/>
+      </w:pPr>
+      <w:r>
+        <w:rPr>
+          <w:rFonts w:ascii="BIZ UDPGothic" w:cs="BIZ UDPGothic" w:eastAsia="BIZ UDPGothic" w:hAnsi="BIZ UDPGothic"/>
+          <w:color w:val="404040"/>
+          <w:sz w:val="18"/>
+          <w:szCs w:val="18"/>
+        </w:rPr>
+        <w:t xml:space="preserve">□ 承認 □ 保留</w:t>
+      </w:r>
+    </w:p>
+    <w:p>
+      <w:pPr>
+        <w:spacing w:before="100" w:after="100"/>
+      </w:pPr>
+      <w:r>
+        <w:rPr>
+          <w:rFonts w:ascii="BIZ UDPGothic" w:cs="BIZ UDPGothic" w:eastAsia="BIZ UDPGothic" w:hAnsi="BIZ UDPGothic"/>
+          <w:color w:val="404040"/>
+          <w:sz w:val="18"/>
+          <w:szCs w:val="18"/>
+        </w:rPr>
+        <w:t xml:space="preserve">□ 否認</w:t>
+      </w:r>
+    </w:p>
+    <w:p>
+      <w:pPr>
+        <w:spacing w:before="100" w:after="100"/>
+      </w:pPr>
+      <w:r>
+        <w:rPr>
+          <w:rFonts w:ascii="BIZ UDPGothic" w:cs="BIZ UDPGothic" w:eastAsia="BIZ UDPGothic" w:hAnsi="BIZ UDPGothic"/>
+          <w:color w:val="404040"/>
+          <w:sz w:val="18"/>
+          <w:szCs w:val="18"/>
+        </w:rPr>
+        <w:t xml:space="preserve">\-\-\-\-\-\-\-\--</w:t>
+      </w:r>
+    </w:p>
+    <w:p>
+      <w:pPr>
+        <w:spacing w:before="100" w:after="100"/>
+      </w:pPr>
+      <w:r>
+        <w:rPr>
+          <w:rFonts w:ascii="BIZ UDPGothic" w:cs="BIZ UDPGothic" w:eastAsia="BIZ UDPGothic" w:hAnsi="BIZ UDPGothic"/>
+          <w:color w:val="404040"/>
+          <w:sz w:val="18"/>
+          <w:szCs w:val="18"/>
+        </w:rPr>
+        <w:t xml:space="preserve">\-\-\-\-\-\-\-\-\-\-\-\-\-\-\-\-\-\-\-\-\-\-\-\-\-\-\-\-\-\-\-\-\-\-\-\-\-\-\-\-\-\-\-\-\-\-\-\-\-\-\-\-\-\-\-\-\-\-\-\-\-\-\-\-\-\-\-\-\-\-\-\-\-\-\-\-\-\--</w:t>
+      </w:r>
+    </w:p>
+    <w:p>
+      <w:pPr>
+        <w:spacing w:before="100" w:after="100"/>
+      </w:pPr>
+      <w:r>
+        <w:rPr>
+          <w:rFonts w:ascii="BIZ UDPGothic" w:cs="BIZ UDPGothic" w:eastAsia="BIZ UDPGothic" w:hAnsi="BIZ UDPGothic"/>
+          <w:color w:val="404040"/>
+          <w:sz w:val="18"/>
+          <w:szCs w:val="18"/>
+        </w:rPr>
+        <w:t xml:space="preserve">\-\-\-\-\-\-\-\-\-\-\-\-\--</w:t>
+      </w:r>
+    </w:p>
+    <w:p>
+      <w:pPr>
+        <w:spacing w:before="100" w:after="100"/>
+      </w:pPr>
+      <w:r>
+        <w:rPr>
+          <w:rFonts w:ascii="BIZ UDPGothic" w:cs="BIZ UDPGothic" w:eastAsia="BIZ UDPGothic" w:hAnsi="BIZ UDPGothic"/>
+          <w:color w:val="404040"/>
+          <w:sz w:val="18"/>
+          <w:szCs w:val="18"/>
+        </w:rPr>
+        <w:t xml:space="preserve">※ 確認結果欄に記入・署名のうえ、LUVINA 担当者（Thanh</w:t>
+      </w:r>
+    </w:p>
+    <w:p>
+      <w:pPr>
+        <w:spacing w:before="100" w:after="100"/>
+      </w:pPr>
+      <w:r>
+        <w:rPr>
+          <w:rFonts w:ascii="BIZ UDPGothic" w:cs="BIZ UDPGothic" w:eastAsia="BIZ UDPGothic" w:hAnsi="BIZ UDPGothic"/>
+          <w:color w:val="404040"/>
+          <w:sz w:val="18"/>
+          <w:szCs w:val="18"/>
+        </w:rPr>
+        <w:t xml:space="preserve">Nguyên）へご返送ください。 \*※ Vui lòng điền kết quả xác nhận, ký tên và</w:t>
+      </w:r>
+    </w:p>
+    <w:p>
+      <w:pPr>
+        <w:spacing w:before="100" w:after="100"/>
+      </w:pPr>
+      <w:r>
+        <w:rPr>
+          <w:rFonts w:ascii="BIZ UDPGothic" w:cs="BIZ UDPGothic" w:eastAsia="BIZ UDPGothic" w:hAnsi="BIZ UDPGothic"/>
+          <w:color w:val="404040"/>
+          <w:sz w:val="18"/>
+          <w:szCs w:val="18"/>
+        </w:rPr>
+        <w:t xml:space="preserve">gửi lại cho phụ trách LUVINA (Thanh Nguyên).\*</w:t>
+      </w:r>
+    </w:p>
+    <w:p>
+      <w:pPr>
+        <w:pBdr>
+          <w:left w:val="thick" w:color="C8102E" w:sz="20" w:space="6"/>
+        </w:pBdr>
+        <w:spacing w:before="280" w:after="100"/>
+      </w:pPr>
+      <w:r>
+        <w:rPr>
+          <w:rFonts w:ascii="BIZ UDPGothic" w:cs="BIZ UDPGothic" w:eastAsia="BIZ UDPGothic" w:hAnsi="BIZ UDPGothic"/>
+          <w:b/>
+          <w:bCs/>
+          <w:color w:val="C8102E"/>
+          <w:sz w:val="24"/>
+          <w:szCs w:val="24"/>
+        </w:rPr>
+        <w:t xml:space="preserve">■ ② 改修概要</w:t>
+      </w:r>
+      <w:r>
+        <w:br/>
+      </w:r>
+      <w:r>
+        <w:rPr>
+          <w:rFonts w:ascii="BIZ UDPGothic" w:cs="BIZ UDPGothic" w:eastAsia="BIZ UDPGothic" w:hAnsi="BIZ UDPGothic"/>
+          <w:i/>
+          <w:iCs/>
+          <w:color w:val="AA3344"/>
+          <w:sz w:val="17"/>
+          <w:szCs w:val="17"/>
+        </w:rPr>
+        <w:t xml:space="preserve">　Tổng Quan Sửa Đổi</w:t>
+      </w:r>
+    </w:p>
+    <w:p>
+      <w:pPr>
+        <w:spacing w:before="100" w:after="100"/>
+      </w:pPr>
+      <w:r>
+        <w:rPr>
+          <w:rFonts w:ascii="BIZ UDPGothic" w:cs="BIZ UDPGothic" w:eastAsia="BIZ UDPGothic" w:hAnsi="BIZ UDPGothic"/>
+          <w:color w:val="404040"/>
+          <w:sz w:val="18"/>
+          <w:szCs w:val="18"/>
+        </w:rPr>
+        <w:t xml:space="preserve">Lambda関数 ksm-posprd-lmd-function-create-file-end-for-night</w:t>
+      </w:r>
+    </w:p>
+    <w:p>
+      <w:pPr>
+        <w:spacing w:before="100" w:after="100"/>
+      </w:pPr>
+      <w:r>
+        <w:rPr>
+          <w:rFonts w:ascii="BIZ UDPGothic" w:cs="BIZ UDPGothic" w:eastAsia="BIZ UDPGothic" w:hAnsi="BIZ UDPGothic"/>
+          <w:color w:val="404040"/>
+          <w:sz w:val="18"/>
+          <w:szCs w:val="18"/>
+        </w:rPr>
+        <w:t xml:space="preserve">のDB接続先を、WriterエンドポイントからReaderエンドポイントに変更する。</w:t>
+      </w:r>
+    </w:p>
+    <w:p>
+      <w:pPr>
+        <w:pBdr>
+          <w:left w:val="thick" w:color="C8102E" w:sz="20" w:space="6"/>
+        </w:pBdr>
+        <w:spacing w:before="280" w:after="100"/>
+      </w:pPr>
+      <w:r>
+        <w:rPr>
+          <w:rFonts w:ascii="BIZ UDPGothic" w:cs="BIZ UDPGothic" w:eastAsia="BIZ UDPGothic" w:hAnsi="BIZ UDPGothic"/>
+          <w:b/>
+          <w:bCs/>
+          <w:color w:val="C8102E"/>
+          <w:sz w:val="24"/>
+          <w:szCs w:val="24"/>
+        </w:rPr>
+        <w:t xml:space="preserve">■ ④ 改修内容</w:t>
+      </w:r>
+      <w:r>
+        <w:br/>
+      </w:r>
+      <w:r>
+        <w:rPr>
+          <w:rFonts w:ascii="BIZ UDPGothic" w:cs="BIZ UDPGothic" w:eastAsia="BIZ UDPGothic" w:hAnsi="BIZ UDPGothic"/>
+          <w:i/>
+          <w:iCs/>
+          <w:color w:val="AA3344"/>
+          <w:sz w:val="17"/>
+          <w:szCs w:val="17"/>
+        </w:rPr>
+        <w:t xml:space="preserve">　Nội Dung Sửa Đổi</w:t>
+      </w:r>
+    </w:p>
+    <w:p>
+      <w:pPr>
+        <w:spacing w:before="100" w:after="100"/>
+      </w:pPr>
+      <w:r>
+        <w:rPr>
+          <w:rFonts w:ascii="BIZ UDPGothic" w:cs="BIZ UDPGothic" w:eastAsia="BIZ UDPGothic" w:hAnsi="BIZ UDPGothic"/>
+          <w:b/>
+          <w:bCs/>
+          <w:color w:val="C8102E"/>
+          <w:sz w:val="20"/>
+          <w:szCs w:val="20"/>
+        </w:rPr>
+        <w:t xml:space="preserve">■ 変更内容と影響範囲</w:t>
+      </w:r>
+    </w:p>
+    <w:p>
+      <w:pPr>
+        <w:spacing w:before="100" w:after="100"/>
+      </w:pPr>
+      <w:r>
+        <w:rPr>
+          <w:rFonts w:ascii="BIZ UDPGothic" w:cs="BIZ UDPGothic" w:eastAsia="BIZ UDPGothic" w:hAnsi="BIZ UDPGothic"/>
+          <w:color w:val="404040"/>
+          <w:sz w:val="18"/>
+          <w:szCs w:val="18"/>
+        </w:rPr>
+        <w:t xml:space="preserve">\-\-\-\-\-\-\-\-\-\-\-\-\-\-\--</w:t>
+      </w:r>
+    </w:p>
+    <w:p>
+      <w:pPr>
+        <w:spacing w:before="100" w:after="100"/>
+      </w:pPr>
+      <w:r>
+        <w:rPr>
+          <w:rFonts w:ascii="BIZ UDPGothic" w:cs="BIZ UDPGothic" w:eastAsia="BIZ UDPGothic" w:hAnsi="BIZ UDPGothic"/>
+          <w:color w:val="404040"/>
+          <w:sz w:val="18"/>
+          <w:szCs w:val="18"/>
+        </w:rPr>
+        <w:t xml:space="preserve">\-\-\-\-\-\-\-\-\-\-\-\-\-\-\-\-\-\-\-\-\-\-\-\-\-\-\-\-\-\-\-\-\-\-\-\-\-\-\-\-\-\-\-\-\-\-\-\-\-\-\-\-\-\-\-\-\-\-\-\-\-\-\-\-\-\-\-\-\-\-\-\-\-\-\-\-\-\-\-\-\-\-\-\-\-\-\-\-\-\-\-\-\-\-\-\-\-\-\-\-\-\-\-\-\-\-\-\-\-\-\-\-\-\-\-\-\-\-\-\-\-\-\-\-\-\-\-\-\-\-\-\-\-\-\-\-\-\-\-\-\-\-\-\--</w:t>
+      </w:r>
+    </w:p>
+    <w:p>
+      <w:pPr>
+        <w:spacing w:before="100" w:after="100"/>
+      </w:pPr>
+      <w:r>
+        <w:rPr>
+          <w:rFonts w:ascii="BIZ UDPGothic" w:cs="BIZ UDPGothic" w:eastAsia="BIZ UDPGothic" w:hAnsi="BIZ UDPGothic"/>
+          <w:color w:val="404040"/>
+          <w:sz w:val="18"/>
+          <w:szCs w:val="18"/>
+        </w:rPr>
+        <w:t xml:space="preserve">変更対象 Lambda 環境変数 DB_KASUMI の接続先を Writer → Reader</w:t>
+      </w:r>
+    </w:p>
+    <w:p>
+      <w:pPr>
+        <w:spacing w:before="100" w:after="100"/>
+      </w:pPr>
+      <w:r>
+        <w:rPr>
+          <w:rFonts w:ascii="BIZ UDPGothic" w:cs="BIZ UDPGothic" w:eastAsia="BIZ UDPGothic" w:hAnsi="BIZ UDPGothic"/>
+          <w:color w:val="404040"/>
+          <w:sz w:val="18"/>
+          <w:szCs w:val="18"/>
+        </w:rPr>
+        <w:t xml:space="preserve">エンドポイントに変更</w:t>
+      </w:r>
+    </w:p>
+    <w:p>
+      <w:pPr>
+        <w:spacing w:before="100" w:after="100"/>
+      </w:pPr>
+      <w:r>
+        <w:rPr>
+          <w:rFonts w:ascii="BIZ UDPGothic" w:cs="BIZ UDPGothic" w:eastAsia="BIZ UDPGothic" w:hAnsi="BIZ UDPGothic"/>
+          <w:color w:val="404040"/>
+          <w:sz w:val="18"/>
+          <w:szCs w:val="18"/>
+        </w:rPr>
+        <w:t xml:space="preserve">変更理由</w:t>
+      </w:r>
+    </w:p>
+    <w:p>
+      <w:pPr>
+        <w:spacing w:before="100" w:after="100"/>
+      </w:pPr>
+      <w:r>
+        <w:rPr>
+          <w:rFonts w:ascii="BIZ UDPGothic" w:cs="BIZ UDPGothic" w:eastAsia="BIZ UDPGothic" w:hAnsi="BIZ UDPGothic"/>
+          <w:color w:val="404040"/>
+          <w:sz w:val="18"/>
+          <w:szCs w:val="18"/>
+        </w:rPr>
+        <w:t xml:space="preserve">当該Lambda（create-file-end-for-night）はSELECTのみ実行する読み取り専用処理であり、WriterへのDB負荷を分散するためReaderエンドポイントに変更する</w:t>
+      </w:r>
+    </w:p>
+    <w:p>
+      <w:pPr>
+        <w:spacing w:before="100" w:after="100"/>
+      </w:pPr>
+      <w:r>
+        <w:rPr>
+          <w:rFonts w:ascii="BIZ UDPGothic" w:cs="BIZ UDPGothic" w:eastAsia="BIZ UDPGothic" w:hAnsi="BIZ UDPGothic"/>
+          <w:color w:val="404040"/>
+          <w:sz w:val="18"/>
+          <w:szCs w:val="18"/>
+        </w:rPr>
+        <w:t xml:space="preserve">DB操作内容 SELECT のみ（INSERT / UPDATE / DELETE</w:t>
+      </w:r>
+    </w:p>
+    <w:p>
+      <w:pPr>
+        <w:spacing w:before="100" w:after="100"/>
+      </w:pPr>
+      <w:r>
+        <w:rPr>
+          <w:rFonts w:ascii="BIZ UDPGothic" w:cs="BIZ UDPGothic" w:eastAsia="BIZ UDPGothic" w:hAnsi="BIZ UDPGothic"/>
+          <w:color w:val="404040"/>
+          <w:sz w:val="18"/>
+          <w:szCs w:val="18"/>
+        </w:rPr>
+        <w:t xml:space="preserve">なし）。接続先を変更しても処理ロジックへの影響はない。</w:t>
+      </w:r>
+    </w:p>
+    <w:p>
+      <w:pPr>
+        <w:spacing w:before="100" w:after="100"/>
+      </w:pPr>
+      <w:r>
+        <w:rPr>
+          <w:rFonts w:ascii="BIZ UDPGothic" w:cs="BIZ UDPGothic" w:eastAsia="BIZ UDPGothic" w:hAnsi="BIZ UDPGothic"/>
+          <w:color w:val="404040"/>
+          <w:sz w:val="18"/>
+          <w:szCs w:val="18"/>
+        </w:rPr>
+        <w:t xml:space="preserve">ダウンタイム</w:t>
+      </w:r>
+    </w:p>
+    <w:p>
+      <w:pPr>
+        <w:spacing w:before="100" w:after="100"/>
+      </w:pPr>
+      <w:r>
+        <w:rPr>
+          <w:rFonts w:ascii="BIZ UDPGothic" w:cs="BIZ UDPGothic" w:eastAsia="BIZ UDPGothic" w:hAnsi="BIZ UDPGothic"/>
+          <w:color w:val="404040"/>
+          <w:sz w:val="18"/>
+          <w:szCs w:val="18"/>
+        </w:rPr>
+        <w:t xml:space="preserve">なし。Lambda環境変数の変更のみのため、サービス停止は発生しない。</w:t>
+      </w:r>
+    </w:p>
+    <w:p>
+      <w:pPr>
+        <w:spacing w:before="100" w:after="100"/>
+      </w:pPr>
+      <w:r>
+        <w:rPr>
+          <w:rFonts w:ascii="BIZ UDPGothic" w:cs="BIZ UDPGothic" w:eastAsia="BIZ UDPGothic" w:hAnsi="BIZ UDPGothic"/>
+          <w:color w:val="404040"/>
+          <w:sz w:val="18"/>
+          <w:szCs w:val="18"/>
+        </w:rPr>
+        <w:t xml:space="preserve">切り戻し 即時可能。環境変数 DB_KASUMI</w:t>
+      </w:r>
+    </w:p>
+    <w:p>
+      <w:pPr>
+        <w:spacing w:before="100" w:after="100"/>
+      </w:pPr>
+      <w:r>
+        <w:rPr>
+          <w:rFonts w:ascii="BIZ UDPGothic" w:cs="BIZ UDPGothic" w:eastAsia="BIZ UDPGothic" w:hAnsi="BIZ UDPGothic"/>
+          <w:color w:val="404040"/>
+          <w:sz w:val="18"/>
+          <w:szCs w:val="18"/>
+        </w:rPr>
+        <w:t xml:space="preserve">を元の値（prd/Replica_Kasumi）に戻すだけで完了。</w:t>
+      </w:r>
+    </w:p>
+    <w:p>
+      <w:pPr>
+        <w:spacing w:before="100" w:after="100"/>
+      </w:pPr>
+      <w:r>
+        <w:rPr>
+          <w:rFonts w:ascii="BIZ UDPGothic" w:cs="BIZ UDPGothic" w:eastAsia="BIZ UDPGothic" w:hAnsi="BIZ UDPGothic"/>
+          <w:color w:val="404040"/>
+          <w:sz w:val="18"/>
+          <w:szCs w:val="18"/>
+        </w:rPr>
+        <w:t xml:space="preserve">\-\-\-\-\-\-\-\-\-\-\-\-\-\-\--</w:t>
+      </w:r>
+    </w:p>
+    <w:p>
+      <w:pPr>
+        <w:spacing w:before="100" w:after="100"/>
+      </w:pPr>
+      <w:r>
+        <w:rPr>
+          <w:rFonts w:ascii="BIZ UDPGothic" w:cs="BIZ UDPGothic" w:eastAsia="BIZ UDPGothic" w:hAnsi="BIZ UDPGothic"/>
+          <w:color w:val="404040"/>
+          <w:sz w:val="18"/>
+          <w:szCs w:val="18"/>
+        </w:rPr>
+        <w:t xml:space="preserve">\-\-\-\-\-\-\-\-\-\-\-\-\-\-\-\-\-\-\-\-\-\-\-\-\-\-\-\-\-\-\-\-\-\-\-\-\-\-\-\-\-\-\-\-\-\-\-\-\-\-\-\-\-\-\-\-\-\-\-\-\-\-\-\-\-\-\-\-\-\-\-\-\-\-\-\-\-\-\-\-\-\-\-\-\-\-\-\-\-\-\-\-\-\-\-\-\-\-\-\-\-\-\-\-\-\-\-\-\-\-\-\-\-\-\-\-\-\-\-\-\-\-\-\-\-\-\-\-\-\-\-\-\-\-\-\-\-\-\-\-\-\-\-\--</w:t>
+      </w:r>
+    </w:p>
+    <w:p>
+      <w:pPr>
+        <w:spacing w:before="100" w:after="100"/>
+      </w:pPr>
+      <w:r>
+        <w:rPr>
+          <w:rFonts w:ascii="BIZ UDPGothic" w:cs="BIZ UDPGothic" w:eastAsia="BIZ UDPGothic" w:hAnsi="BIZ UDPGothic"/>
+          <w:b/>
+          <w:bCs/>
+          <w:color w:val="C8102E"/>
+          <w:sz w:val="20"/>
+          <w:szCs w:val="20"/>
+        </w:rPr>
+        <w:t xml:space="preserve">■ CloudWatchログ調査結果（2026-03-07実行分）</w:t>
+      </w:r>
+    </w:p>
+    <w:p>
+      <w:pPr>
+        <w:spacing w:before="100" w:after="100"/>
+      </w:pPr>
+      <w:r>
+        <w:rPr>
+          <w:rFonts w:ascii="BIZ UDPGothic" w:cs="BIZ UDPGothic" w:eastAsia="BIZ UDPGothic" w:hAnsi="BIZ UDPGothic"/>
+          <w:color w:val="404040"/>
+          <w:sz w:val="18"/>
+          <w:szCs w:val="18"/>
+        </w:rPr>
+        <w:t xml:space="preserve">CloudWatch log (2026-03-07)\*</w:t>
+      </w:r>
+    </w:p>
+    <w:p>
+      <w:pPr>
+        <w:spacing w:before="100" w:after="100"/>
+      </w:pPr>
+      <w:r>
+        <w:rPr>
+          <w:rFonts w:ascii="BIZ UDPGothic" w:cs="BIZ UDPGothic" w:eastAsia="BIZ UDPGothic" w:hAnsi="BIZ UDPGothic"/>
+          <w:b/>
+          <w:bCs/>
+          <w:color w:val="C8102E"/>
+          <w:sz w:val="20"/>
+          <w:szCs w:val="20"/>
+        </w:rPr>
+        <w:t xml:space="preserve">■ 問題点・変更前後</w:t>
+      </w:r>
+    </w:p>
+    <w:p>
+      <w:pPr>
+        <w:spacing w:before="100" w:after="100"/>
+      </w:pPr>
+      <w:r>
+        <w:rPr>
+          <w:rFonts w:ascii="BIZ UDPGothic" w:cs="BIZ UDPGothic" w:eastAsia="BIZ UDPGothic" w:hAnsi="BIZ UDPGothic"/>
+          <w:color w:val="404040"/>
+          <w:sz w:val="18"/>
+          <w:szCs w:val="18"/>
+        </w:rPr>
+        <w:t xml:space="preserve">\-\-\-\-\-\-\-\-\-\-\-\-\-\-\-\-\-\-\--</w:t>
+      </w:r>
+    </w:p>
+    <w:p>
+      <w:pPr>
+        <w:spacing w:before="100" w:after="100"/>
+      </w:pPr>
+      <w:r>
+        <w:rPr>
+          <w:rFonts w:ascii="BIZ UDPGothic" w:cs="BIZ UDPGothic" w:eastAsia="BIZ UDPGothic" w:hAnsi="BIZ UDPGothic"/>
+          <w:color w:val="404040"/>
+          <w:sz w:val="18"/>
+          <w:szCs w:val="18"/>
+        </w:rPr>
+        <w:t xml:space="preserve">\-\-\-\-\-\-\-\-\-\-\-\-\-\-\-\-\-\-\-\-\-\-\-\--</w:t>
+      </w:r>
+    </w:p>
+    <w:p>
+      <w:pPr>
+        <w:spacing w:before="100" w:after="100"/>
+      </w:pPr>
+      <w:r>
+        <w:rPr>
+          <w:rFonts w:ascii="BIZ UDPGothic" w:cs="BIZ UDPGothic" w:eastAsia="BIZ UDPGothic" w:hAnsi="BIZ UDPGothic"/>
+          <w:color w:val="404040"/>
+          <w:sz w:val="18"/>
+          <w:szCs w:val="18"/>
+        </w:rPr>
+        <w:t xml:space="preserve">\-\-\-\-\-\-\-\-\-\-\-\-\-\-\-\-\-\-\-\-\-\-\-\--</w:t>
+      </w:r>
+    </w:p>
+    <w:p>
+      <w:pPr>
+        <w:spacing w:before="100" w:after="100"/>
+      </w:pPr>
+      <w:r>
+        <w:rPr>
+          <w:rFonts w:ascii="BIZ UDPGothic" w:cs="BIZ UDPGothic" w:eastAsia="BIZ UDPGothic" w:hAnsi="BIZ UDPGothic"/>
+          <w:color w:val="404040"/>
+          <w:sz w:val="18"/>
+          <w:szCs w:val="18"/>
+        </w:rPr>
+        <w:t xml:space="preserve">項目 現状 理想</w:t>
+      </w:r>
+    </w:p>
+    <w:p>
+      <w:pPr>
+        <w:spacing w:before="100" w:after="100"/>
+      </w:pPr>
+      <w:r>
+        <w:rPr>
+          <w:rFonts w:ascii="BIZ UDPGothic" w:cs="BIZ UDPGothic" w:eastAsia="BIZ UDPGothic" w:hAnsi="BIZ UDPGothic"/>
+          <w:color w:val="404040"/>
+          <w:sz w:val="18"/>
+          <w:szCs w:val="18"/>
+        </w:rPr>
+        <w:t xml:space="preserve">環境変数 DB_KASUMI prd/Replica_Kasumi prd/Replica_Kasumi_RO</w:t>
+      </w:r>
+    </w:p>
+    <w:p>
+      <w:pPr>
+        <w:spacing w:before="100" w:after="100"/>
+      </w:pPr>
+      <w:r>
+        <w:rPr>
+          <w:rFonts w:ascii="BIZ UDPGothic" w:cs="BIZ UDPGothic" w:eastAsia="BIZ UDPGothic" w:hAnsi="BIZ UDPGothic"/>
+          <w:color w:val="404040"/>
+          <w:sz w:val="18"/>
+          <w:szCs w:val="18"/>
+        </w:rPr>
+        <w:t xml:space="preserve">接続エンドポイント Writerエンドポイント ❌ Readerエンドポイント ✅</w:t>
+      </w:r>
+    </w:p>
+    <w:p>
+      <w:pPr>
+        <w:spacing w:before="100" w:after="100"/>
+      </w:pPr>
+      <w:r>
+        <w:rPr>
+          <w:rFonts w:ascii="BIZ UDPGothic" w:cs="BIZ UDPGothic" w:eastAsia="BIZ UDPGothic" w:hAnsi="BIZ UDPGothic"/>
+          <w:color w:val="404040"/>
+          <w:sz w:val="18"/>
+          <w:szCs w:val="18"/>
+        </w:rPr>
+        <w:t xml:space="preserve">DB操作 SELECT のみ SELECT のみ（変更なし）</w:t>
+      </w:r>
+    </w:p>
+    <w:p>
+      <w:pPr>
+        <w:spacing w:before="100" w:after="100"/>
+      </w:pPr>
+      <w:r>
+        <w:rPr>
+          <w:rFonts w:ascii="BIZ UDPGothic" w:cs="BIZ UDPGothic" w:eastAsia="BIZ UDPGothic" w:hAnsi="BIZ UDPGothic"/>
+          <w:color w:val="404040"/>
+          <w:sz w:val="18"/>
+          <w:szCs w:val="18"/>
+        </w:rPr>
+        <w:t xml:space="preserve">\-\-\-\-\-\-\-\-\-\-\-\-\-\-\-\-\-\-\--</w:t>
+      </w:r>
+    </w:p>
+    <w:p>
+      <w:pPr>
+        <w:spacing w:before="100" w:after="100"/>
+      </w:pPr>
+      <w:r>
+        <w:rPr>
+          <w:rFonts w:ascii="BIZ UDPGothic" w:cs="BIZ UDPGothic" w:eastAsia="BIZ UDPGothic" w:hAnsi="BIZ UDPGothic"/>
+          <w:color w:val="404040"/>
+          <w:sz w:val="18"/>
+          <w:szCs w:val="18"/>
+        </w:rPr>
+        <w:t xml:space="preserve">\-\-\-\-\-\-\-\-\-\-\-\-\-\-\-\-\-\-\-\-\-\-\-\--</w:t>
+      </w:r>
+    </w:p>
+    <w:p>
+      <w:pPr>
+        <w:spacing w:before="100" w:after="100"/>
+      </w:pPr>
+      <w:r>
+        <w:rPr>
+          <w:rFonts w:ascii="BIZ UDPGothic" w:cs="BIZ UDPGothic" w:eastAsia="BIZ UDPGothic" w:hAnsi="BIZ UDPGothic"/>
+          <w:color w:val="404040"/>
+          <w:sz w:val="18"/>
+          <w:szCs w:val="18"/>
+        </w:rPr>
+        <w:t xml:space="preserve">\-\-\-\-\-\-\-\-\-\-\-\-\-\-\-\-\-\-\-\-\-\-\-\--</w:t>
+      </w:r>
+    </w:p>
+    <w:p>
+      <w:pPr>
+        <w:spacing w:before="100" w:after="100"/>
+      </w:pPr>
+      <w:r>
+        <w:rPr>
+          <w:rFonts w:ascii="BIZ UDPGothic" w:cs="BIZ UDPGothic" w:eastAsia="BIZ UDPGothic" w:hAnsi="BIZ UDPGothic"/>
+          <w:b/>
+          <w:bCs/>
+          <w:color w:val="C8102E"/>
+          <w:sz w:val="20"/>
+          <w:szCs w:val="20"/>
+        </w:rPr>
+        <w:t xml:space="preserve">■ 2. 変更内容</w:t>
+      </w:r>
+    </w:p>
+    <w:p>
+      <w:pPr>
+        <w:spacing w:before="100" w:after="100"/>
+      </w:pPr>
+      <w:r>
+        <w:rPr>
+          <w:rFonts w:ascii="BIZ UDPGothic" w:cs="BIZ UDPGothic" w:eastAsia="BIZ UDPGothic" w:hAnsi="BIZ UDPGothic"/>
+          <w:color w:val="404040"/>
+          <w:sz w:val="18"/>
+          <w:szCs w:val="18"/>
+        </w:rPr>
+        <w:t xml:space="preserve">環境変数名: DB_KASUMI 変更前の値:   環境変数名: DB_KASUMI 変更後の値:</w:t>
+      </w:r>
+    </w:p>
+    <w:p>
+      <w:pPr>
+        <w:spacing w:before="100" w:after="100"/>
+      </w:pPr>
+      <w:r>
+        <w:rPr>
+          <w:rFonts w:ascii="BIZ UDPGothic" w:cs="BIZ UDPGothic" w:eastAsia="BIZ UDPGothic" w:hAnsi="BIZ UDPGothic"/>
+          <w:color w:val="404040"/>
+          <w:sz w:val="18"/>
+          <w:szCs w:val="18"/>
+        </w:rPr>
+        <w:t xml:space="preserve">prd/Replica_Kasumi                  prd/Replica_Kasumi_RO</w:t>
+      </w:r>
+    </w:p>
+    <w:p>
+      <w:pPr>
+        <w:spacing w:before="100" w:after="100"/>
+      </w:pPr>
+      <w:r>
+        <w:rPr>
+          <w:rFonts w:ascii="BIZ UDPGothic" w:cs="BIZ UDPGothic" w:eastAsia="BIZ UDPGothic" w:hAnsi="BIZ UDPGothic"/>
+          <w:b/>
+          <w:bCs/>
+          <w:color w:val="C8102E"/>
+          <w:sz w:val="20"/>
+          <w:szCs w:val="20"/>
+        </w:rPr>
+        <w:t xml:space="preserve">■ 3. 変更手順</w:t>
+      </w:r>
+    </w:p>
+    <w:p>
+      <w:pPr>
+        <w:spacing w:before="100" w:after="100"/>
+      </w:pPr>
+      <w:r>
+        <w:rPr>
+          <w:rFonts w:ascii="BIZ UDPGothic" w:cs="BIZ UDPGothic" w:eastAsia="BIZ UDPGothic" w:hAnsi="BIZ UDPGothic"/>
+          <w:b/>
+          <w:bCs/>
+          <w:color w:val="C8102E"/>
+          <w:sz w:val="20"/>
+          <w:szCs w:val="20"/>
+        </w:rPr>
+        <w:t xml:space="preserve">■ 手順1: 変更前の確認</w:t>
+      </w:r>
+    </w:p>
+    <w:p>
+      <w:pPr>
+        <w:spacing w:before="100" w:after="100"/>
+      </w:pPr>
+      <w:r>
+        <w:rPr>
+          <w:rFonts w:ascii="BIZ UDPGothic" w:cs="BIZ UDPGothic" w:eastAsia="BIZ UDPGothic" w:hAnsi="BIZ UDPGothic"/>
+          <w:b/>
+          <w:bCs/>
+          <w:color w:val="C8102E"/>
+          <w:sz w:val="20"/>
+          <w:szCs w:val="20"/>
+        </w:rPr>
+        <w:t xml:space="preserve">■ 手順2: 環境変数の変更</w:t>
+      </w:r>
+    </w:p>
+    <w:p>
+      <w:pPr>
+        <w:spacing w:before="100" w:after="100"/>
+      </w:pPr>
+      <w:r>
+        <w:rPr>
+          <w:rFonts w:ascii="BIZ UDPGothic" w:cs="BIZ UDPGothic" w:eastAsia="BIZ UDPGothic" w:hAnsi="BIZ UDPGothic"/>
+          <w:b/>
+          <w:bCs/>
+          <w:color w:val="C8102E"/>
+          <w:sz w:val="20"/>
+          <w:szCs w:val="20"/>
+        </w:rPr>
+        <w:t xml:space="preserve">■ 手順3: 変更後の確認</w:t>
+      </w:r>
+    </w:p>
+    <w:p>
+      <w:pPr>
+        <w:spacing w:before="100" w:after="100"/>
+      </w:pPr>
+      <w:r>
+        <w:rPr>
+          <w:rFonts w:ascii="BIZ UDPGothic" w:cs="BIZ UDPGothic" w:eastAsia="BIZ UDPGothic" w:hAnsi="BIZ UDPGothic"/>
+          <w:b/>
+          <w:bCs/>
+          <w:color w:val="C8102E"/>
+          <w:sz w:val="20"/>
+          <w:szCs w:val="20"/>
+        </w:rPr>
+        <w:t xml:space="preserve">■ 4. 実施タイミング・影響範囲</w:t>
+      </w:r>
+    </w:p>
+    <w:p>
+      <w:pPr>
+        <w:spacing w:before="100" w:after="100"/>
+      </w:pPr>
+      <w:r>
+        <w:rPr>
+          <w:rFonts w:ascii="BIZ UDPGothic" w:cs="BIZ UDPGothic" w:eastAsia="BIZ UDPGothic" w:hAnsi="BIZ UDPGothic"/>
+          <w:color w:val="404040"/>
+          <w:sz w:val="18"/>
+          <w:szCs w:val="18"/>
+        </w:rPr>
+        <w:t xml:space="preserve">ảnh</w:t>
+      </w:r>
+    </w:p>
+    <w:p>
+      <w:pPr>
+        <w:spacing w:before="100" w:after="100"/>
+      </w:pPr>
+      <w:r>
+        <w:rPr>
+          <w:rFonts w:ascii="BIZ UDPGothic" w:cs="BIZ UDPGothic" w:eastAsia="BIZ UDPGothic" w:hAnsi="BIZ UDPGothic"/>
+          <w:color w:val="404040"/>
+          <w:sz w:val="18"/>
+          <w:szCs w:val="18"/>
+        </w:rPr>
+        <w:t xml:space="preserve">*　4. 実施タイミング・影響範囲\*\* \*4. Thời điểm thực hiện / Phạm vi</w:t>
+      </w:r>
+    </w:p>
+    <w:p>
+      <w:pPr>
+        <w:spacing w:before="100" w:after="100"/>
+      </w:pPr>
+      <w:r>
+        <w:rPr>
+          <w:rFonts w:ascii="BIZ UDPGothic" w:cs="BIZ UDPGothic" w:eastAsia="BIZ UDPGothic" w:hAnsi="BIZ UDPGothic"/>
+          <w:color w:val="404040"/>
+          <w:sz w:val="18"/>
+          <w:szCs w:val="18"/>
+        </w:rPr>
+        <w:t xml:space="preserve">ảnh*</w:t>
+      </w:r>
+    </w:p>
+    <w:p>
+      <w:pPr>
+        <w:spacing w:before="100" w:after="100"/>
+      </w:pPr>
+      <w:r>
+        <w:rPr>
+          <w:rFonts w:ascii="BIZ UDPGothic" w:cs="BIZ UDPGothic" w:eastAsia="BIZ UDPGothic" w:hAnsi="BIZ UDPGothic"/>
+          <w:color w:val="404040"/>
+          <w:sz w:val="18"/>
+          <w:szCs w:val="18"/>
+        </w:rPr>
+        <w:t xml:space="preserve">hưởng\*</w:t>
+      </w:r>
+    </w:p>
+    <w:p>
+      <w:pPr>
+        <w:spacing w:before="100" w:after="100"/>
+      </w:pPr>
+      <w:r>
+        <w:rPr>
+          <w:rFonts w:ascii="BIZ UDPGothic" w:cs="BIZ UDPGothic" w:eastAsia="BIZ UDPGothic" w:hAnsi="BIZ UDPGothic"/>
+          <w:color w:val="404040"/>
+          <w:sz w:val="18"/>
+          <w:szCs w:val="18"/>
+        </w:rPr>
+        <w:t xml:space="preserve">\-\-\-\-\-\-\-\-\-\-\-\-\-\-\-\-\--</w:t>
+      </w:r>
+    </w:p>
+    <w:p>
+      <w:pPr>
+        <w:spacing w:before="100" w:after="100"/>
+      </w:pPr>
+      <w:r>
+        <w:rPr>
+          <w:rFonts w:ascii="BIZ UDPGothic" w:cs="BIZ UDPGothic" w:eastAsia="BIZ UDPGothic" w:hAnsi="BIZ UDPGothic"/>
+          <w:color w:val="404040"/>
+          <w:sz w:val="18"/>
+          <w:szCs w:val="18"/>
+        </w:rPr>
+        <w:t xml:space="preserve">\-\-\-\-\-\-\-\-\-\-\-\-\-\-\-\-\-\-\-\-\-\-\-\-\-\-\-\-\-\-\-\-\-\-\-\-\-\-\-\-\-\-\-\-\-\-\-\-\-\-\-\-\--</w:t>
+      </w:r>
+    </w:p>
+    <w:p>
+      <w:pPr>
+        <w:spacing w:before="100" w:after="100"/>
+      </w:pPr>
+      <w:r>
+        <w:rPr>
+          <w:rFonts w:ascii="BIZ UDPGothic" w:cs="BIZ UDPGothic" w:eastAsia="BIZ UDPGothic" w:hAnsi="BIZ UDPGothic"/>
+          <w:color w:val="404040"/>
+          <w:sz w:val="18"/>
+          <w:szCs w:val="18"/>
+        </w:rPr>
+        <w:t xml:space="preserve">推奨時間帯 平日昼間（本関数はJST 05:30頃に実行されるため）</w:t>
+      </w:r>
+    </w:p>
+    <w:p>
+      <w:pPr>
+        <w:spacing w:before="100" w:after="100"/>
+      </w:pPr>
+      <w:r>
+        <w:rPr>
+          <w:rFonts w:ascii="BIZ UDPGothic" w:cs="BIZ UDPGothic" w:eastAsia="BIZ UDPGothic" w:hAnsi="BIZ UDPGothic"/>
+          <w:color w:val="404040"/>
+          <w:sz w:val="18"/>
+          <w:szCs w:val="18"/>
+        </w:rPr>
+        <w:t xml:space="preserve">実行スケジュール EventBridge: cron(30 20 \* \* ? \*) = JST 05:30</w:t>
+      </w:r>
+    </w:p>
+    <w:p>
+      <w:pPr>
+        <w:spacing w:before="100" w:after="100"/>
+      </w:pPr>
+      <w:r>
+        <w:rPr>
+          <w:rFonts w:ascii="BIZ UDPGothic" w:cs="BIZ UDPGothic" w:eastAsia="BIZ UDPGothic" w:hAnsi="BIZ UDPGothic"/>
+          <w:color w:val="404040"/>
+          <w:sz w:val="18"/>
+          <w:szCs w:val="18"/>
+        </w:rPr>
+        <w:t xml:space="preserve">毎日</w:t>
+      </w:r>
+    </w:p>
+    <w:p>
+      <w:pPr>
+        <w:spacing w:before="100" w:after="100"/>
+      </w:pPr>
+      <w:r>
+        <w:rPr>
+          <w:rFonts w:ascii="BIZ UDPGothic" w:cs="BIZ UDPGothic" w:eastAsia="BIZ UDPGothic" w:hAnsi="BIZ UDPGothic"/>
+          <w:color w:val="404040"/>
+          <w:sz w:val="18"/>
+          <w:szCs w:val="18"/>
+        </w:rPr>
+        <w:t xml:space="preserve">影響範囲 本関数のみ。他Lambda・アプリへの影響なし</w:t>
+      </w:r>
+    </w:p>
+    <w:p>
+      <w:pPr>
+        <w:spacing w:before="100" w:after="100"/>
+      </w:pPr>
+      <w:r>
+        <w:rPr>
+          <w:rFonts w:ascii="BIZ UDPGothic" w:cs="BIZ UDPGothic" w:eastAsia="BIZ UDPGothic" w:hAnsi="BIZ UDPGothic"/>
+          <w:color w:val="404040"/>
+          <w:sz w:val="18"/>
+          <w:szCs w:val="18"/>
+        </w:rPr>
+        <w:t xml:space="preserve">ロールバック 環境変数を prd/Replica_Kasumi に戻すだけで即時復旧可能</w:t>
+      </w:r>
+    </w:p>
+    <w:p>
+      <w:pPr>
+        <w:spacing w:before="100" w:after="100"/>
+      </w:pPr>
+      <w:r>
+        <w:rPr>
+          <w:rFonts w:ascii="BIZ UDPGothic" w:cs="BIZ UDPGothic" w:eastAsia="BIZ UDPGothic" w:hAnsi="BIZ UDPGothic"/>
+          <w:color w:val="404040"/>
+          <w:sz w:val="18"/>
+          <w:szCs w:val="18"/>
+        </w:rPr>
+        <w:t xml:space="preserve">\-\-\-\-\-\-\-\-\-\-\-\-\-\-\-\-\--</w:t>
+      </w:r>
+    </w:p>
+    <w:p>
+      <w:pPr>
+        <w:spacing w:before="100" w:after="100"/>
+      </w:pPr>
+      <w:r>
+        <w:rPr>
+          <w:rFonts w:ascii="BIZ UDPGothic" w:cs="BIZ UDPGothic" w:eastAsia="BIZ UDPGothic" w:hAnsi="BIZ UDPGothic"/>
+          <w:color w:val="404040"/>
+          <w:sz w:val="18"/>
+          <w:szCs w:val="18"/>
+        </w:rPr>
+        <w:t xml:space="preserve">\-\-\-\-\-\-\-\-\-\-\-\-\-\-\-\-\-\-\-\-\-\-\-\-\-\-\-\-\-\-\-\-\-\-\-\-\-\-\-\-\-\-\-\-\-\-\-\-\-\-\-\-\--</w:t>
+      </w:r>
+    </w:p>
+    <w:p>
+      <w:pPr>
+        <w:pBdr>
+          <w:left w:val="thick" w:color="C8102E" w:sz="20" w:space="6"/>
+        </w:pBdr>
+        <w:spacing w:before="280" w:after="100"/>
+      </w:pPr>
+      <w:r>
+        <w:rPr>
+          <w:rFonts w:ascii="BIZ UDPGothic" w:cs="BIZ UDPGothic" w:eastAsia="BIZ UDPGothic" w:hAnsi="BIZ UDPGothic"/>
+          <w:b/>
+          <w:bCs/>
+          <w:color w:val="C8102E"/>
+          <w:sz w:val="24"/>
+          <w:szCs w:val="24"/>
+        </w:rPr>
+        <w:t xml:space="preserve">■ ⑧ テスト手順・結果</w:t>
+      </w:r>
+      <w:r>
+        <w:br/>
+      </w:r>
+      <w:r>
+        <w:rPr>
+          <w:rFonts w:ascii="BIZ UDPGothic" w:cs="BIZ UDPGothic" w:eastAsia="BIZ UDPGothic" w:hAnsi="BIZ UDPGothic"/>
+          <w:i/>
+          <w:iCs/>
+          <w:color w:val="AA3344"/>
+          <w:sz w:val="17"/>
+          <w:szCs w:val="17"/>
+        </w:rPr>
+        <w:t xml:space="preserve">　Quy Trình &amp; Kết Quả Kiểm Thử</w:t>
+      </w:r>
+    </w:p>
+    <w:p>
+      <w:pPr>
+        <w:spacing w:before="100" w:after="100"/>
+      </w:pPr>
+      <w:r>
+        <w:rPr>
+          <w:rFonts w:ascii="BIZ UDPGothic" w:cs="BIZ UDPGothic" w:eastAsia="BIZ UDPGothic" w:hAnsi="BIZ UDPGothic"/>
+          <w:b/>
+          <w:bCs/>
+          <w:color w:val="C8102E"/>
+          <w:sz w:val="20"/>
+          <w:szCs w:val="20"/>
+        </w:rPr>
+        <w:t xml:space="preserve">■ 5. テスト手順・報告</w:t>
+      </w:r>
+    </w:p>
+    <w:p>
+      <w:pPr>
+        <w:spacing w:before="100" w:after="100"/>
+      </w:pPr>
+      <w:r>
+        <w:rPr>
+          <w:rFonts w:ascii="BIZ UDPGothic" w:cs="BIZ UDPGothic" w:eastAsia="BIZ UDPGothic" w:hAnsi="BIZ UDPGothic"/>
+          <w:color w:val="404040"/>
+          <w:sz w:val="18"/>
+          <w:szCs w:val="18"/>
+        </w:rPr>
+        <w:t xml:space="preserve">【実施順序】①検証環境 → ②STG環境（stg.ignicapos.com）→</w:t>
+      </w:r>
+    </w:p>
+    <w:p>
+      <w:pPr>
+        <w:spacing w:before="100" w:after="100"/>
+      </w:pPr>
+      <w:r>
+        <w:rPr>
+          <w:rFonts w:ascii="BIZ UDPGothic" w:cs="BIZ UDPGothic" w:eastAsia="BIZ UDPGothic" w:hAnsi="BIZ UDPGothic"/>
+          <w:color w:val="404040"/>
+          <w:sz w:val="18"/>
+          <w:szCs w:val="18"/>
+        </w:rPr>
+        <w:t xml:space="preserve">③PRD本番環境（www.ignicapos.com）の順に実施すること \*【Thứ tự thực</w:t>
+      </w:r>
+    </w:p>
+    <w:p>
+      <w:pPr>
+        <w:spacing w:before="100" w:after="100"/>
+      </w:pPr>
+      <w:r>
+        <w:rPr>
+          <w:rFonts w:ascii="BIZ UDPGothic" w:cs="BIZ UDPGothic" w:eastAsia="BIZ UDPGothic" w:hAnsi="BIZ UDPGothic"/>
+          <w:color w:val="404040"/>
+          <w:sz w:val="18"/>
+          <w:szCs w:val="18"/>
+        </w:rPr>
+        <w:t xml:space="preserve">hiện】① Môi trường kiểm thử → ② STG (stg.ignicapos.com) → ③ PRD thực</w:t>
+      </w:r>
+    </w:p>
+    <w:p>
+      <w:pPr>
+        <w:spacing w:before="100" w:after="100"/>
+      </w:pPr>
+      <w:r>
+        <w:rPr>
+          <w:rFonts w:ascii="BIZ UDPGothic" w:cs="BIZ UDPGothic" w:eastAsia="BIZ UDPGothic" w:hAnsi="BIZ UDPGothic"/>
+          <w:color w:val="404040"/>
+          <w:sz w:val="18"/>
+          <w:szCs w:val="18"/>
+        </w:rPr>
+        <w:t xml:space="preserve">(www.ignicapos.com)\*</w:t>
+      </w:r>
+    </w:p>
+    <w:p>
+      <w:pPr>
+        <w:spacing w:before="100" w:after="100"/>
+      </w:pPr>
+      <w:r>
+        <w:rPr>
+          <w:rFonts w:ascii="BIZ UDPGothic" w:cs="BIZ UDPGothic" w:eastAsia="BIZ UDPGothic" w:hAnsi="BIZ UDPGothic"/>
+          <w:b/>
+          <w:bCs/>
+          <w:color w:val="404040"/>
+          <w:sz w:val="18"/>
+          <w:szCs w:val="18"/>
+        </w:rPr>
+        <w:t xml:space="preserve">N o .                                                                    （OK/ NG）</w:t>
+      </w:r>
+    </w:p>
+    <w:p>
+      <w:pPr>
+        <w:spacing w:before="100" w:after="100"/>
+      </w:pPr>
+      <w:r>
+        <w:rPr>
+          <w:rFonts w:ascii="BIZ UDPGothic" w:cs="BIZ UDPGothic" w:eastAsia="BIZ UDPGothic" w:hAnsi="BIZ UDPGothic"/>
+          <w:color w:val="404040"/>
+          <w:sz w:val="18"/>
+          <w:szCs w:val="18"/>
+        </w:rPr>
+        <w:t xml:space="preserve">1                 Lambda関数の環境変数 DB_KASUMI が     DB_KASUMI = prd/R</w:t>
+      </w:r>
+    </w:p>
+    <w:p>
+      <w:pPr>
+        <w:spacing w:before="100" w:after="100"/>
+      </w:pPr>
+      <w:r>
+        <w:rPr>
+          <w:rFonts w:ascii="BIZ UDPGothic" w:cs="BIZ UDPGothic" w:eastAsia="BIZ UDPGothic" w:hAnsi="BIZ UDPGothic"/>
+          <w:color w:val="404040"/>
+          <w:sz w:val="18"/>
+          <w:szCs w:val="18"/>
+        </w:rPr>
+        <w:t xml:space="preserve">prd/Replica_Kasumi_RO                 eplica_Kasumi_RO</w:t>
+      </w:r>
+    </w:p>
+    <w:p>
+      <w:pPr>
+        <w:spacing w:before="100" w:after="100"/>
+      </w:pPr>
+      <w:r>
+        <w:rPr>
+          <w:rFonts w:ascii="BIZ UDPGothic" w:cs="BIZ UDPGothic" w:eastAsia="BIZ UDPGothic" w:hAnsi="BIZ UDPGothic"/>
+          <w:color w:val="404040"/>
+          <w:sz w:val="18"/>
+          <w:szCs w:val="18"/>
+        </w:rPr>
+        <w:t xml:space="preserve">に変更されていることを確認 ▶ aws      DB_BATCH は変更</w:t>
+      </w:r>
+    </w:p>
+    <w:p>
+      <w:pPr>
+        <w:spacing w:before="100" w:after="100"/>
+      </w:pPr>
+      <w:r>
+        <w:rPr>
+          <w:rFonts w:ascii="BIZ UDPGothic" w:cs="BIZ UDPGothic" w:eastAsia="BIZ UDPGothic" w:hAnsi="BIZ UDPGothic"/>
+          <w:color w:val="404040"/>
+          <w:sz w:val="18"/>
+          <w:szCs w:val="18"/>
+        </w:rPr>
+        <w:t xml:space="preserve">lambda get-function-configuration     されていないこと</w:t>
+      </w:r>
+    </w:p>
+    <w:p>
+      <w:pPr>
+        <w:spacing w:before="100" w:after="100"/>
+      </w:pPr>
+      <w:r>
+        <w:rPr>
+          <w:rFonts w:ascii="BIZ UDPGothic" w:cs="BIZ UDPGothic" w:eastAsia="BIZ UDPGothic" w:hAnsi="BIZ UDPGothic"/>
+          <w:color w:val="404040"/>
+          <w:sz w:val="18"/>
+          <w:szCs w:val="18"/>
+        </w:rPr>
+        <w:t xml:space="preserve">\--region ap-northeast-1</w:t>
+      </w:r>
+    </w:p>
+    <w:p>
+      <w:pPr>
+        <w:spacing w:before="100" w:after="100"/>
+      </w:pPr>
+      <w:r>
+        <w:rPr>
+          <w:rFonts w:ascii="BIZ UDPGothic" w:cs="BIZ UDPGothic" w:eastAsia="BIZ UDPGothic" w:hAnsi="BIZ UDPGothic"/>
+          <w:color w:val="404040"/>
+          <w:sz w:val="18"/>
+          <w:szCs w:val="18"/>
+        </w:rPr>
+        <w:t xml:space="preserve">\--function-name ksm-posstg-lmd</w:t>
+      </w:r>
+    </w:p>
+    <w:p>
+      <w:pPr>
+        <w:spacing w:before="100" w:after="100"/>
+      </w:pPr>
+      <w:r>
+        <w:rPr>
+          <w:rFonts w:ascii="BIZ UDPGothic" w:cs="BIZ UDPGothic" w:eastAsia="BIZ UDPGothic" w:hAnsi="BIZ UDPGothic"/>
+          <w:color w:val="404040"/>
+          <w:sz w:val="18"/>
+          <w:szCs w:val="18"/>
+        </w:rPr>
+        <w:t xml:space="preserve">-function-create-file-end-for-night</w:t>
+      </w:r>
+    </w:p>
+    <w:p>
+      <w:pPr>
+        <w:spacing w:before="100" w:after="100"/>
+      </w:pPr>
+      <w:r>
+        <w:rPr>
+          <w:rFonts w:ascii="BIZ UDPGothic" w:cs="BIZ UDPGothic" w:eastAsia="BIZ UDPGothic" w:hAnsi="BIZ UDPGothic"/>
+          <w:color w:val="404040"/>
+          <w:sz w:val="18"/>
+          <w:szCs w:val="18"/>
+        </w:rPr>
+        <w:t xml:space="preserve">\--query</w:t>
+      </w:r>
+    </w:p>
+    <w:p>
+      <w:pPr>
+        <w:spacing w:before="100" w:after="100"/>
+      </w:pPr>
+      <w:r>
+        <w:rPr>
+          <w:rFonts w:ascii="BIZ UDPGothic" w:cs="BIZ UDPGothic" w:eastAsia="BIZ UDPGothic" w:hAnsi="BIZ UDPGothic"/>
+          <w:color w:val="404040"/>
+          <w:sz w:val="18"/>
+          <w:szCs w:val="18"/>
+        </w:rPr>
+        <w:t xml:space="preserve">\"Environment.Variables\"</w:t>
+      </w:r>
+    </w:p>
+    <w:p>
+      <w:pPr>
+        <w:spacing w:before="100" w:after="100"/>
+      </w:pPr>
+      <w:r>
+        <w:rPr>
+          <w:rFonts w:ascii="BIZ UDPGothic" w:cs="BIZ UDPGothic" w:eastAsia="BIZ UDPGothic" w:hAnsi="BIZ UDPGothic"/>
+          <w:color w:val="404040"/>
+          <w:sz w:val="18"/>
+          <w:szCs w:val="18"/>
+        </w:rPr>
+        <w:t xml:space="preserve">\--output table</w:t>
+      </w:r>
+    </w:p>
+    <w:p>
+      <w:pPr>
+        <w:spacing w:before="100" w:after="100"/>
+      </w:pPr>
+      <w:r>
+        <w:rPr>
+          <w:rFonts w:ascii="BIZ UDPGothic" w:cs="BIZ UDPGothic" w:eastAsia="BIZ UDPGothic" w:hAnsi="BIZ UDPGothic"/>
+          <w:color w:val="404040"/>
+          <w:sz w:val="18"/>
+          <w:szCs w:val="18"/>
+        </w:rPr>
+        <w:t xml:space="preserve">1                 Lambda関数の環境変数 DB_KASUMI が     DB_KASUMI = prd/R</w:t>
+      </w:r>
+    </w:p>
+    <w:p>
+      <w:pPr>
+        <w:spacing w:before="100" w:after="100"/>
+      </w:pPr>
+      <w:r>
+        <w:rPr>
+          <w:rFonts w:ascii="BIZ UDPGothic" w:cs="BIZ UDPGothic" w:eastAsia="BIZ UDPGothic" w:hAnsi="BIZ UDPGothic"/>
+          <w:color w:val="404040"/>
+          <w:sz w:val="18"/>
+          <w:szCs w:val="18"/>
+        </w:rPr>
+        <w:t xml:space="preserve">prd/Replica_Kasumi_RO                 eplica_Kasumi_RO</w:t>
+      </w:r>
+    </w:p>
+    <w:p>
+      <w:pPr>
+        <w:spacing w:before="100" w:after="100"/>
+      </w:pPr>
+      <w:r>
+        <w:rPr>
+          <w:rFonts w:ascii="BIZ UDPGothic" w:cs="BIZ UDPGothic" w:eastAsia="BIZ UDPGothic" w:hAnsi="BIZ UDPGothic"/>
+          <w:color w:val="404040"/>
+          <w:sz w:val="18"/>
+          <w:szCs w:val="18"/>
+        </w:rPr>
+        <w:t xml:space="preserve">に変更されていることを確認 ▶ aws      DB_BATCH は変更</w:t>
+      </w:r>
+    </w:p>
+    <w:p>
+      <w:pPr>
+        <w:spacing w:before="100" w:after="100"/>
+      </w:pPr>
+      <w:r>
+        <w:rPr>
+          <w:rFonts w:ascii="BIZ UDPGothic" w:cs="BIZ UDPGothic" w:eastAsia="BIZ UDPGothic" w:hAnsi="BIZ UDPGothic"/>
+          <w:color w:val="404040"/>
+          <w:sz w:val="18"/>
+          <w:szCs w:val="18"/>
+        </w:rPr>
+        <w:t xml:space="preserve">lambda get-function-configuration     されていないこと</w:t>
+      </w:r>
+    </w:p>
+    <w:p>
+      <w:pPr>
+        <w:spacing w:before="100" w:after="100"/>
+      </w:pPr>
+      <w:r>
+        <w:rPr>
+          <w:rFonts w:ascii="BIZ UDPGothic" w:cs="BIZ UDPGothic" w:eastAsia="BIZ UDPGothic" w:hAnsi="BIZ UDPGothic"/>
+          <w:color w:val="404040"/>
+          <w:sz w:val="18"/>
+          <w:szCs w:val="18"/>
+        </w:rPr>
+        <w:t xml:space="preserve">\--region ap-northeast-1</w:t>
+      </w:r>
+    </w:p>
+    <w:p>
+      <w:pPr>
+        <w:spacing w:before="100" w:after="100"/>
+      </w:pPr>
+      <w:r>
+        <w:rPr>
+          <w:rFonts w:ascii="BIZ UDPGothic" w:cs="BIZ UDPGothic" w:eastAsia="BIZ UDPGothic" w:hAnsi="BIZ UDPGothic"/>
+          <w:color w:val="404040"/>
+          <w:sz w:val="18"/>
+          <w:szCs w:val="18"/>
+        </w:rPr>
+        <w:t xml:space="preserve">\--function-name ksm-posprd-lmd</w:t>
+      </w:r>
+    </w:p>
+    <w:p>
+      <w:pPr>
+        <w:spacing w:before="100" w:after="100"/>
+      </w:pPr>
+      <w:r>
+        <w:rPr>
+          <w:rFonts w:ascii="BIZ UDPGothic" w:cs="BIZ UDPGothic" w:eastAsia="BIZ UDPGothic" w:hAnsi="BIZ UDPGothic"/>
+          <w:color w:val="404040"/>
+          <w:sz w:val="18"/>
+          <w:szCs w:val="18"/>
+        </w:rPr>
+        <w:t xml:space="preserve">-function-create-file-end-for-night</w:t>
+      </w:r>
+    </w:p>
+    <w:p>
+      <w:pPr>
+        <w:spacing w:before="100" w:after="100"/>
+      </w:pPr>
+      <w:r>
+        <w:rPr>
+          <w:rFonts w:ascii="BIZ UDPGothic" w:cs="BIZ UDPGothic" w:eastAsia="BIZ UDPGothic" w:hAnsi="BIZ UDPGothic"/>
+          <w:color w:val="404040"/>
+          <w:sz w:val="18"/>
+          <w:szCs w:val="18"/>
+        </w:rPr>
+        <w:t xml:space="preserve">\--query</w:t>
+      </w:r>
+    </w:p>
+    <w:p>
+      <w:pPr>
+        <w:spacing w:before="100" w:after="100"/>
+      </w:pPr>
+      <w:r>
+        <w:rPr>
+          <w:rFonts w:ascii="BIZ UDPGothic" w:cs="BIZ UDPGothic" w:eastAsia="BIZ UDPGothic" w:hAnsi="BIZ UDPGothic"/>
+          <w:color w:val="404040"/>
+          <w:sz w:val="18"/>
+          <w:szCs w:val="18"/>
+        </w:rPr>
+        <w:t xml:space="preserve">\"Environment.Variables\"</w:t>
+      </w:r>
+    </w:p>
+    <w:p>
+      <w:pPr>
+        <w:spacing w:before="100" w:after="100"/>
+      </w:pPr>
+      <w:r>
+        <w:rPr>
+          <w:rFonts w:ascii="BIZ UDPGothic" w:cs="BIZ UDPGothic" w:eastAsia="BIZ UDPGothic" w:hAnsi="BIZ UDPGothic"/>
+          <w:color w:val="404040"/>
+          <w:sz w:val="18"/>
+          <w:szCs w:val="18"/>
+        </w:rPr>
+        <w:t xml:space="preserve">\--output table</w:t>
+      </w:r>
+    </w:p>
+    <w:p>
+      <w:pPr>
+        <w:spacing w:before="100" w:after="100"/>
+      </w:pPr>
+      <w:r>
+        <w:rPr>
+          <w:rFonts w:ascii="BIZ UDPGothic" w:cs="BIZ UDPGothic" w:eastAsia="BIZ UDPGothic" w:hAnsi="BIZ UDPGothic"/>
+          <w:color w:val="404040"/>
+          <w:sz w:val="18"/>
+          <w:szCs w:val="18"/>
+        </w:rPr>
+        <w:t xml:space="preserve">2                 翌朝 JST 05:30 以降に CloudWatch      エラーログなし ✅</w:t>
+      </w:r>
+    </w:p>
+    <w:p>
+      <w:pPr>
+        <w:spacing w:before="100" w:after="100"/>
+      </w:pPr>
+      <w:r>
+        <w:rPr>
+          <w:rFonts w:ascii="BIZ UDPGothic" w:cs="BIZ UDPGothic" w:eastAsia="BIZ UDPGothic" w:hAnsi="BIZ UDPGothic"/>
+          <w:color w:val="404040"/>
+          <w:sz w:val="18"/>
+          <w:szCs w:val="18"/>
+        </w:rPr>
+        <w:t xml:space="preserve">ログで正常実行されたことを確認        Connected to DB! ✅</w:t>
+      </w:r>
+    </w:p>
+    <w:p>
+      <w:pPr>
+        <w:spacing w:before="100" w:after="100"/>
+      </w:pPr>
+      <w:r>
+        <w:rPr>
+          <w:rFonts w:ascii="BIZ UDPGothic" w:cs="BIZ UDPGothic" w:eastAsia="BIZ UDPGothic" w:hAnsi="BIZ UDPGothic"/>
+          <w:color w:val="404040"/>
+          <w:sz w:val="18"/>
+          <w:szCs w:val="18"/>
+        </w:rPr>
+        <w:t xml:space="preserve">（エラーなし・Connected to DB!        Uploaded: pos-</w:t>
+      </w:r>
+    </w:p>
+    <w:p>
+      <w:pPr>
+        <w:spacing w:before="100" w:after="100"/>
+      </w:pPr>
+      <w:r>
+        <w:rPr>
+          <w:rFonts w:ascii="BIZ UDPGothic" w:cs="BIZ UDPGothic" w:eastAsia="BIZ UDPGothic" w:hAnsi="BIZ UDPGothic"/>
+          <w:color w:val="404040"/>
+          <w:sz w:val="18"/>
+          <w:szCs w:val="18"/>
+        </w:rPr>
+        <w:t xml:space="preserve">・Uploaded が出力されること）         original/sg/\...</w:t>
+      </w:r>
+    </w:p>
+    <w:p>
+      <w:pPr>
+        <w:spacing w:before="100" w:after="100"/>
+      </w:pPr>
+      <w:r>
+        <w:rPr>
+          <w:rFonts w:ascii="BIZ UDPGothic" w:cs="BIZ UDPGothic" w:eastAsia="BIZ UDPGothic" w:hAnsi="BIZ UDPGothic"/>
+          <w:color w:val="404040"/>
+          <w:sz w:val="18"/>
+          <w:szCs w:val="18"/>
+        </w:rPr>
+        <w:t xml:space="preserve">2                 翌朝 JST 05:30 以降に CloudWatch      エラーログなし ✅</w:t>
+      </w:r>
+    </w:p>
+    <w:p>
+      <w:pPr>
+        <w:spacing w:before="100" w:after="100"/>
+      </w:pPr>
+      <w:r>
+        <w:rPr>
+          <w:rFonts w:ascii="BIZ UDPGothic" w:cs="BIZ UDPGothic" w:eastAsia="BIZ UDPGothic" w:hAnsi="BIZ UDPGothic"/>
+          <w:color w:val="404040"/>
+          <w:sz w:val="18"/>
+          <w:szCs w:val="18"/>
+        </w:rPr>
+        <w:t xml:space="preserve">ログで正常実行されたことを確認        Connected to DB! ✅</w:t>
+      </w:r>
+    </w:p>
+    <w:p>
+      <w:pPr>
+        <w:spacing w:before="100" w:after="100"/>
+      </w:pPr>
+      <w:r>
+        <w:rPr>
+          <w:rFonts w:ascii="BIZ UDPGothic" w:cs="BIZ UDPGothic" w:eastAsia="BIZ UDPGothic" w:hAnsi="BIZ UDPGothic"/>
+          <w:color w:val="404040"/>
+          <w:sz w:val="18"/>
+          <w:szCs w:val="18"/>
+        </w:rPr>
+        <w:t xml:space="preserve">（エラーなし・Connected to DB!        Uploaded: pos-</w:t>
+      </w:r>
+    </w:p>
+    <w:p>
+      <w:pPr>
+        <w:spacing w:before="100" w:after="100"/>
+      </w:pPr>
+      <w:r>
+        <w:rPr>
+          <w:rFonts w:ascii="BIZ UDPGothic" w:cs="BIZ UDPGothic" w:eastAsia="BIZ UDPGothic" w:hAnsi="BIZ UDPGothic"/>
+          <w:color w:val="404040"/>
+          <w:sz w:val="18"/>
+          <w:szCs w:val="18"/>
+        </w:rPr>
+        <w:t xml:space="preserve">・Uploaded が出力されること）         original/sg/\...</w:t>
+      </w:r>
+    </w:p>
+    <w:p>
+      <w:pPr>
+        <w:spacing w:before="100" w:after="100"/>
+      </w:pPr>
+      <w:r>
+        <w:rPr>
+          <w:rFonts w:ascii="BIZ UDPGothic" w:cs="BIZ UDPGothic" w:eastAsia="BIZ UDPGothic" w:hAnsi="BIZ UDPGothic"/>
+          <w:color w:val="404040"/>
+          <w:sz w:val="18"/>
+          <w:szCs w:val="18"/>
+        </w:rPr>
+        <w:t xml:space="preserve">→ 全テスト完了後、結果欄（OK/NG）を記入して Thanh Nguyên</w:t>
+      </w:r>
+    </w:p>
+    <w:p>
+      <w:pPr>
+        <w:spacing w:before="100" w:after="100"/>
+      </w:pPr>
+      <w:r>
+        <w:rPr>
+          <w:rFonts w:ascii="BIZ UDPGothic" w:cs="BIZ UDPGothic" w:eastAsia="BIZ UDPGothic" w:hAnsi="BIZ UDPGothic"/>
+          <w:color w:val="404040"/>
+          <w:sz w:val="18"/>
+          <w:szCs w:val="18"/>
+        </w:rPr>
+        <w:t xml:space="preserve">へ提出すること。 \*→ Sau khi hoàn thành toàn bộ kiểm thử, điền kết quả</w:t>
+      </w:r>
+    </w:p>
+    <w:p>
+      <w:pPr>
+        <w:spacing w:before="100" w:after="100"/>
+      </w:pPr>
+      <w:r>
+        <w:rPr>
+          <w:rFonts w:ascii="BIZ UDPGothic" w:cs="BIZ UDPGothic" w:eastAsia="BIZ UDPGothic" w:hAnsi="BIZ UDPGothic"/>
+          <w:color w:val="404040"/>
+          <w:sz w:val="18"/>
+          <w:szCs w:val="18"/>
+        </w:rPr>
+        <w:t xml:space="preserve">(OK/NG) và nộp cho Thanh Nguyên.\*</w:t>
+      </w:r>
+    </w:p>
+    <w:p>
+      <w:pPr>
+        <w:spacing w:before="100" w:after="100"/>
+      </w:pPr>
+      <w:r>
+        <w:rPr>
+          <w:rFonts w:ascii="BIZ UDPGothic" w:cs="BIZ UDPGothic" w:eastAsia="BIZ UDPGothic" w:hAnsi="BIZ UDPGothic"/>
+          <w:color w:val="404040"/>
+          <w:sz w:val="18"/>
+          <w:szCs w:val="18"/>
+        </w:rPr>
+        <w:t xml:space="preserve"/>
+      </w:r>
+    </w:p>
+    <w:tbl>
+      <w:tblPr>
+        <w:tblW w:type="dxa" w:w="9506"/>
+        <w:tblBorders>
+          <w:top w:val="single" w:color="CCCCCC" w:sz="4"/>
+          <w:left w:val="single" w:color="CCCCCC" w:sz="4"/>
+          <w:bottom w:val="single" w:color="CCCCCC" w:sz="4"/>
+          <w:right w:val="single" w:color="CCCCCC" w:sz="4"/>
+          <w:insideH w:val="single" w:color="auto" w:sz="4"/>
+          <w:insideV w:val="single" w:color="auto" w:sz="4"/>
+        </w:tblBorders>
+      </w:tblPr>
+      <w:tblGrid>
+        <w:gridCol w:w="2400"/>
+        <w:gridCol w:w="7106"/>
+      </w:tblGrid>
+      <w:tr>
+        <w:trPr>
+          <w:cantSplit/>
+        </w:trPr>
+        <w:tc>
+          <w:tcPr>
+            <w:tcW w:type="dxa" w:w="2400"/>
+            <w:tcBorders>
+              <w:top w:val="single" w:color="CCCCCC" w:sz="4"/>
+              <w:left w:val="single" w:color="CCCCCC" w:sz="4"/>
+              <w:bottom w:val="single" w:color="CCCCCC" w:sz="4"/>
+              <w:right w:val="single" w:color="CCCCCC" w:sz="4"/>
+            </w:tcBorders>
+            <w:shd w:fill="E8E8E8" w:val="clear"/>
+            <w:tcMar>
+              <w:top w:type="dxa" w:w="80"/>
+              <w:left w:type="dxa" w:w="120"/>
+              <w:bottom w:type="dxa" w:w="80"/>
+              <w:right w:type="dxa" w:w="120"/>
+            </w:tcMar>
+            <w:vAlign w:val="center"/>
+          </w:tcPr>
+          <w:p>
+            <w:pPr>
+              <w:jc w:val="left"/>
+            </w:pPr>
+            <w:r>
+              <w:rPr>
+                <w:rFonts w:ascii="BIZ UDPGothic" w:cs="BIZ UDPGothic" w:eastAsia="BIZ UDPGothic" w:hAnsi="BIZ UDPGothic"/>
+                <w:b/>
+                <w:bCs/>
+                <w:color w:val="000000"/>
+                <w:sz w:val="18"/>
+                <w:szCs w:val="18"/>
+              </w:rPr>
+              <w:t xml:space="preserve">テスト実施日</w:t>
+            </w:r>
+            <w:r>
+              <w:rPr>
+                <w:rFonts w:ascii="BIZ UDPGothic" w:cs="BIZ UDPGothic" w:eastAsia="BIZ UDPGothic" w:hAnsi="BIZ UDPGothic"/>
+                <w:i/>
+                <w:iCs/>
+                <w:color w:val="888888"/>
+                <w:sz w:val="16"/>
+                <w:szCs w:val="16"/>
+              </w:rPr>
+              <w:t xml:space="preserve"> / </w:t>
+            </w:r>
+            <w:r>
+              <w:rPr>
+                <w:rFonts w:ascii="BIZ UDPGothic" w:cs="BIZ UDPGothic" w:eastAsia="BIZ UDPGothic" w:hAnsi="BIZ UDPGothic"/>
+                <w:i/>
+                <w:iCs/>
+                <w:color w:val="888888"/>
+                <w:sz w:val="16"/>
+                <w:szCs w:val="16"/>
+              </w:rPr>
+              <w:t xml:space="preserve">Ngày kiểm thử</w:t>
+            </w:r>
+          </w:p>
+        </w:tc>
+        <w:tc>
+          <w:tcPr>
+            <w:tcW w:type="dxa" w:w="7106"/>
+            <w:tcBorders>
+              <w:top w:val="single" w:color="CCCCCC" w:sz="4"/>
+              <w:left w:val="single" w:color="CCCCCC" w:sz="4"/>
+              <w:bottom w:val="single" w:color="CCCCCC" w:sz="4"/>
+              <w:right w:val="single" w:color="CCCCCC" w:sz="4"/>
+            </w:tcBorders>
+            <w:shd w:fill="FFFFFF" w:val="clear"/>
+            <w:tcMar>
+              <w:top w:type="dxa" w:w="80"/>
+              <w:left w:type="dxa" w:w="120"/>
+              <w:bottom w:type="dxa" w:w="80"/>
+              <w:right w:type="dxa" w:w="120"/>
+            </w:tcMar>
+            <w:vAlign w:val="center"/>
+          </w:tcPr>
+          <w:p>
+            <w:pPr>
+              <w:jc w:val="left"/>
+            </w:pPr>
+            <w:r>
+              <w:rPr>
+                <w:rFonts w:ascii="BIZ UDPGothic" w:cs="BIZ UDPGothic" w:eastAsia="BIZ UDPGothic" w:hAnsi="BIZ UDPGothic"/>
+                <w:b w:val="false"/>
+                <w:bCs w:val="false"/>
+                <w:color w:val="404040"/>
+                <w:sz w:val="18"/>
+                <w:szCs w:val="18"/>
+              </w:rPr>
+              <w:t xml:space="preserve"/>
+            </w:r>
+          </w:p>
+        </w:tc>
+      </w:tr>
+      <w:tr>
+        <w:trPr>
+          <w:cantSplit/>
+        </w:trPr>
+        <w:tc>
+          <w:tcPr>
+            <w:tcW w:type="dxa" w:w="2400"/>
+            <w:tcBorders>
+              <w:top w:val="single" w:color="CCCCCC" w:sz="4"/>
+              <w:left w:val="single" w:color="CCCCCC" w:sz="4"/>
+              <w:bottom w:val="single" w:color="CCCCCC" w:sz="4"/>
+              <w:right w:val="single" w:color="CCCCCC" w:sz="4"/>
+            </w:tcBorders>
+            <w:shd w:fill="E8E8E8" w:val="clear"/>
+            <w:tcMar>
+              <w:top w:type="dxa" w:w="80"/>
+              <w:left w:type="dxa" w:w="120"/>
+              <w:bottom w:type="dxa" w:w="80"/>
+              <w:right w:type="dxa" w:w="120"/>
+            </w:tcMar>
+            <w:vAlign w:val="center"/>
+          </w:tcPr>
+          <w:p>
+            <w:pPr>
+              <w:jc w:val="left"/>
+            </w:pPr>
+            <w:r>
+              <w:rPr>
+                <w:rFonts w:ascii="BIZ UDPGothic" w:cs="BIZ UDPGothic" w:eastAsia="BIZ UDPGothic" w:hAnsi="BIZ UDPGothic"/>
+                <w:b/>
+                <w:bCs/>
+                <w:color w:val="000000"/>
+                <w:sz w:val="18"/>
+                <w:szCs w:val="18"/>
+              </w:rPr>
+              <w:t xml:space="preserve">実施者</w:t>
+            </w:r>
+            <w:r>
+              <w:rPr>
+                <w:rFonts w:ascii="BIZ UDPGothic" w:cs="BIZ UDPGothic" w:eastAsia="BIZ UDPGothic" w:hAnsi="BIZ UDPGothic"/>
+                <w:i/>
+                <w:iCs/>
+                <w:color w:val="888888"/>
+                <w:sz w:val="16"/>
+                <w:szCs w:val="16"/>
+              </w:rPr>
+              <w:t xml:space="preserve"> / </w:t>
+            </w:r>
+            <w:r>
+              <w:rPr>
+                <w:rFonts w:ascii="BIZ UDPGothic" w:cs="BIZ UDPGothic" w:eastAsia="BIZ UDPGothic" w:hAnsi="BIZ UDPGothic"/>
+                <w:i/>
+                <w:iCs/>
+                <w:color w:val="888888"/>
+                <w:sz w:val="16"/>
+                <w:szCs w:val="16"/>
+              </w:rPr>
+              <w:t xml:space="preserve">Người thực hiện</w:t>
+            </w:r>
+          </w:p>
+        </w:tc>
+        <w:tc>
+          <w:tcPr>
+            <w:tcW w:type="dxa" w:w="7106"/>
+            <w:tcBorders>
+              <w:top w:val="single" w:color="CCCCCC" w:sz="4"/>
+              <w:left w:val="single" w:color="CCCCCC" w:sz="4"/>
+              <w:bottom w:val="single" w:color="CCCCCC" w:sz="4"/>
+              <w:right w:val="single" w:color="CCCCCC" w:sz="4"/>
+            </w:tcBorders>
+            <w:shd w:fill="FFFFFF" w:val="clear"/>
+            <w:tcMar>
+              <w:top w:type="dxa" w:w="80"/>
+              <w:left w:type="dxa" w:w="120"/>
+              <w:bottom w:type="dxa" w:w="80"/>
+              <w:right w:type="dxa" w:w="120"/>
+            </w:tcMar>
+            <w:vAlign w:val="center"/>
+          </w:tcPr>
+          <w:p>
+            <w:pPr>
+              <w:jc w:val="left"/>
+            </w:pPr>
+            <w:r>
+              <w:rPr>
+                <w:rFonts w:ascii="BIZ UDPGothic" w:cs="BIZ UDPGothic" w:eastAsia="BIZ UDPGothic" w:hAnsi="BIZ UDPGothic"/>
+                <w:b w:val="false"/>
+                <w:bCs w:val="false"/>
+                <w:color w:val="404040"/>
+                <w:sz w:val="18"/>
+                <w:szCs w:val="18"/>
+              </w:rPr>
+              <w:t xml:space="preserve"/>
+            </w:r>
+          </w:p>
+        </w:tc>
+      </w:tr>
+      <w:tr>
+        <w:trPr>
+          <w:cantSplit/>
+        </w:trPr>
+        <w:tc>
+          <w:tcPr>
+            <w:tcW w:type="dxa" w:w="2400"/>
+            <w:tcBorders>
+              <w:top w:val="single" w:color="CCCCCC" w:sz="4"/>
+              <w:left w:val="single" w:color="CCCCCC" w:sz="4"/>
+              <w:bottom w:val="single" w:color="CCCCCC" w:sz="4"/>
+              <w:right w:val="single" w:color="CCCCCC" w:sz="4"/>
+            </w:tcBorders>
+            <w:shd w:fill="E8E8E8" w:val="clear"/>
+            <w:tcMar>
+              <w:top w:type="dxa" w:w="80"/>
+              <w:left w:type="dxa" w:w="120"/>
+              <w:bottom w:type="dxa" w:w="80"/>
+              <w:right w:type="dxa" w:w="120"/>
+            </w:tcMar>
+            <w:vAlign w:val="center"/>
+          </w:tcPr>
+          <w:p>
+            <w:pPr>
+              <w:jc w:val="left"/>
+            </w:pPr>
+            <w:r>
+              <w:rPr>
+                <w:rFonts w:ascii="BIZ UDPGothic" w:cs="BIZ UDPGothic" w:eastAsia="BIZ UDPGothic" w:hAnsi="BIZ UDPGothic"/>
+                <w:b/>
+                <w:bCs/>
+                <w:color w:val="000000"/>
+                <w:sz w:val="18"/>
+                <w:szCs w:val="18"/>
+              </w:rPr>
+              <w:t xml:space="preserve">承認日</w:t>
+            </w:r>
+            <w:r>
+              <w:rPr>
+                <w:rFonts w:ascii="BIZ UDPGothic" w:cs="BIZ UDPGothic" w:eastAsia="BIZ UDPGothic" w:hAnsi="BIZ UDPGothic"/>
+                <w:i/>
+                <w:iCs/>
+                <w:color w:val="888888"/>
+                <w:sz w:val="16"/>
+                <w:szCs w:val="16"/>
+              </w:rPr>
+              <w:t xml:space="preserve"> / </w:t>
+            </w:r>
+            <w:r>
+              <w:rPr>
+                <w:rFonts w:ascii="BIZ UDPGothic" w:cs="BIZ UDPGothic" w:eastAsia="BIZ UDPGothic" w:hAnsi="BIZ UDPGothic"/>
+                <w:i/>
+                <w:iCs/>
+                <w:color w:val="888888"/>
+                <w:sz w:val="16"/>
+                <w:szCs w:val="16"/>
+              </w:rPr>
+              <w:t xml:space="preserve">Ngày duyệt</w:t>
+            </w:r>
+          </w:p>
+        </w:tc>
+        <w:tc>
+          <w:tcPr>
+            <w:tcW w:type="dxa" w:w="7106"/>
+            <w:tcBorders>
+              <w:top w:val="single" w:color="CCCCCC" w:sz="4"/>
+              <w:left w:val="single" w:color="CCCCCC" w:sz="4"/>
+              <w:bottom w:val="single" w:color="CCCCCC" w:sz="4"/>
+              <w:right w:val="single" w:color="CCCCCC" w:sz="4"/>
+            </w:tcBorders>
+            <w:shd w:fill="FFFFFF" w:val="clear"/>
+            <w:tcMar>
+              <w:top w:type="dxa" w:w="80"/>
+              <w:left w:type="dxa" w:w="120"/>
+              <w:bottom w:type="dxa" w:w="80"/>
+              <w:right w:type="dxa" w:w="120"/>
+            </w:tcMar>
+            <w:vAlign w:val="center"/>
+          </w:tcPr>
+          <w:p>
+            <w:pPr>
+              <w:jc w:val="left"/>
+            </w:pPr>
+            <w:r>
+              <w:rPr>
+                <w:rFonts w:ascii="BIZ UDPGothic" w:cs="BIZ UDPGothic" w:eastAsia="BIZ UDPGothic" w:hAnsi="BIZ UDPGothic"/>
+                <w:b w:val="false"/>
+                <w:bCs w:val="false"/>
+                <w:color w:val="404040"/>
+                <w:sz w:val="18"/>
+                <w:szCs w:val="18"/>
+              </w:rPr>
+              <w:t xml:space="preserve"/>
+            </w:r>
+          </w:p>
+        </w:tc>
+      </w:tr>
+      <w:tr>
+        <w:trPr>
+          <w:cantSplit/>
+        </w:trPr>
+        <w:tc>
+          <w:tcPr>
+            <w:tcW w:type="dxa" w:w="2400"/>
+            <w:tcBorders>
+              <w:top w:val="single" w:color="CCCCCC" w:sz="4"/>
+              <w:left w:val="single" w:color="CCCCCC" w:sz="4"/>
+              <w:bottom w:val="single" w:color="CCCCCC" w:sz="4"/>
+              <w:right w:val="single" w:color="CCCCCC" w:sz="4"/>
+            </w:tcBorders>
+            <w:shd w:fill="E8E8E8" w:val="clear"/>
+            <w:tcMar>
+              <w:top w:type="dxa" w:w="80"/>
+              <w:left w:type="dxa" w:w="120"/>
+              <w:bottom w:type="dxa" w:w="80"/>
+              <w:right w:type="dxa" w:w="120"/>
+            </w:tcMar>
+            <w:vAlign w:val="center"/>
+          </w:tcPr>
+          <w:p>
+            <w:pPr>
+              <w:jc w:val="left"/>
+            </w:pPr>
+            <w:r>
+              <w:rPr>
+                <w:rFonts w:ascii="BIZ UDPGothic" w:cs="BIZ UDPGothic" w:eastAsia="BIZ UDPGothic" w:hAnsi="BIZ UDPGothic"/>
+                <w:b/>
+                <w:bCs/>
+                <w:color w:val="000000"/>
+                <w:sz w:val="18"/>
+                <w:szCs w:val="18"/>
+              </w:rPr>
+              <w:t xml:space="preserve">承認者</w:t>
+            </w:r>
+            <w:r>
+              <w:rPr>
+                <w:rFonts w:ascii="BIZ UDPGothic" w:cs="BIZ UDPGothic" w:eastAsia="BIZ UDPGothic" w:hAnsi="BIZ UDPGothic"/>
+                <w:i/>
+                <w:iCs/>
+                <w:color w:val="888888"/>
+                <w:sz w:val="16"/>
+                <w:szCs w:val="16"/>
+              </w:rPr>
+              <w:t xml:space="preserve"> / </w:t>
+            </w:r>
+            <w:r>
+              <w:rPr>
+                <w:rFonts w:ascii="BIZ UDPGothic" w:cs="BIZ UDPGothic" w:eastAsia="BIZ UDPGothic" w:hAnsi="BIZ UDPGothic"/>
+                <w:i/>
+                <w:iCs/>
+                <w:color w:val="888888"/>
+                <w:sz w:val="16"/>
+                <w:szCs w:val="16"/>
+              </w:rPr>
+              <w:t xml:space="preserve">Người duyệt</w:t>
+            </w:r>
+          </w:p>
+        </w:tc>
+        <w:tc>
+          <w:tcPr>
+            <w:tcW w:type="dxa" w:w="7106"/>
+            <w:tcBorders>
+              <w:top w:val="single" w:color="CCCCCC" w:sz="4"/>
+              <w:left w:val="single" w:color="CCCCCC" w:sz="4"/>
+              <w:bottom w:val="single" w:color="CCCCCC" w:sz="4"/>
+              <w:right w:val="single" w:color="CCCCCC" w:sz="4"/>
+            </w:tcBorders>
+            <w:shd w:fill="FFFFFF" w:val="clear"/>
+            <w:tcMar>
+              <w:top w:type="dxa" w:w="80"/>
+              <w:left w:type="dxa" w:w="120"/>
+              <w:bottom w:type="dxa" w:w="80"/>
+              <w:right w:type="dxa" w:w="120"/>
+            </w:tcMar>
+            <w:vAlign w:val="center"/>
+          </w:tcPr>
+          <w:p>
+            <w:pPr>
+              <w:jc w:val="left"/>
+            </w:pPr>
+            <w:r>
+              <w:rPr>
+                <w:rFonts w:ascii="BIZ UDPGothic" w:cs="BIZ UDPGothic" w:eastAsia="BIZ UDPGothic" w:hAnsi="BIZ UDPGothic"/>
+                <w:b w:val="false"/>
+                <w:bCs w:val="false"/>
+                <w:color w:val="404040"/>
+                <w:sz w:val="18"/>
+                <w:szCs w:val="18"/>
+              </w:rPr>
+              <w:t xml:space="preserve"/>
+            </w:r>
+          </w:p>
+        </w:tc>
+      </w:tr>
+    </w:tbl>
+    <w:p>
+      <w:pPr>
+        <w:pBdr>
+          <w:left w:val="thick" w:color="C8102E" w:sz="20" w:space="6"/>
+        </w:pBdr>
+        <w:spacing w:before="280" w:after="100"/>
+      </w:pPr>
+      <w:r>
+        <w:rPr>
+          <w:rFonts w:ascii="BIZ UDPGothic" w:cs="BIZ UDPGothic" w:eastAsia="BIZ UDPGothic" w:hAnsi="BIZ UDPGothic"/>
+          <w:b/>
+          <w:bCs/>
+          <w:color w:val="C8102E"/>
+          <w:sz w:val="24"/>
+          <w:szCs w:val="24"/>
+        </w:rPr>
+        <w:t xml:space="preserve">■ 報告方法</w:t>
+      </w:r>
+      <w:r>
+        <w:br/>
+      </w:r>
+      <w:r>
+        <w:rPr>
+          <w:rFonts w:ascii="BIZ UDPGothic" w:cs="BIZ UDPGothic" w:eastAsia="BIZ UDPGothic" w:hAnsi="BIZ UDPGothic"/>
+          <w:i/>
+          <w:iCs/>
+          <w:color w:val="AA3344"/>
+          <w:sz w:val="17"/>
+          <w:szCs w:val="17"/>
+        </w:rPr>
+        <w:t xml:space="preserve">　Phương Thức Báo Cáo</w:t>
+      </w:r>
+    </w:p>
+    <w:p>
+      <w:pPr>
+        <w:spacing w:before="100" w:after="100"/>
+      </w:pPr>
+      <w:r>
+        <w:rPr>
+          <w:rFonts w:ascii="BIZ UDPGothic" w:cs="BIZ UDPGothic" w:eastAsia="BIZ UDPGothic" w:hAnsi="BIZ UDPGothic"/>
+          <w:color w:val="404040"/>
+          <w:sz w:val="18"/>
+          <w:szCs w:val="18"/>
+        </w:rPr>
+        <w:t xml:space="preserve">全テスト完了後、結果欄（OK/NG）を記入して Thanh Nguyên へ提出すること。</w:t>
+      </w:r>
+      <w:r>
+        <w:br/>
+      </w:r>
+      <w:r>
+        <w:rPr>
+          <w:rFonts w:ascii="BIZ UDPGothic" w:cs="BIZ UDPGothic" w:eastAsia="BIZ UDPGothic" w:hAnsi="BIZ UDPGothic"/>
+          <w:i/>
+          <w:iCs/>
+          <w:color w:val="777777"/>
+          <w:sz w:val="16"/>
+          <w:szCs w:val="16"/>
+        </w:rPr>
+        <w:t xml:space="preserve">/ Sau khi hoàn thành tất cả kiểm thử, điền kết quả (OK/NG) và gửi cho Thanh Nguyên.</w:t>
+      </w:r>
+    </w:p>
+    <w:p>
+      <w:pPr>
+        <w:spacing w:before="100" w:after="100"/>
+      </w:pPr>
+      <w:r>
+        <w:rPr>
+          <w:rFonts w:ascii="BIZ UDPGothic" w:cs="BIZ UDPGothic" w:eastAsia="BIZ UDPGothic" w:hAnsi="BIZ UDPGothic"/>
+          <w:color w:val="404040"/>
+          <w:sz w:val="18"/>
+          <w:szCs w:val="18"/>
+        </w:rPr>
+        <w:t xml:space="preserve">提出先: thanh.nguyen@luvina.net</w:t>
+      </w:r>
+      <w:r>
+        <w:br/>
+      </w:r>
+      <w:r>
+        <w:rPr>
+          <w:rFonts w:ascii="BIZ UDPGothic" w:cs="BIZ UDPGothic" w:eastAsia="BIZ UDPGothic" w:hAnsi="BIZ UDPGothic"/>
+          <w:i/>
+          <w:iCs/>
+          <w:color w:val="777777"/>
+          <w:sz w:val="16"/>
+          <w:szCs w:val="16"/>
+        </w:rPr>
+        <w:t xml:space="preserve">/ Địa chỉ nộp: thanh.nguyen@luvina.net</w:t>
+      </w:r>
+    </w:p>
+    <w:p>
+      <w:pPr>
+        <w:pBdr>
+          <w:left w:val="thick" w:color="C8102E" w:sz="20" w:space="6"/>
+        </w:pBdr>
+        <w:spacing w:before="280" w:after="100"/>
+      </w:pPr>
+      <w:r>
+        <w:rPr>
+          <w:rFonts w:ascii="BIZ UDPGothic" w:cs="BIZ UDPGothic" w:eastAsia="BIZ UDPGothic" w:hAnsi="BIZ UDPGothic"/>
+          <w:b/>
+          <w:bCs/>
+          <w:color w:val="C8102E"/>
+          <w:sz w:val="24"/>
+          <w:szCs w:val="24"/>
+        </w:rPr>
+        <w:t xml:space="preserve">■ ⑨ 改廃履歴</w:t>
       </w:r>
       <w:r>
         <w:br/>
@@ -2042,1968 +4286,6 @@
         </w:tc>
       </w:tr>
     </w:tbl>
-    <w:p>
-      <w:pPr>
-        <w:pBdr>
-          <w:left w:val="thick" w:color="C8102E" w:sz="20" w:space="6"/>
-        </w:pBdr>
-        <w:spacing w:before="280" w:after="100"/>
-      </w:pPr>
-      <w:r>
-        <w:rPr>
-          <w:rFonts w:ascii="BIZ UDPGothic" w:cs="BIZ UDPGothic" w:eastAsia="BIZ UDPGothic" w:hAnsi="BIZ UDPGothic"/>
-          <w:b/>
-          <w:bCs/>
-          <w:color w:val="C8102E"/>
-          <w:sz w:val="24"/>
-          <w:szCs w:val="24"/>
-        </w:rPr>
-        <w:t xml:space="preserve">■ 0. 実施判断のご確認（顧客向け）</w:t>
-      </w:r>
-      <w:r>
-        <w:br/>
-      </w:r>
-      <w:r>
-        <w:rPr>
-          <w:rFonts w:ascii="BIZ UDPGothic" w:cs="BIZ UDPGothic" w:eastAsia="BIZ UDPGothic" w:hAnsi="BIZ UDPGothic"/>
-          <w:i/>
-          <w:iCs/>
-          <w:color w:val="AA3344"/>
-          <w:sz w:val="17"/>
-          <w:szCs w:val="17"/>
-        </w:rPr>
-        <w:t xml:space="preserve">　Xác Nhận Quyết Định Thực Hiện</w:t>
-      </w:r>
-    </w:p>
-    <w:p>
-      <w:pPr>
-        <w:spacing w:before="100" w:after="100"/>
-      </w:pPr>
-      <w:r>
-        <w:rPr>
-          <w:rFonts w:ascii="BIZ UDPGothic" w:cs="BIZ UDPGothic" w:eastAsia="BIZ UDPGothic" w:hAnsi="BIZ UDPGothic"/>
-          <w:color w:val="404040"/>
-          <w:sz w:val="18"/>
-          <w:szCs w:val="18"/>
-        </w:rPr>
-        <w:t xml:space="preserve">(dành cho khách hàng)\*</w:t>
-      </w:r>
-    </w:p>
-    <w:p>
-      <w:pPr>
-        <w:spacing w:before="100" w:after="100"/>
-      </w:pPr>
-      <w:r>
-        <w:rPr>
-          <w:rFonts w:ascii="BIZ UDPGothic" w:cs="BIZ UDPGothic" w:eastAsia="BIZ UDPGothic" w:hAnsi="BIZ UDPGothic"/>
-          <w:color w:val="404040"/>
-          <w:sz w:val="18"/>
-          <w:szCs w:val="18"/>
-        </w:rPr>
-        <w:t xml:space="preserve">本改修の実施にあたり、以下の内容をご確認のうえ、実施可否をご判断ください。</w:t>
-      </w:r>
-    </w:p>
-    <w:p>
-      <w:pPr>
-        <w:spacing w:before="100" w:after="100"/>
-      </w:pPr>
-      <w:r>
-        <w:rPr>
-          <w:rFonts w:ascii="BIZ UDPGothic" w:cs="BIZ UDPGothic" w:eastAsia="BIZ UDPGothic" w:hAnsi="BIZ UDPGothic"/>
-          <w:color w:val="404040"/>
-          <w:sz w:val="18"/>
-          <w:szCs w:val="18"/>
-        </w:rPr>
-        <w:t xml:space="preserve">\*Để triển khai sửa đổi này, vui lòng xác nhận nội dung dưới đây và đưa</w:t>
-      </w:r>
-    </w:p>
-    <w:p>
-      <w:pPr>
-        <w:spacing w:before="100" w:after="100"/>
-      </w:pPr>
-      <w:r>
-        <w:rPr>
-          <w:rFonts w:ascii="BIZ UDPGothic" w:cs="BIZ UDPGothic" w:eastAsia="BIZ UDPGothic" w:hAnsi="BIZ UDPGothic"/>
-          <w:color w:val="404040"/>
-          <w:sz w:val="18"/>
-          <w:szCs w:val="18"/>
-        </w:rPr>
-        <w:t xml:space="preserve">ra quyết định có thực hiện hay không.\*</w:t>
-      </w:r>
-    </w:p>
-    <w:p>
-      <w:pPr>
-        <w:pBdr>
-          <w:left w:val="thick" w:color="C8102E" w:sz="20" w:space="6"/>
-        </w:pBdr>
-        <w:spacing w:before="280" w:after="100"/>
-      </w:pPr>
-      <w:r>
-        <w:rPr>
-          <w:rFonts w:ascii="BIZ UDPGothic" w:cs="BIZ UDPGothic" w:eastAsia="BIZ UDPGothic" w:hAnsi="BIZ UDPGothic"/>
-          <w:b/>
-          <w:bCs/>
-          <w:color w:val="C8102E"/>
-          <w:sz w:val="24"/>
-          <w:szCs w:val="24"/>
-        </w:rPr>
-        <w:t xml:space="preserve">■ 変更内容と影響範囲</w:t>
-      </w:r>
-      <w:r>
-        <w:br/>
-      </w:r>
-      <w:r>
-        <w:rPr>
-          <w:rFonts w:ascii="BIZ UDPGothic" w:cs="BIZ UDPGothic" w:eastAsia="BIZ UDPGothic" w:hAnsi="BIZ UDPGothic"/>
-          <w:i/>
-          <w:iCs/>
-          <w:color w:val="AA3344"/>
-          <w:sz w:val="17"/>
-          <w:szCs w:val="17"/>
-        </w:rPr>
-        <w:t xml:space="preserve">　Phạm Vi Ảnh Hưởng</w:t>
-      </w:r>
-    </w:p>
-    <w:p>
-      <w:pPr>
-        <w:spacing w:before="100" w:after="100"/>
-      </w:pPr>
-      <w:r>
-        <w:rPr>
-          <w:rFonts w:ascii="BIZ UDPGothic" w:cs="BIZ UDPGothic" w:eastAsia="BIZ UDPGothic" w:hAnsi="BIZ UDPGothic"/>
-          <w:color w:val="404040"/>
-          <w:sz w:val="18"/>
-          <w:szCs w:val="18"/>
-        </w:rPr>
-        <w:t xml:space="preserve">\-\-\-\-\-\-\-\-\-\-\-\-\-\-\--</w:t>
-      </w:r>
-    </w:p>
-    <w:p>
-      <w:pPr>
-        <w:spacing w:before="100" w:after="100"/>
-      </w:pPr>
-      <w:r>
-        <w:rPr>
-          <w:rFonts w:ascii="BIZ UDPGothic" w:cs="BIZ UDPGothic" w:eastAsia="BIZ UDPGothic" w:hAnsi="BIZ UDPGothic"/>
-          <w:color w:val="404040"/>
-          <w:sz w:val="18"/>
-          <w:szCs w:val="18"/>
-        </w:rPr>
-        <w:t xml:space="preserve">\-\-\-\-\-\-\-\-\-\-\-\-\-\-\-\-\-\-\-\-\-\-\-\-\-\-\-\-\-\-\-\-\-\-\-\-\-\-\-\-\-\-\-\-\-\-\-\-\-\-\-\-\-\-\-\-\-\-\-\-\-\-\-\-\-\-\-\-\-\-\-\-\-\-\-\-\-\-\-\-\-\-\-\-\-\-\-\-\-\-\-\-\-\-\-\-\-\-\-\-\-\-\-\-\-\-\-\-\-\-\-\-\-\-\-\-\-\-\-\-\-\-\-\-\-\-\-\-\-\-\-\-\-\-\-\-\-\-\-\-\-\-\-\--</w:t>
-      </w:r>
-    </w:p>
-    <w:p>
-      <w:pPr>
-        <w:spacing w:before="100" w:after="100"/>
-      </w:pPr>
-      <w:r>
-        <w:rPr>
-          <w:rFonts w:ascii="BIZ UDPGothic" w:cs="BIZ UDPGothic" w:eastAsia="BIZ UDPGothic" w:hAnsi="BIZ UDPGothic"/>
-          <w:color w:val="404040"/>
-          <w:sz w:val="18"/>
-          <w:szCs w:val="18"/>
-        </w:rPr>
-        <w:t xml:space="preserve">変更対象 Lambda 環境変数 DB_KASUMI の接続先を Writer → Reader</w:t>
-      </w:r>
-    </w:p>
-    <w:p>
-      <w:pPr>
-        <w:spacing w:before="100" w:after="100"/>
-      </w:pPr>
-      <w:r>
-        <w:rPr>
-          <w:rFonts w:ascii="BIZ UDPGothic" w:cs="BIZ UDPGothic" w:eastAsia="BIZ UDPGothic" w:hAnsi="BIZ UDPGothic"/>
-          <w:color w:val="404040"/>
-          <w:sz w:val="18"/>
-          <w:szCs w:val="18"/>
-        </w:rPr>
-        <w:t xml:space="preserve">エンドポイントに変更</w:t>
-      </w:r>
-    </w:p>
-    <w:p>
-      <w:pPr>
-        <w:spacing w:before="100" w:after="100"/>
-      </w:pPr>
-      <w:r>
-        <w:rPr>
-          <w:rFonts w:ascii="BIZ UDPGothic" w:cs="BIZ UDPGothic" w:eastAsia="BIZ UDPGothic" w:hAnsi="BIZ UDPGothic"/>
-          <w:color w:val="404040"/>
-          <w:sz w:val="18"/>
-          <w:szCs w:val="18"/>
-        </w:rPr>
-        <w:t xml:space="preserve">変更理由</w:t>
-      </w:r>
-    </w:p>
-    <w:p>
-      <w:pPr>
-        <w:spacing w:before="100" w:after="100"/>
-      </w:pPr>
-      <w:r>
-        <w:rPr>
-          <w:rFonts w:ascii="BIZ UDPGothic" w:cs="BIZ UDPGothic" w:eastAsia="BIZ UDPGothic" w:hAnsi="BIZ UDPGothic"/>
-          <w:color w:val="404040"/>
-          <w:sz w:val="18"/>
-          <w:szCs w:val="18"/>
-        </w:rPr>
-        <w:t xml:space="preserve">当該Lambda（create-file-end-for-night）はSELECTのみ実行する読み取り専用処理であり、WriterへのDB負荷を分散するためReaderエンドポイントに変更する</w:t>
-      </w:r>
-    </w:p>
-    <w:p>
-      <w:pPr>
-        <w:spacing w:before="100" w:after="100"/>
-      </w:pPr>
-      <w:r>
-        <w:rPr>
-          <w:rFonts w:ascii="BIZ UDPGothic" w:cs="BIZ UDPGothic" w:eastAsia="BIZ UDPGothic" w:hAnsi="BIZ UDPGothic"/>
-          <w:color w:val="404040"/>
-          <w:sz w:val="18"/>
-          <w:szCs w:val="18"/>
-        </w:rPr>
-        <w:t xml:space="preserve">DB操作内容 SELECT のみ（INSERT / UPDATE / DELETE</w:t>
-      </w:r>
-    </w:p>
-    <w:p>
-      <w:pPr>
-        <w:spacing w:before="100" w:after="100"/>
-      </w:pPr>
-      <w:r>
-        <w:rPr>
-          <w:rFonts w:ascii="BIZ UDPGothic" w:cs="BIZ UDPGothic" w:eastAsia="BIZ UDPGothic" w:hAnsi="BIZ UDPGothic"/>
-          <w:color w:val="404040"/>
-          <w:sz w:val="18"/>
-          <w:szCs w:val="18"/>
-        </w:rPr>
-        <w:t xml:space="preserve">なし）。接続先を変更しても処理ロジックへの影響はない。</w:t>
-      </w:r>
-    </w:p>
-    <w:p>
-      <w:pPr>
-        <w:spacing w:before="100" w:after="100"/>
-      </w:pPr>
-      <w:r>
-        <w:rPr>
-          <w:rFonts w:ascii="BIZ UDPGothic" w:cs="BIZ UDPGothic" w:eastAsia="BIZ UDPGothic" w:hAnsi="BIZ UDPGothic"/>
-          <w:color w:val="404040"/>
-          <w:sz w:val="18"/>
-          <w:szCs w:val="18"/>
-        </w:rPr>
-        <w:t xml:space="preserve">ダウンタイム</w:t>
-      </w:r>
-    </w:p>
-    <w:p>
-      <w:pPr>
-        <w:spacing w:before="100" w:after="100"/>
-      </w:pPr>
-      <w:r>
-        <w:rPr>
-          <w:rFonts w:ascii="BIZ UDPGothic" w:cs="BIZ UDPGothic" w:eastAsia="BIZ UDPGothic" w:hAnsi="BIZ UDPGothic"/>
-          <w:color w:val="404040"/>
-          <w:sz w:val="18"/>
-          <w:szCs w:val="18"/>
-        </w:rPr>
-        <w:t xml:space="preserve">なし。Lambda環境変数の変更のみのため、サービス停止は発生しない。</w:t>
-      </w:r>
-    </w:p>
-    <w:p>
-      <w:pPr>
-        <w:spacing w:before="100" w:after="100"/>
-      </w:pPr>
-      <w:r>
-        <w:rPr>
-          <w:rFonts w:ascii="BIZ UDPGothic" w:cs="BIZ UDPGothic" w:eastAsia="BIZ UDPGothic" w:hAnsi="BIZ UDPGothic"/>
-          <w:color w:val="404040"/>
-          <w:sz w:val="18"/>
-          <w:szCs w:val="18"/>
-        </w:rPr>
-        <w:t xml:space="preserve">切り戻し 即時可能。環境変数 DB_KASUMI</w:t>
-      </w:r>
-    </w:p>
-    <w:p>
-      <w:pPr>
-        <w:spacing w:before="100" w:after="100"/>
-      </w:pPr>
-      <w:r>
-        <w:rPr>
-          <w:rFonts w:ascii="BIZ UDPGothic" w:cs="BIZ UDPGothic" w:eastAsia="BIZ UDPGothic" w:hAnsi="BIZ UDPGothic"/>
-          <w:color w:val="404040"/>
-          <w:sz w:val="18"/>
-          <w:szCs w:val="18"/>
-        </w:rPr>
-        <w:t xml:space="preserve">を元の値（prd/Replica_Kasumi）に戻すだけで完了。</w:t>
-      </w:r>
-    </w:p>
-    <w:p>
-      <w:pPr>
-        <w:spacing w:before="100" w:after="100"/>
-      </w:pPr>
-      <w:r>
-        <w:rPr>
-          <w:rFonts w:ascii="BIZ UDPGothic" w:cs="BIZ UDPGothic" w:eastAsia="BIZ UDPGothic" w:hAnsi="BIZ UDPGothic"/>
-          <w:color w:val="404040"/>
-          <w:sz w:val="18"/>
-          <w:szCs w:val="18"/>
-        </w:rPr>
-        <w:t xml:space="preserve">\-\-\-\-\-\-\-\-\-\-\-\-\-\-\--</w:t>
-      </w:r>
-    </w:p>
-    <w:p>
-      <w:pPr>
-        <w:spacing w:before="100" w:after="100"/>
-      </w:pPr>
-      <w:r>
-        <w:rPr>
-          <w:rFonts w:ascii="BIZ UDPGothic" w:cs="BIZ UDPGothic" w:eastAsia="BIZ UDPGothic" w:hAnsi="BIZ UDPGothic"/>
-          <w:color w:val="404040"/>
-          <w:sz w:val="18"/>
-          <w:szCs w:val="18"/>
-        </w:rPr>
-        <w:t xml:space="preserve">\-\-\-\-\-\-\-\-\-\-\-\-\-\-\-\-\-\-\-\-\-\-\-\-\-\-\-\-\-\-\-\-\-\-\-\-\-\-\-\-\-\-\-\-\-\-\-\-\-\-\-\-\-\-\-\-\-\-\-\-\-\-\-\-\-\-\-\-\-\-\-\-\-\-\-\-\-\-\-\-\-\-\-\-\-\-\-\-\-\-\-\-\-\-\-\-\-\-\-\-\-\-\-\-\-\-\-\-\-\-\-\-\-\-\-\-\-\-\-\-\-\-\-\-\-\-\-\-\-\-\-\-\-\-\-\-\-\-\-\-\-\-\-\--</w:t>
-      </w:r>
-    </w:p>
-    <w:p>
-      <w:pPr>
-        <w:pBdr>
-          <w:left w:val="thick" w:color="C8102E" w:sz="20" w:space="6"/>
-        </w:pBdr>
-        <w:spacing w:before="280" w:after="100"/>
-      </w:pPr>
-      <w:r>
-        <w:rPr>
-          <w:rFonts w:ascii="BIZ UDPGothic" w:cs="BIZ UDPGothic" w:eastAsia="BIZ UDPGothic" w:hAnsi="BIZ UDPGothic"/>
-          <w:b/>
-          <w:bCs/>
-          <w:color w:val="C8102E"/>
-          <w:sz w:val="24"/>
-          <w:szCs w:val="24"/>
-        </w:rPr>
-        <w:t xml:space="preserve">■ 実施判断チェックリスト</w:t>
-      </w:r>
-      <w:r>
-        <w:br/>
-      </w:r>
-      <w:r>
-        <w:rPr>
-          <w:rFonts w:ascii="BIZ UDPGothic" w:cs="BIZ UDPGothic" w:eastAsia="BIZ UDPGothic" w:hAnsi="BIZ UDPGothic"/>
-          <w:i/>
-          <w:iCs/>
-          <w:color w:val="AA3344"/>
-          <w:sz w:val="17"/>
-          <w:szCs w:val="17"/>
-        </w:rPr>
-        <w:t xml:space="preserve">　*</w:t>
-      </w:r>
-    </w:p>
-    <w:p>
-      <w:pPr>
-        <w:spacing w:before="100" w:after="100"/>
-      </w:pPr>
-      <w:r>
-        <w:rPr>
-          <w:rFonts w:ascii="BIZ UDPGothic" w:cs="BIZ UDPGothic" w:eastAsia="BIZ UDPGothic" w:hAnsi="BIZ UDPGothic"/>
-          <w:color w:val="404040"/>
-          <w:sz w:val="18"/>
-          <w:szCs w:val="18"/>
-        </w:rPr>
-        <w:t xml:space="preserve">hiện\*\</w:t>
-      </w:r>
-      <w:r>
-        <w:br/>
-      </w:r>
-      <w:r>
-        <w:rPr>
-          <w:rFonts w:ascii="BIZ UDPGothic" w:cs="BIZ UDPGothic" w:eastAsia="BIZ UDPGothic" w:hAnsi="BIZ UDPGothic"/>
-          <w:i/>
-          <w:iCs/>
-          <w:color w:val="777777"/>
-          <w:sz w:val="16"/>
-          <w:szCs w:val="16"/>
-        </w:rPr>
-        <w:t xml:space="preserve">/ 実施判断チェックリスト\*\* \*Danh sách kiểm tra quyết định thực</w:t>
-      </w:r>
-    </w:p>
-    <w:p>
-      <w:pPr>
-        <w:spacing w:before="100" w:after="100"/>
-      </w:pPr>
-      <w:r>
-        <w:rPr>
-          <w:rFonts w:ascii="BIZ UDPGothic" w:cs="BIZ UDPGothic" w:eastAsia="BIZ UDPGothic" w:hAnsi="BIZ UDPGothic"/>
-          <w:color w:val="404040"/>
-          <w:sz w:val="18"/>
-          <w:szCs w:val="18"/>
-        </w:rPr>
-        <w:t xml:space="preserve">hiện\</w:t>
-      </w:r>
-    </w:p>
-    <w:p>
-      <w:pPr>
-        <w:spacing w:before="100" w:after="100"/>
-      </w:pPr>
-      <w:r>
-        <w:rPr>
-          <w:rFonts w:ascii="BIZ UDPGothic" w:cs="BIZ UDPGothic" w:eastAsia="BIZ UDPGothic" w:hAnsi="BIZ UDPGothic"/>
-          <w:color w:val="404040"/>
-          <w:sz w:val="18"/>
-          <w:szCs w:val="18"/>
-        </w:rPr>
-        <w:t xml:space="preserve">\-\-\-\-\-\-\-\--</w:t>
-      </w:r>
-    </w:p>
-    <w:p>
-      <w:pPr>
-        <w:spacing w:before="100" w:after="100"/>
-      </w:pPr>
-      <w:r>
-        <w:rPr>
-          <w:rFonts w:ascii="BIZ UDPGothic" w:cs="BIZ UDPGothic" w:eastAsia="BIZ UDPGothic" w:hAnsi="BIZ UDPGothic"/>
-          <w:color w:val="404040"/>
-          <w:sz w:val="18"/>
-          <w:szCs w:val="18"/>
-        </w:rPr>
-        <w:t xml:space="preserve">\-\-\-\-\-\-\-\-\-\-\-\-\-\-\-\-\-\-\-\-\-\-\-\-\-\-\-\-\-\-\-\-\-\-\-\-\-\-\-\-\-\-\-\-\-\-\-\-\-\-\-\-\-\-\-\-\-\-\-\-\-\-\-\-\-\-\-\-\-\-\-\-\-\-\-\-\-\--</w:t>
-      </w:r>
-    </w:p>
-    <w:p>
-      <w:pPr>
-        <w:spacing w:before="100" w:after="100"/>
-      </w:pPr>
-      <w:r>
-        <w:rPr>
-          <w:rFonts w:ascii="BIZ UDPGothic" w:cs="BIZ UDPGothic" w:eastAsia="BIZ UDPGothic" w:hAnsi="BIZ UDPGothic"/>
-          <w:color w:val="404040"/>
-          <w:sz w:val="18"/>
-          <w:szCs w:val="18"/>
-        </w:rPr>
-        <w:t xml:space="preserve">\-\-\-\-\-\-\-\-\-\-\-\-\--</w:t>
-      </w:r>
-    </w:p>
-    <w:p>
-      <w:pPr>
-        <w:spacing w:before="100" w:after="100"/>
-      </w:pPr>
-      <w:r>
-        <w:rPr>
-          <w:rFonts w:ascii="BIZ UDPGothic" w:cs="BIZ UDPGothic" w:eastAsia="BIZ UDPGothic" w:hAnsi="BIZ UDPGothic"/>
-          <w:color w:val="404040"/>
-          <w:sz w:val="18"/>
-          <w:szCs w:val="18"/>
-        </w:rPr>
-        <w:t xml:space="preserve">No. 確認事項 確認結果</w:t>
-      </w:r>
-    </w:p>
-    <w:p>
-      <w:pPr>
-        <w:spacing w:before="100" w:after="100"/>
-      </w:pPr>
-      <w:r>
-        <w:rPr>
-          <w:rFonts w:ascii="BIZ UDPGothic" w:cs="BIZ UDPGothic" w:eastAsia="BIZ UDPGothic" w:hAnsi="BIZ UDPGothic"/>
-          <w:color w:val="404040"/>
-          <w:sz w:val="18"/>
-          <w:szCs w:val="18"/>
-        </w:rPr>
-        <w:t xml:space="preserve">1 create-file-end-for-night が SELECT □ YES □ NO</w:t>
-      </w:r>
-    </w:p>
-    <w:p>
-      <w:pPr>
-        <w:spacing w:before="100" w:after="100"/>
-      </w:pPr>
-      <w:r>
-        <w:rPr>
-          <w:rFonts w:ascii="BIZ UDPGothic" w:cs="BIZ UDPGothic" w:eastAsia="BIZ UDPGothic" w:hAnsi="BIZ UDPGothic"/>
-          <w:color w:val="404040"/>
-          <w:sz w:val="18"/>
-          <w:szCs w:val="18"/>
-        </w:rPr>
-        <w:t xml:space="preserve">のみ実行する読み取り専用処理であることを確認した</w:t>
-      </w:r>
-    </w:p>
-    <w:p>
-      <w:pPr>
-        <w:spacing w:before="100" w:after="100"/>
-      </w:pPr>
-      <w:r>
-        <w:rPr>
-          <w:rFonts w:ascii="BIZ UDPGothic" w:cs="BIZ UDPGothic" w:eastAsia="BIZ UDPGothic" w:hAnsi="BIZ UDPGothic"/>
-          <w:color w:val="404040"/>
-          <w:sz w:val="18"/>
-          <w:szCs w:val="18"/>
-        </w:rPr>
-        <w:t xml:space="preserve">2 Lambda環境変数の変更のみであり、ダウンタイムが発生しないことを了解した</w:t>
-      </w:r>
-    </w:p>
-    <w:p>
-      <w:pPr>
-        <w:spacing w:before="100" w:after="100"/>
-      </w:pPr>
-      <w:r>
-        <w:rPr>
-          <w:rFonts w:ascii="BIZ UDPGothic" w:cs="BIZ UDPGothic" w:eastAsia="BIZ UDPGothic" w:hAnsi="BIZ UDPGothic"/>
-          <w:color w:val="404040"/>
-          <w:sz w:val="18"/>
-          <w:szCs w:val="18"/>
-        </w:rPr>
-        <w:t xml:space="preserve">□ YES □ NO</w:t>
-      </w:r>
-    </w:p>
-    <w:p>
-      <w:pPr>
-        <w:spacing w:before="100" w:after="100"/>
-      </w:pPr>
-      <w:r>
-        <w:rPr>
-          <w:rFonts w:ascii="BIZ UDPGothic" w:cs="BIZ UDPGothic" w:eastAsia="BIZ UDPGothic" w:hAnsi="BIZ UDPGothic"/>
-          <w:color w:val="404040"/>
-          <w:sz w:val="18"/>
-          <w:szCs w:val="18"/>
-        </w:rPr>
-        <w:t xml:space="preserve">3</w:t>
-      </w:r>
-    </w:p>
-    <w:p>
-      <w:pPr>
-        <w:spacing w:before="100" w:after="100"/>
-      </w:pPr>
-      <w:r>
-        <w:rPr>
-          <w:rFonts w:ascii="BIZ UDPGothic" w:cs="BIZ UDPGothic" w:eastAsia="BIZ UDPGothic" w:hAnsi="BIZ UDPGothic"/>
-          <w:color w:val="404040"/>
-          <w:sz w:val="18"/>
-          <w:szCs w:val="18"/>
-        </w:rPr>
-        <w:t xml:space="preserve">接続先をReaderエンドポイント（prd/Replica_Kasumi_RO）に変更することを承認する</w:t>
-      </w:r>
-    </w:p>
-    <w:p>
-      <w:pPr>
-        <w:spacing w:before="100" w:after="100"/>
-      </w:pPr>
-      <w:r>
-        <w:rPr>
-          <w:rFonts w:ascii="BIZ UDPGothic" w:cs="BIZ UDPGothic" w:eastAsia="BIZ UDPGothic" w:hAnsi="BIZ UDPGothic"/>
-          <w:color w:val="404040"/>
-          <w:sz w:val="18"/>
-          <w:szCs w:val="18"/>
-        </w:rPr>
-        <w:t xml:space="preserve">□ 承認 □ 保留</w:t>
-      </w:r>
-    </w:p>
-    <w:p>
-      <w:pPr>
-        <w:spacing w:before="100" w:after="100"/>
-      </w:pPr>
-      <w:r>
-        <w:rPr>
-          <w:rFonts w:ascii="BIZ UDPGothic" w:cs="BIZ UDPGothic" w:eastAsia="BIZ UDPGothic" w:hAnsi="BIZ UDPGothic"/>
-          <w:color w:val="404040"/>
-          <w:sz w:val="18"/>
-          <w:szCs w:val="18"/>
-        </w:rPr>
-        <w:t xml:space="preserve">□ 否認</w:t>
-      </w:r>
-    </w:p>
-    <w:p>
-      <w:pPr>
-        <w:spacing w:before="100" w:after="100"/>
-      </w:pPr>
-      <w:r>
-        <w:rPr>
-          <w:rFonts w:ascii="BIZ UDPGothic" w:cs="BIZ UDPGothic" w:eastAsia="BIZ UDPGothic" w:hAnsi="BIZ UDPGothic"/>
-          <w:color w:val="404040"/>
-          <w:sz w:val="18"/>
-          <w:szCs w:val="18"/>
-        </w:rPr>
-        <w:t xml:space="preserve">\-\-\-\-\-\-\-\--</w:t>
-      </w:r>
-    </w:p>
-    <w:p>
-      <w:pPr>
-        <w:spacing w:before="100" w:after="100"/>
-      </w:pPr>
-      <w:r>
-        <w:rPr>
-          <w:rFonts w:ascii="BIZ UDPGothic" w:cs="BIZ UDPGothic" w:eastAsia="BIZ UDPGothic" w:hAnsi="BIZ UDPGothic"/>
-          <w:color w:val="404040"/>
-          <w:sz w:val="18"/>
-          <w:szCs w:val="18"/>
-        </w:rPr>
-        <w:t xml:space="preserve">\-\-\-\-\-\-\-\-\-\-\-\-\-\-\-\-\-\-\-\-\-\-\-\-\-\-\-\-\-\-\-\-\-\-\-\-\-\-\-\-\-\-\-\-\-\-\-\-\-\-\-\-\-\-\-\-\-\-\-\-\-\-\-\-\-\-\-\-\-\-\-\-\-\-\-\-\-\--</w:t>
-      </w:r>
-    </w:p>
-    <w:p>
-      <w:pPr>
-        <w:spacing w:before="100" w:after="100"/>
-      </w:pPr>
-      <w:r>
-        <w:rPr>
-          <w:rFonts w:ascii="BIZ UDPGothic" w:cs="BIZ UDPGothic" w:eastAsia="BIZ UDPGothic" w:hAnsi="BIZ UDPGothic"/>
-          <w:color w:val="404040"/>
-          <w:sz w:val="18"/>
-          <w:szCs w:val="18"/>
-        </w:rPr>
-        <w:t xml:space="preserve">\-\-\-\-\-\-\-\-\-\-\-\-\--</w:t>
-      </w:r>
-    </w:p>
-    <w:p>
-      <w:pPr>
-        <w:spacing w:before="100" w:after="100"/>
-      </w:pPr>
-      <w:r>
-        <w:rPr>
-          <w:rFonts w:ascii="BIZ UDPGothic" w:cs="BIZ UDPGothic" w:eastAsia="BIZ UDPGothic" w:hAnsi="BIZ UDPGothic"/>
-          <w:color w:val="404040"/>
-          <w:sz w:val="18"/>
-          <w:szCs w:val="18"/>
-        </w:rPr>
-        <w:t xml:space="preserve">※ 確認結果欄に記入・署名のうえ、LUVINA 担当者（Thanh</w:t>
-      </w:r>
-    </w:p>
-    <w:p>
-      <w:pPr>
-        <w:spacing w:before="100" w:after="100"/>
-      </w:pPr>
-      <w:r>
-        <w:rPr>
-          <w:rFonts w:ascii="BIZ UDPGothic" w:cs="BIZ UDPGothic" w:eastAsia="BIZ UDPGothic" w:hAnsi="BIZ UDPGothic"/>
-          <w:color w:val="404040"/>
-          <w:sz w:val="18"/>
-          <w:szCs w:val="18"/>
-        </w:rPr>
-        <w:t xml:space="preserve">Nguyên）へご返送ください。 \*※ Vui lòng điền kết quả xác nhận, ký tên và</w:t>
-      </w:r>
-    </w:p>
-    <w:p>
-      <w:pPr>
-        <w:spacing w:before="100" w:after="100"/>
-      </w:pPr>
-      <w:r>
-        <w:rPr>
-          <w:rFonts w:ascii="BIZ UDPGothic" w:cs="BIZ UDPGothic" w:eastAsia="BIZ UDPGothic" w:hAnsi="BIZ UDPGothic"/>
-          <w:color w:val="404040"/>
-          <w:sz w:val="18"/>
-          <w:szCs w:val="18"/>
-        </w:rPr>
-        <w:t xml:space="preserve">gửi lại cho phụ trách LUVINA (Thanh Nguyên).\*</w:t>
-      </w:r>
-    </w:p>
-    <w:p>
-      <w:pPr>
-        <w:pBdr>
-          <w:left w:val="thick" w:color="C8102E" w:sz="20" w:space="6"/>
-        </w:pBdr>
-        <w:spacing w:before="280" w:after="100"/>
-      </w:pPr>
-      <w:r>
-        <w:rPr>
-          <w:rFonts w:ascii="BIZ UDPGothic" w:cs="BIZ UDPGothic" w:eastAsia="BIZ UDPGothic" w:hAnsi="BIZ UDPGothic"/>
-          <w:b/>
-          <w:bCs/>
-          <w:color w:val="C8102E"/>
-          <w:sz w:val="24"/>
-          <w:szCs w:val="24"/>
-        </w:rPr>
-        <w:t xml:space="preserve">■ 1. 概要・変更理由</w:t>
-      </w:r>
-      <w:r>
-        <w:br/>
-      </w:r>
-      <w:r>
-        <w:rPr>
-          <w:rFonts w:ascii="BIZ UDPGothic" w:cs="BIZ UDPGothic" w:eastAsia="BIZ UDPGothic" w:hAnsi="BIZ UDPGothic"/>
-          <w:i/>
-          <w:iCs/>
-          <w:color w:val="AA3344"/>
-          <w:sz w:val="17"/>
-          <w:szCs w:val="17"/>
-        </w:rPr>
-        <w:t xml:space="preserve">　Tổng Quan</w:t>
-      </w:r>
-    </w:p>
-    <w:p>
-      <w:pPr>
-        <w:spacing w:before="100" w:after="100"/>
-      </w:pPr>
-      <w:r>
-        <w:rPr>
-          <w:rFonts w:ascii="BIZ UDPGothic" w:cs="BIZ UDPGothic" w:eastAsia="BIZ UDPGothic" w:hAnsi="BIZ UDPGothic"/>
-          <w:color w:val="404040"/>
-          <w:sz w:val="18"/>
-          <w:szCs w:val="18"/>
-        </w:rPr>
-        <w:t xml:space="preserve">Lambda関数 ksm-posprd-lmd-function-create-file-end-for-night</w:t>
-      </w:r>
-    </w:p>
-    <w:p>
-      <w:pPr>
-        <w:spacing w:before="100" w:after="100"/>
-      </w:pPr>
-      <w:r>
-        <w:rPr>
-          <w:rFonts w:ascii="BIZ UDPGothic" w:cs="BIZ UDPGothic" w:eastAsia="BIZ UDPGothic" w:hAnsi="BIZ UDPGothic"/>
-          <w:color w:val="404040"/>
-          <w:sz w:val="18"/>
-          <w:szCs w:val="18"/>
-        </w:rPr>
-        <w:t xml:space="preserve">のDB接続先を、WriterエンドポイントからReaderエンドポイントに変更する。</w:t>
-      </w:r>
-    </w:p>
-    <w:p>
-      <w:pPr>
-        <w:pBdr>
-          <w:left w:val="thick" w:color="C8102E" w:sz="20" w:space="6"/>
-        </w:pBdr>
-        <w:spacing w:before="280" w:after="100"/>
-      </w:pPr>
-      <w:r>
-        <w:rPr>
-          <w:rFonts w:ascii="BIZ UDPGothic" w:cs="BIZ UDPGothic" w:eastAsia="BIZ UDPGothic" w:hAnsi="BIZ UDPGothic"/>
-          <w:b/>
-          <w:bCs/>
-          <w:color w:val="C8102E"/>
-          <w:sz w:val="24"/>
-          <w:szCs w:val="24"/>
-        </w:rPr>
-        <w:t xml:space="preserve">■ CloudWatchログ調査結果（2026-03-07実行分）</w:t>
-      </w:r>
-      <w:r>
-        <w:br/>
-      </w:r>
-      <w:r>
-        <w:rPr>
-          <w:rFonts w:ascii="BIZ UDPGothic" w:cs="BIZ UDPGothic" w:eastAsia="BIZ UDPGothic" w:hAnsi="BIZ UDPGothic"/>
-          <w:i/>
-          <w:iCs/>
-          <w:color w:val="AA3344"/>
-          <w:sz w:val="17"/>
-          <w:szCs w:val="17"/>
-        </w:rPr>
-        <w:t xml:space="preserve">　CloudWatchログ調査結果（2026-03-07実行分）</w:t>
-      </w:r>
-    </w:p>
-    <w:p>
-      <w:pPr>
-        <w:spacing w:before="100" w:after="100"/>
-      </w:pPr>
-      <w:r>
-        <w:rPr>
-          <w:rFonts w:ascii="BIZ UDPGothic" w:cs="BIZ UDPGothic" w:eastAsia="BIZ UDPGothic" w:hAnsi="BIZ UDPGothic"/>
-          <w:color w:val="404040"/>
-          <w:sz w:val="18"/>
-          <w:szCs w:val="18"/>
-        </w:rPr>
-        <w:t xml:space="preserve">CloudWatch log (2026-03-07)\*</w:t>
-      </w:r>
-    </w:p>
-    <w:p>
-      <w:pPr>
-        <w:pBdr>
-          <w:left w:val="thick" w:color="C8102E" w:sz="20" w:space="6"/>
-        </w:pBdr>
-        <w:spacing w:before="280" w:after="100"/>
-      </w:pPr>
-      <w:r>
-        <w:rPr>
-          <w:rFonts w:ascii="BIZ UDPGothic" w:cs="BIZ UDPGothic" w:eastAsia="BIZ UDPGothic" w:hAnsi="BIZ UDPGothic"/>
-          <w:b/>
-          <w:bCs/>
-          <w:color w:val="C8102E"/>
-          <w:sz w:val="24"/>
-          <w:szCs w:val="24"/>
-        </w:rPr>
-        <w:t xml:space="preserve">■ 問題点・変更前後</w:t>
-      </w:r>
-      <w:r>
-        <w:br/>
-      </w:r>
-      <w:r>
-        <w:rPr>
-          <w:rFonts w:ascii="BIZ UDPGothic" w:cs="BIZ UDPGothic" w:eastAsia="BIZ UDPGothic" w:hAnsi="BIZ UDPGothic"/>
-          <w:i/>
-          <w:iCs/>
-          <w:color w:val="AA3344"/>
-          <w:sz w:val="17"/>
-          <w:szCs w:val="17"/>
-        </w:rPr>
-        <w:t xml:space="preserve">　問題点・変更前後</w:t>
-      </w:r>
-    </w:p>
-    <w:p>
-      <w:pPr>
-        <w:spacing w:before="100" w:after="100"/>
-      </w:pPr>
-      <w:r>
-        <w:rPr>
-          <w:rFonts w:ascii="BIZ UDPGothic" w:cs="BIZ UDPGothic" w:eastAsia="BIZ UDPGothic" w:hAnsi="BIZ UDPGothic"/>
-          <w:color w:val="404040"/>
-          <w:sz w:val="18"/>
-          <w:szCs w:val="18"/>
-        </w:rPr>
-        <w:t xml:space="preserve">\-\-\-\-\-\-\-\-\-\-\-\-\-\-\-\-\-\-\--</w:t>
-      </w:r>
-    </w:p>
-    <w:p>
-      <w:pPr>
-        <w:spacing w:before="100" w:after="100"/>
-      </w:pPr>
-      <w:r>
-        <w:rPr>
-          <w:rFonts w:ascii="BIZ UDPGothic" w:cs="BIZ UDPGothic" w:eastAsia="BIZ UDPGothic" w:hAnsi="BIZ UDPGothic"/>
-          <w:color w:val="404040"/>
-          <w:sz w:val="18"/>
-          <w:szCs w:val="18"/>
-        </w:rPr>
-        <w:t xml:space="preserve">\-\-\-\-\-\-\-\-\-\-\-\-\-\-\-\-\-\-\-\-\-\-\-\--</w:t>
-      </w:r>
-    </w:p>
-    <w:p>
-      <w:pPr>
-        <w:spacing w:before="100" w:after="100"/>
-      </w:pPr>
-      <w:r>
-        <w:rPr>
-          <w:rFonts w:ascii="BIZ UDPGothic" w:cs="BIZ UDPGothic" w:eastAsia="BIZ UDPGothic" w:hAnsi="BIZ UDPGothic"/>
-          <w:color w:val="404040"/>
-          <w:sz w:val="18"/>
-          <w:szCs w:val="18"/>
-        </w:rPr>
-        <w:t xml:space="preserve">\-\-\-\-\-\-\-\-\-\-\-\-\-\-\-\-\-\-\-\-\-\-\-\--</w:t>
-      </w:r>
-    </w:p>
-    <w:p>
-      <w:pPr>
-        <w:spacing w:before="100" w:after="100"/>
-      </w:pPr>
-      <w:r>
-        <w:rPr>
-          <w:rFonts w:ascii="BIZ UDPGothic" w:cs="BIZ UDPGothic" w:eastAsia="BIZ UDPGothic" w:hAnsi="BIZ UDPGothic"/>
-          <w:color w:val="404040"/>
-          <w:sz w:val="18"/>
-          <w:szCs w:val="18"/>
-        </w:rPr>
-        <w:t xml:space="preserve">項目 現状 理想</w:t>
-      </w:r>
-    </w:p>
-    <w:p>
-      <w:pPr>
-        <w:spacing w:before="100" w:after="100"/>
-      </w:pPr>
-      <w:r>
-        <w:rPr>
-          <w:rFonts w:ascii="BIZ UDPGothic" w:cs="BIZ UDPGothic" w:eastAsia="BIZ UDPGothic" w:hAnsi="BIZ UDPGothic"/>
-          <w:color w:val="404040"/>
-          <w:sz w:val="18"/>
-          <w:szCs w:val="18"/>
-        </w:rPr>
-        <w:t xml:space="preserve">環境変数 DB_KASUMI prd/Replica_Kasumi prd/Replica_Kasumi_RO</w:t>
-      </w:r>
-    </w:p>
-    <w:p>
-      <w:pPr>
-        <w:spacing w:before="100" w:after="100"/>
-      </w:pPr>
-      <w:r>
-        <w:rPr>
-          <w:rFonts w:ascii="BIZ UDPGothic" w:cs="BIZ UDPGothic" w:eastAsia="BIZ UDPGothic" w:hAnsi="BIZ UDPGothic"/>
-          <w:color w:val="404040"/>
-          <w:sz w:val="18"/>
-          <w:szCs w:val="18"/>
-        </w:rPr>
-        <w:t xml:space="preserve">接続エンドポイント Writerエンドポイント ❌ Readerエンドポイント ✅</w:t>
-      </w:r>
-    </w:p>
-    <w:p>
-      <w:pPr>
-        <w:spacing w:before="100" w:after="100"/>
-      </w:pPr>
-      <w:r>
-        <w:rPr>
-          <w:rFonts w:ascii="BIZ UDPGothic" w:cs="BIZ UDPGothic" w:eastAsia="BIZ UDPGothic" w:hAnsi="BIZ UDPGothic"/>
-          <w:color w:val="404040"/>
-          <w:sz w:val="18"/>
-          <w:szCs w:val="18"/>
-        </w:rPr>
-        <w:t xml:space="preserve">DB操作 SELECT のみ SELECT のみ（変更なし）</w:t>
-      </w:r>
-    </w:p>
-    <w:p>
-      <w:pPr>
-        <w:spacing w:before="100" w:after="100"/>
-      </w:pPr>
-      <w:r>
-        <w:rPr>
-          <w:rFonts w:ascii="BIZ UDPGothic" w:cs="BIZ UDPGothic" w:eastAsia="BIZ UDPGothic" w:hAnsi="BIZ UDPGothic"/>
-          <w:color w:val="404040"/>
-          <w:sz w:val="18"/>
-          <w:szCs w:val="18"/>
-        </w:rPr>
-        <w:t xml:space="preserve">\-\-\-\-\-\-\-\-\-\-\-\-\-\-\-\-\-\-\--</w:t>
-      </w:r>
-    </w:p>
-    <w:p>
-      <w:pPr>
-        <w:spacing w:before="100" w:after="100"/>
-      </w:pPr>
-      <w:r>
-        <w:rPr>
-          <w:rFonts w:ascii="BIZ UDPGothic" w:cs="BIZ UDPGothic" w:eastAsia="BIZ UDPGothic" w:hAnsi="BIZ UDPGothic"/>
-          <w:color w:val="404040"/>
-          <w:sz w:val="18"/>
-          <w:szCs w:val="18"/>
-        </w:rPr>
-        <w:t xml:space="preserve">\-\-\-\-\-\-\-\-\-\-\-\-\-\-\-\-\-\-\-\-\-\-\-\--</w:t>
-      </w:r>
-    </w:p>
-    <w:p>
-      <w:pPr>
-        <w:spacing w:before="100" w:after="100"/>
-      </w:pPr>
-      <w:r>
-        <w:rPr>
-          <w:rFonts w:ascii="BIZ UDPGothic" w:cs="BIZ UDPGothic" w:eastAsia="BIZ UDPGothic" w:hAnsi="BIZ UDPGothic"/>
-          <w:color w:val="404040"/>
-          <w:sz w:val="18"/>
-          <w:szCs w:val="18"/>
-        </w:rPr>
-        <w:t xml:space="preserve">\-\-\-\-\-\-\-\-\-\-\-\-\-\-\-\-\-\-\-\-\-\-\-\--</w:t>
-      </w:r>
-    </w:p>
-    <w:p>
-      <w:pPr>
-        <w:pBdr>
-          <w:left w:val="thick" w:color="C8102E" w:sz="20" w:space="6"/>
-        </w:pBdr>
-        <w:spacing w:before="280" w:after="100"/>
-      </w:pPr>
-      <w:r>
-        <w:rPr>
-          <w:rFonts w:ascii="BIZ UDPGothic" w:cs="BIZ UDPGothic" w:eastAsia="BIZ UDPGothic" w:hAnsi="BIZ UDPGothic"/>
-          <w:b/>
-          <w:bCs/>
-          <w:color w:val="C8102E"/>
-          <w:sz w:val="24"/>
-          <w:szCs w:val="24"/>
-        </w:rPr>
-        <w:t xml:space="preserve">■ 2. 変更内容</w:t>
-      </w:r>
-      <w:r>
-        <w:br/>
-      </w:r>
-      <w:r>
-        <w:rPr>
-          <w:rFonts w:ascii="BIZ UDPGothic" w:cs="BIZ UDPGothic" w:eastAsia="BIZ UDPGothic" w:hAnsi="BIZ UDPGothic"/>
-          <w:i/>
-          <w:iCs/>
-          <w:color w:val="AA3344"/>
-          <w:sz w:val="17"/>
-          <w:szCs w:val="17"/>
-        </w:rPr>
-        <w:t xml:space="preserve">　Nội</w:t>
-      </w:r>
-    </w:p>
-    <w:p>
-      <w:pPr>
-        <w:spacing w:before="100" w:after="100"/>
-      </w:pPr>
-      <w:r>
-        <w:rPr>
-          <w:rFonts w:ascii="BIZ UDPGothic" w:cs="BIZ UDPGothic" w:eastAsia="BIZ UDPGothic" w:hAnsi="BIZ UDPGothic"/>
-          <w:color w:val="404040"/>
-          <w:sz w:val="18"/>
-          <w:szCs w:val="18"/>
-        </w:rPr>
-        <w:t xml:space="preserve">環境変数名: DB_KASUMI 変更前の値:   環境変数名: DB_KASUMI 変更後の値:</w:t>
-      </w:r>
-    </w:p>
-    <w:p>
-      <w:pPr>
-        <w:spacing w:before="100" w:after="100"/>
-      </w:pPr>
-      <w:r>
-        <w:rPr>
-          <w:rFonts w:ascii="BIZ UDPGothic" w:cs="BIZ UDPGothic" w:eastAsia="BIZ UDPGothic" w:hAnsi="BIZ UDPGothic"/>
-          <w:color w:val="404040"/>
-          <w:sz w:val="18"/>
-          <w:szCs w:val="18"/>
-        </w:rPr>
-        <w:t xml:space="preserve">prd/Replica_Kasumi                  prd/Replica_Kasumi_RO</w:t>
-      </w:r>
-    </w:p>
-    <w:p>
-      <w:pPr>
-        <w:pBdr>
-          <w:left w:val="thick" w:color="C8102E" w:sz="20" w:space="6"/>
-        </w:pBdr>
-        <w:spacing w:before="280" w:after="100"/>
-      </w:pPr>
-      <w:r>
-        <w:rPr>
-          <w:rFonts w:ascii="BIZ UDPGothic" w:cs="BIZ UDPGothic" w:eastAsia="BIZ UDPGothic" w:hAnsi="BIZ UDPGothic"/>
-          <w:b/>
-          <w:bCs/>
-          <w:color w:val="C8102E"/>
-          <w:sz w:val="24"/>
-          <w:szCs w:val="24"/>
-        </w:rPr>
-        <w:t xml:space="preserve">■ 3. 変更手順</w:t>
-      </w:r>
-      <w:r>
-        <w:br/>
-      </w:r>
-      <w:r>
-        <w:rPr>
-          <w:rFonts w:ascii="BIZ UDPGothic" w:cs="BIZ UDPGothic" w:eastAsia="BIZ UDPGothic" w:hAnsi="BIZ UDPGothic"/>
-          <w:i/>
-          <w:iCs/>
-          <w:color w:val="AA3344"/>
-          <w:sz w:val="17"/>
-          <w:szCs w:val="17"/>
-        </w:rPr>
-        <w:t xml:space="preserve">　Quy</w:t>
-      </w:r>
-    </w:p>
-    <w:p>
-      <w:pPr>
-        <w:pBdr>
-          <w:left w:val="thick" w:color="C8102E" w:sz="20" w:space="6"/>
-        </w:pBdr>
-        <w:spacing w:before="280" w:after="100"/>
-      </w:pPr>
-      <w:r>
-        <w:rPr>
-          <w:rFonts w:ascii="BIZ UDPGothic" w:cs="BIZ UDPGothic" w:eastAsia="BIZ UDPGothic" w:hAnsi="BIZ UDPGothic"/>
-          <w:b/>
-          <w:bCs/>
-          <w:color w:val="C8102E"/>
-          <w:sz w:val="24"/>
-          <w:szCs w:val="24"/>
-        </w:rPr>
-        <w:t xml:space="preserve">■ 手順1: 変更前の確認</w:t>
-      </w:r>
-      <w:r>
-        <w:br/>
-      </w:r>
-      <w:r>
-        <w:rPr>
-          <w:rFonts w:ascii="BIZ UDPGothic" w:cs="BIZ UDPGothic" w:eastAsia="BIZ UDPGothic" w:hAnsi="BIZ UDPGothic"/>
-          <w:i/>
-          <w:iCs/>
-          <w:color w:val="AA3344"/>
-          <w:sz w:val="17"/>
-          <w:szCs w:val="17"/>
-        </w:rPr>
-        <w:t xml:space="preserve">　手順1: 変更前の確認</w:t>
-      </w:r>
-    </w:p>
-    <w:p>
-      <w:pPr>
-        <w:pBdr>
-          <w:left w:val="thick" w:color="C8102E" w:sz="20" w:space="6"/>
-        </w:pBdr>
-        <w:spacing w:before="280" w:after="100"/>
-      </w:pPr>
-      <w:r>
-        <w:rPr>
-          <w:rFonts w:ascii="BIZ UDPGothic" w:cs="BIZ UDPGothic" w:eastAsia="BIZ UDPGothic" w:hAnsi="BIZ UDPGothic"/>
-          <w:b/>
-          <w:bCs/>
-          <w:color w:val="C8102E"/>
-          <w:sz w:val="24"/>
-          <w:szCs w:val="24"/>
-        </w:rPr>
-        <w:t xml:space="preserve">■ 手順2: 環境変数の変更</w:t>
-      </w:r>
-      <w:r>
-        <w:br/>
-      </w:r>
-      <w:r>
-        <w:rPr>
-          <w:rFonts w:ascii="BIZ UDPGothic" w:cs="BIZ UDPGothic" w:eastAsia="BIZ UDPGothic" w:hAnsi="BIZ UDPGothic"/>
-          <w:i/>
-          <w:iCs/>
-          <w:color w:val="AA3344"/>
-          <w:sz w:val="17"/>
-          <w:szCs w:val="17"/>
-        </w:rPr>
-        <w:t xml:space="preserve">　手順2: 環境変数の変更</w:t>
-      </w:r>
-    </w:p>
-    <w:p>
-      <w:pPr>
-        <w:pBdr>
-          <w:left w:val="thick" w:color="C8102E" w:sz="20" w:space="6"/>
-        </w:pBdr>
-        <w:spacing w:before="280" w:after="100"/>
-      </w:pPr>
-      <w:r>
-        <w:rPr>
-          <w:rFonts w:ascii="BIZ UDPGothic" w:cs="BIZ UDPGothic" w:eastAsia="BIZ UDPGothic" w:hAnsi="BIZ UDPGothic"/>
-          <w:b/>
-          <w:bCs/>
-          <w:color w:val="C8102E"/>
-          <w:sz w:val="24"/>
-          <w:szCs w:val="24"/>
-        </w:rPr>
-        <w:t xml:space="preserve">■ 手順3: 変更後の確認</w:t>
-      </w:r>
-      <w:r>
-        <w:br/>
-      </w:r>
-      <w:r>
-        <w:rPr>
-          <w:rFonts w:ascii="BIZ UDPGothic" w:cs="BIZ UDPGothic" w:eastAsia="BIZ UDPGothic" w:hAnsi="BIZ UDPGothic"/>
-          <w:i/>
-          <w:iCs/>
-          <w:color w:val="AA3344"/>
-          <w:sz w:val="17"/>
-          <w:szCs w:val="17"/>
-        </w:rPr>
-        <w:t xml:space="preserve">　手順3: 変更後の確認</w:t>
-      </w:r>
-    </w:p>
-    <w:p>
-      <w:pPr>
-        <w:pBdr>
-          <w:left w:val="thick" w:color="C8102E" w:sz="20" w:space="6"/>
-        </w:pBdr>
-        <w:spacing w:before="280" w:after="100"/>
-      </w:pPr>
-      <w:r>
-        <w:rPr>
-          <w:rFonts w:ascii="BIZ UDPGothic" w:cs="BIZ UDPGothic" w:eastAsia="BIZ UDPGothic" w:hAnsi="BIZ UDPGothic"/>
-          <w:b/>
-          <w:bCs/>
-          <w:color w:val="C8102E"/>
-          <w:sz w:val="24"/>
-          <w:szCs w:val="24"/>
-        </w:rPr>
-        <w:t xml:space="preserve">■ 4. 実施タイミング・影響範囲</w:t>
-      </w:r>
-      <w:r>
-        <w:br/>
-      </w:r>
-      <w:r>
-        <w:rPr>
-          <w:rFonts w:ascii="BIZ UDPGothic" w:cs="BIZ UDPGothic" w:eastAsia="BIZ UDPGothic" w:hAnsi="BIZ UDPGothic"/>
-          <w:i/>
-          <w:iCs/>
-          <w:color w:val="AA3344"/>
-          <w:sz w:val="17"/>
-          <w:szCs w:val="17"/>
-        </w:rPr>
-        <w:t xml:space="preserve">　Phạm Vi Ảnh Hưởng</w:t>
-      </w:r>
-    </w:p>
-    <w:p>
-      <w:pPr>
-        <w:spacing w:before="100" w:after="100"/>
-      </w:pPr>
-      <w:r>
-        <w:rPr>
-          <w:rFonts w:ascii="BIZ UDPGothic" w:cs="BIZ UDPGothic" w:eastAsia="BIZ UDPGothic" w:hAnsi="BIZ UDPGothic"/>
-          <w:color w:val="404040"/>
-          <w:sz w:val="18"/>
-          <w:szCs w:val="18"/>
-        </w:rPr>
-        <w:t xml:space="preserve">ảnh\</w:t>
-      </w:r>
-      <w:r>
-        <w:br/>
-      </w:r>
-      <w:r>
-        <w:rPr>
-          <w:rFonts w:ascii="BIZ UDPGothic" w:cs="BIZ UDPGothic" w:eastAsia="BIZ UDPGothic" w:hAnsi="BIZ UDPGothic"/>
-          <w:i/>
-          <w:iCs/>
-          <w:color w:val="777777"/>
-          <w:sz w:val="16"/>
-          <w:szCs w:val="16"/>
-        </w:rPr>
-        <w:t xml:space="preserve">/ 4. 実施タイミング・影響範囲\*\* \*4. Thời điểm thực hiện / Phạm vi</w:t>
-      </w:r>
-    </w:p>
-    <w:p>
-      <w:pPr>
-        <w:spacing w:before="100" w:after="100"/>
-      </w:pPr>
-      <w:r>
-        <w:rPr>
-          <w:rFonts w:ascii="BIZ UDPGothic" w:cs="BIZ UDPGothic" w:eastAsia="BIZ UDPGothic" w:hAnsi="BIZ UDPGothic"/>
-          <w:color w:val="404040"/>
-          <w:sz w:val="18"/>
-          <w:szCs w:val="18"/>
-        </w:rPr>
-        <w:t xml:space="preserve">ảnh*</w:t>
-      </w:r>
-    </w:p>
-    <w:p>
-      <w:pPr>
-        <w:spacing w:before="100" w:after="100"/>
-      </w:pPr>
-      <w:r>
-        <w:rPr>
-          <w:rFonts w:ascii="BIZ UDPGothic" w:cs="BIZ UDPGothic" w:eastAsia="BIZ UDPGothic" w:hAnsi="BIZ UDPGothic"/>
-          <w:color w:val="404040"/>
-          <w:sz w:val="18"/>
-          <w:szCs w:val="18"/>
-        </w:rPr>
-        <w:t xml:space="preserve">hưởng\*</w:t>
-      </w:r>
-    </w:p>
-    <w:p>
-      <w:pPr>
-        <w:spacing w:before="100" w:after="100"/>
-      </w:pPr>
-      <w:r>
-        <w:rPr>
-          <w:rFonts w:ascii="BIZ UDPGothic" w:cs="BIZ UDPGothic" w:eastAsia="BIZ UDPGothic" w:hAnsi="BIZ UDPGothic"/>
-          <w:color w:val="404040"/>
-          <w:sz w:val="18"/>
-          <w:szCs w:val="18"/>
-        </w:rPr>
-        <w:t xml:space="preserve">\-\-\-\-\-\-\-\-\-\-\-\-\-\-\-\-\--</w:t>
-      </w:r>
-    </w:p>
-    <w:p>
-      <w:pPr>
-        <w:spacing w:before="100" w:after="100"/>
-      </w:pPr>
-      <w:r>
-        <w:rPr>
-          <w:rFonts w:ascii="BIZ UDPGothic" w:cs="BIZ UDPGothic" w:eastAsia="BIZ UDPGothic" w:hAnsi="BIZ UDPGothic"/>
-          <w:color w:val="404040"/>
-          <w:sz w:val="18"/>
-          <w:szCs w:val="18"/>
-        </w:rPr>
-        <w:t xml:space="preserve">\-\-\-\-\-\-\-\-\-\-\-\-\-\-\-\-\-\-\-\-\-\-\-\-\-\-\-\-\-\-\-\-\-\-\-\-\-\-\-\-\-\-\-\-\-\-\-\-\-\-\-\-\--</w:t>
-      </w:r>
-    </w:p>
-    <w:p>
-      <w:pPr>
-        <w:spacing w:before="100" w:after="100"/>
-      </w:pPr>
-      <w:r>
-        <w:rPr>
-          <w:rFonts w:ascii="BIZ UDPGothic" w:cs="BIZ UDPGothic" w:eastAsia="BIZ UDPGothic" w:hAnsi="BIZ UDPGothic"/>
-          <w:color w:val="404040"/>
-          <w:sz w:val="18"/>
-          <w:szCs w:val="18"/>
-        </w:rPr>
-        <w:t xml:space="preserve">推奨時間帯 平日昼間（本関数はJST 05:30頃に実行されるため）</w:t>
-      </w:r>
-    </w:p>
-    <w:p>
-      <w:pPr>
-        <w:spacing w:before="100" w:after="100"/>
-      </w:pPr>
-      <w:r>
-        <w:rPr>
-          <w:rFonts w:ascii="BIZ UDPGothic" w:cs="BIZ UDPGothic" w:eastAsia="BIZ UDPGothic" w:hAnsi="BIZ UDPGothic"/>
-          <w:color w:val="404040"/>
-          <w:sz w:val="18"/>
-          <w:szCs w:val="18"/>
-        </w:rPr>
-        <w:t xml:space="preserve">実行スケジュール EventBridge: cron(30 20 \* \* ? \*) = JST 05:30</w:t>
-      </w:r>
-    </w:p>
-    <w:p>
-      <w:pPr>
-        <w:spacing w:before="100" w:after="100"/>
-      </w:pPr>
-      <w:r>
-        <w:rPr>
-          <w:rFonts w:ascii="BIZ UDPGothic" w:cs="BIZ UDPGothic" w:eastAsia="BIZ UDPGothic" w:hAnsi="BIZ UDPGothic"/>
-          <w:color w:val="404040"/>
-          <w:sz w:val="18"/>
-          <w:szCs w:val="18"/>
-        </w:rPr>
-        <w:t xml:space="preserve">毎日</w:t>
-      </w:r>
-    </w:p>
-    <w:p>
-      <w:pPr>
-        <w:spacing w:before="100" w:after="100"/>
-      </w:pPr>
-      <w:r>
-        <w:rPr>
-          <w:rFonts w:ascii="BIZ UDPGothic" w:cs="BIZ UDPGothic" w:eastAsia="BIZ UDPGothic" w:hAnsi="BIZ UDPGothic"/>
-          <w:color w:val="404040"/>
-          <w:sz w:val="18"/>
-          <w:szCs w:val="18"/>
-        </w:rPr>
-        <w:t xml:space="preserve">影響範囲 本関数のみ。他Lambda・アプリへの影響なし</w:t>
-      </w:r>
-    </w:p>
-    <w:p>
-      <w:pPr>
-        <w:spacing w:before="100" w:after="100"/>
-      </w:pPr>
-      <w:r>
-        <w:rPr>
-          <w:rFonts w:ascii="BIZ UDPGothic" w:cs="BIZ UDPGothic" w:eastAsia="BIZ UDPGothic" w:hAnsi="BIZ UDPGothic"/>
-          <w:color w:val="404040"/>
-          <w:sz w:val="18"/>
-          <w:szCs w:val="18"/>
-        </w:rPr>
-        <w:t xml:space="preserve">ロールバック 環境変数を prd/Replica_Kasumi に戻すだけで即時復旧可能</w:t>
-      </w:r>
-    </w:p>
-    <w:p>
-      <w:pPr>
-        <w:spacing w:before="100" w:after="100"/>
-      </w:pPr>
-      <w:r>
-        <w:rPr>
-          <w:rFonts w:ascii="BIZ UDPGothic" w:cs="BIZ UDPGothic" w:eastAsia="BIZ UDPGothic" w:hAnsi="BIZ UDPGothic"/>
-          <w:color w:val="404040"/>
-          <w:sz w:val="18"/>
-          <w:szCs w:val="18"/>
-        </w:rPr>
-        <w:t xml:space="preserve">\-\-\-\-\-\-\-\-\-\-\-\-\-\-\-\-\--</w:t>
-      </w:r>
-    </w:p>
-    <w:p>
-      <w:pPr>
-        <w:spacing w:before="100" w:after="100"/>
-      </w:pPr>
-      <w:r>
-        <w:rPr>
-          <w:rFonts w:ascii="BIZ UDPGothic" w:cs="BIZ UDPGothic" w:eastAsia="BIZ UDPGothic" w:hAnsi="BIZ UDPGothic"/>
-          <w:color w:val="404040"/>
-          <w:sz w:val="18"/>
-          <w:szCs w:val="18"/>
-        </w:rPr>
-        <w:t xml:space="preserve">\-\-\-\-\-\-\-\-\-\-\-\-\-\-\-\-\-\-\-\-\-\-\-\-\-\-\-\-\-\-\-\-\-\-\-\-\-\-\-\-\-\-\-\-\-\-\-\-\-\-\-\-\--</w:t>
-      </w:r>
-    </w:p>
-    <w:p>
-      <w:pPr>
-        <w:pBdr>
-          <w:left w:val="thick" w:color="C8102E" w:sz="20" w:space="6"/>
-        </w:pBdr>
-        <w:spacing w:before="280" w:after="100"/>
-      </w:pPr>
-      <w:r>
-        <w:rPr>
-          <w:rFonts w:ascii="BIZ UDPGothic" w:cs="BIZ UDPGothic" w:eastAsia="BIZ UDPGothic" w:hAnsi="BIZ UDPGothic"/>
-          <w:b/>
-          <w:bCs/>
-          <w:color w:val="C8102E"/>
-          <w:sz w:val="24"/>
-          <w:szCs w:val="24"/>
-        </w:rPr>
-        <w:t xml:space="preserve">■ 5. テスト手順・報告</w:t>
-      </w:r>
-      <w:r>
-        <w:br/>
-      </w:r>
-      <w:r>
-        <w:rPr>
-          <w:rFonts w:ascii="BIZ UDPGothic" w:cs="BIZ UDPGothic" w:eastAsia="BIZ UDPGothic" w:hAnsi="BIZ UDPGothic"/>
-          <w:i/>
-          <w:iCs/>
-          <w:color w:val="AA3344"/>
-          <w:sz w:val="17"/>
-          <w:szCs w:val="17"/>
-        </w:rPr>
-        <w:t xml:space="preserve">　Quy Trình Kiểm Thử</w:t>
-      </w:r>
-    </w:p>
-    <w:p>
-      <w:pPr>
-        <w:spacing w:before="100" w:after="100"/>
-      </w:pPr>
-      <w:r>
-        <w:rPr>
-          <w:rFonts w:ascii="BIZ UDPGothic" w:cs="BIZ UDPGothic" w:eastAsia="BIZ UDPGothic" w:hAnsi="BIZ UDPGothic"/>
-          <w:color w:val="404040"/>
-          <w:sz w:val="18"/>
-          <w:szCs w:val="18"/>
-        </w:rPr>
-        <w:t xml:space="preserve">【実施順序】①検証環境 → ②STG環境（stg.ignicapos.com）→</w:t>
-      </w:r>
-    </w:p>
-    <w:p>
-      <w:pPr>
-        <w:spacing w:before="100" w:after="100"/>
-      </w:pPr>
-      <w:r>
-        <w:rPr>
-          <w:rFonts w:ascii="BIZ UDPGothic" w:cs="BIZ UDPGothic" w:eastAsia="BIZ UDPGothic" w:hAnsi="BIZ UDPGothic"/>
-          <w:color w:val="404040"/>
-          <w:sz w:val="18"/>
-          <w:szCs w:val="18"/>
-        </w:rPr>
-        <w:t xml:space="preserve">③PRD本番環境（www.ignicapos.com）の順に実施すること \*【Thứ tự thực</w:t>
-      </w:r>
-    </w:p>
-    <w:p>
-      <w:pPr>
-        <w:spacing w:before="100" w:after="100"/>
-      </w:pPr>
-      <w:r>
-        <w:rPr>
-          <w:rFonts w:ascii="BIZ UDPGothic" w:cs="BIZ UDPGothic" w:eastAsia="BIZ UDPGothic" w:hAnsi="BIZ UDPGothic"/>
-          <w:color w:val="404040"/>
-          <w:sz w:val="18"/>
-          <w:szCs w:val="18"/>
-        </w:rPr>
-        <w:t xml:space="preserve">hiện】① Môi trường kiểm thử → ② STG (stg.ignicapos.com) → ③ PRD thực</w:t>
-      </w:r>
-    </w:p>
-    <w:p>
-      <w:pPr>
-        <w:spacing w:before="100" w:after="100"/>
-      </w:pPr>
-      <w:r>
-        <w:rPr>
-          <w:rFonts w:ascii="BIZ UDPGothic" w:cs="BIZ UDPGothic" w:eastAsia="BIZ UDPGothic" w:hAnsi="BIZ UDPGothic"/>
-          <w:color w:val="404040"/>
-          <w:sz w:val="18"/>
-          <w:szCs w:val="18"/>
-        </w:rPr>
-        <w:t xml:space="preserve">(www.ignicapos.com)\*</w:t>
-      </w:r>
-    </w:p>
-    <w:p>
-      <w:pPr>
-        <w:spacing w:before="100" w:after="100"/>
-      </w:pPr>
-      <w:r>
-        <w:rPr>
-          <w:rFonts w:ascii="BIZ UDPGothic" w:cs="BIZ UDPGothic" w:eastAsia="BIZ UDPGothic" w:hAnsi="BIZ UDPGothic"/>
-          <w:b/>
-          <w:bCs/>
-          <w:color w:val="C8102E"/>
-          <w:sz w:val="20"/>
-          <w:szCs w:val="20"/>
-        </w:rPr>
-        <w:t xml:space="preserve">N o .                                                                    （OK/ NG）</w:t>
-      </w:r>
-    </w:p>
-    <w:p>
-      <w:pPr>
-        <w:spacing w:before="100" w:after="100"/>
-      </w:pPr>
-      <w:r>
-        <w:rPr>
-          <w:rFonts w:ascii="BIZ UDPGothic" w:cs="BIZ UDPGothic" w:eastAsia="BIZ UDPGothic" w:hAnsi="BIZ UDPGothic"/>
-          <w:color w:val="404040"/>
-          <w:sz w:val="18"/>
-          <w:szCs w:val="18"/>
-        </w:rPr>
-        <w:t xml:space="preserve">1                 Lambda関数の環境変数 DB_KASUMI が     DB_KASUMI = prd/R</w:t>
-      </w:r>
-    </w:p>
-    <w:p>
-      <w:pPr>
-        <w:spacing w:before="100" w:after="100"/>
-      </w:pPr>
-      <w:r>
-        <w:rPr>
-          <w:rFonts w:ascii="BIZ UDPGothic" w:cs="BIZ UDPGothic" w:eastAsia="BIZ UDPGothic" w:hAnsi="BIZ UDPGothic"/>
-          <w:color w:val="404040"/>
-          <w:sz w:val="18"/>
-          <w:szCs w:val="18"/>
-        </w:rPr>
-        <w:t xml:space="preserve">prd/Replica_Kasumi_RO                 eplica_Kasumi_RO</w:t>
-      </w:r>
-    </w:p>
-    <w:p>
-      <w:pPr>
-        <w:spacing w:before="100" w:after="100"/>
-      </w:pPr>
-      <w:r>
-        <w:rPr>
-          <w:rFonts w:ascii="BIZ UDPGothic" w:cs="BIZ UDPGothic" w:eastAsia="BIZ UDPGothic" w:hAnsi="BIZ UDPGothic"/>
-          <w:color w:val="404040"/>
-          <w:sz w:val="18"/>
-          <w:szCs w:val="18"/>
-        </w:rPr>
-        <w:t xml:space="preserve">に変更されていることを確認 ▶ aws      DB_BATCH は変更</w:t>
-      </w:r>
-    </w:p>
-    <w:p>
-      <w:pPr>
-        <w:spacing w:before="100" w:after="100"/>
-      </w:pPr>
-      <w:r>
-        <w:rPr>
-          <w:rFonts w:ascii="BIZ UDPGothic" w:cs="BIZ UDPGothic" w:eastAsia="BIZ UDPGothic" w:hAnsi="BIZ UDPGothic"/>
-          <w:color w:val="404040"/>
-          <w:sz w:val="18"/>
-          <w:szCs w:val="18"/>
-        </w:rPr>
-        <w:t xml:space="preserve">lambda get-function-configuration     されていないこと</w:t>
-      </w:r>
-    </w:p>
-    <w:p>
-      <w:pPr>
-        <w:spacing w:before="100" w:after="100"/>
-      </w:pPr>
-      <w:r>
-        <w:rPr>
-          <w:rFonts w:ascii="BIZ UDPGothic" w:cs="BIZ UDPGothic" w:eastAsia="BIZ UDPGothic" w:hAnsi="BIZ UDPGothic"/>
-          <w:color w:val="404040"/>
-          <w:sz w:val="18"/>
-          <w:szCs w:val="18"/>
-        </w:rPr>
-        <w:t xml:space="preserve">\--region ap-northeast-1</w:t>
-      </w:r>
-    </w:p>
-    <w:p>
-      <w:pPr>
-        <w:spacing w:before="100" w:after="100"/>
-      </w:pPr>
-      <w:r>
-        <w:rPr>
-          <w:rFonts w:ascii="BIZ UDPGothic" w:cs="BIZ UDPGothic" w:eastAsia="BIZ UDPGothic" w:hAnsi="BIZ UDPGothic"/>
-          <w:color w:val="404040"/>
-          <w:sz w:val="18"/>
-          <w:szCs w:val="18"/>
-        </w:rPr>
-        <w:t xml:space="preserve">\--function-name ksm-posstg-lmd</w:t>
-      </w:r>
-    </w:p>
-    <w:p>
-      <w:pPr>
-        <w:spacing w:before="100" w:after="100"/>
-      </w:pPr>
-      <w:r>
-        <w:rPr>
-          <w:rFonts w:ascii="BIZ UDPGothic" w:cs="BIZ UDPGothic" w:eastAsia="BIZ UDPGothic" w:hAnsi="BIZ UDPGothic"/>
-          <w:color w:val="404040"/>
-          <w:sz w:val="18"/>
-          <w:szCs w:val="18"/>
-        </w:rPr>
-        <w:t xml:space="preserve">-function-create-file-end-for-night</w:t>
-      </w:r>
-    </w:p>
-    <w:p>
-      <w:pPr>
-        <w:spacing w:before="100" w:after="100"/>
-      </w:pPr>
-      <w:r>
-        <w:rPr>
-          <w:rFonts w:ascii="BIZ UDPGothic" w:cs="BIZ UDPGothic" w:eastAsia="BIZ UDPGothic" w:hAnsi="BIZ UDPGothic"/>
-          <w:color w:val="404040"/>
-          <w:sz w:val="18"/>
-          <w:szCs w:val="18"/>
-        </w:rPr>
-        <w:t xml:space="preserve">\--query</w:t>
-      </w:r>
-    </w:p>
-    <w:p>
-      <w:pPr>
-        <w:spacing w:before="100" w:after="100"/>
-      </w:pPr>
-      <w:r>
-        <w:rPr>
-          <w:rFonts w:ascii="BIZ UDPGothic" w:cs="BIZ UDPGothic" w:eastAsia="BIZ UDPGothic" w:hAnsi="BIZ UDPGothic"/>
-          <w:color w:val="404040"/>
-          <w:sz w:val="18"/>
-          <w:szCs w:val="18"/>
-        </w:rPr>
-        <w:t xml:space="preserve">\"Environment.Variables\"</w:t>
-      </w:r>
-    </w:p>
-    <w:p>
-      <w:pPr>
-        <w:spacing w:before="100" w:after="100"/>
-      </w:pPr>
-      <w:r>
-        <w:rPr>
-          <w:rFonts w:ascii="BIZ UDPGothic" w:cs="BIZ UDPGothic" w:eastAsia="BIZ UDPGothic" w:hAnsi="BIZ UDPGothic"/>
-          <w:color w:val="404040"/>
-          <w:sz w:val="18"/>
-          <w:szCs w:val="18"/>
-        </w:rPr>
-        <w:t xml:space="preserve">\--output table</w:t>
-      </w:r>
-    </w:p>
-    <w:p>
-      <w:pPr>
-        <w:spacing w:before="100" w:after="100"/>
-      </w:pPr>
-      <w:r>
-        <w:rPr>
-          <w:rFonts w:ascii="BIZ UDPGothic" w:cs="BIZ UDPGothic" w:eastAsia="BIZ UDPGothic" w:hAnsi="BIZ UDPGothic"/>
-          <w:color w:val="404040"/>
-          <w:sz w:val="18"/>
-          <w:szCs w:val="18"/>
-        </w:rPr>
-        <w:t xml:space="preserve">1                 Lambda関数の環境変数 DB_KASUMI が     DB_KASUMI = prd/R</w:t>
-      </w:r>
-    </w:p>
-    <w:p>
-      <w:pPr>
-        <w:spacing w:before="100" w:after="100"/>
-      </w:pPr>
-      <w:r>
-        <w:rPr>
-          <w:rFonts w:ascii="BIZ UDPGothic" w:cs="BIZ UDPGothic" w:eastAsia="BIZ UDPGothic" w:hAnsi="BIZ UDPGothic"/>
-          <w:color w:val="404040"/>
-          <w:sz w:val="18"/>
-          <w:szCs w:val="18"/>
-        </w:rPr>
-        <w:t xml:space="preserve">prd/Replica_Kasumi_RO                 eplica_Kasumi_RO</w:t>
-      </w:r>
-    </w:p>
-    <w:p>
-      <w:pPr>
-        <w:spacing w:before="100" w:after="100"/>
-      </w:pPr>
-      <w:r>
-        <w:rPr>
-          <w:rFonts w:ascii="BIZ UDPGothic" w:cs="BIZ UDPGothic" w:eastAsia="BIZ UDPGothic" w:hAnsi="BIZ UDPGothic"/>
-          <w:color w:val="404040"/>
-          <w:sz w:val="18"/>
-          <w:szCs w:val="18"/>
-        </w:rPr>
-        <w:t xml:space="preserve">に変更されていることを確認 ▶ aws      DB_BATCH は変更</w:t>
-      </w:r>
-    </w:p>
-    <w:p>
-      <w:pPr>
-        <w:spacing w:before="100" w:after="100"/>
-      </w:pPr>
-      <w:r>
-        <w:rPr>
-          <w:rFonts w:ascii="BIZ UDPGothic" w:cs="BIZ UDPGothic" w:eastAsia="BIZ UDPGothic" w:hAnsi="BIZ UDPGothic"/>
-          <w:color w:val="404040"/>
-          <w:sz w:val="18"/>
-          <w:szCs w:val="18"/>
-        </w:rPr>
-        <w:t xml:space="preserve">lambda get-function-configuration     されていないこと</w:t>
-      </w:r>
-    </w:p>
-    <w:p>
-      <w:pPr>
-        <w:spacing w:before="100" w:after="100"/>
-      </w:pPr>
-      <w:r>
-        <w:rPr>
-          <w:rFonts w:ascii="BIZ UDPGothic" w:cs="BIZ UDPGothic" w:eastAsia="BIZ UDPGothic" w:hAnsi="BIZ UDPGothic"/>
-          <w:color w:val="404040"/>
-          <w:sz w:val="18"/>
-          <w:szCs w:val="18"/>
-        </w:rPr>
-        <w:t xml:space="preserve">\--region ap-northeast-1</w:t>
-      </w:r>
-    </w:p>
-    <w:p>
-      <w:pPr>
-        <w:spacing w:before="100" w:after="100"/>
-      </w:pPr>
-      <w:r>
-        <w:rPr>
-          <w:rFonts w:ascii="BIZ UDPGothic" w:cs="BIZ UDPGothic" w:eastAsia="BIZ UDPGothic" w:hAnsi="BIZ UDPGothic"/>
-          <w:color w:val="404040"/>
-          <w:sz w:val="18"/>
-          <w:szCs w:val="18"/>
-        </w:rPr>
-        <w:t xml:space="preserve">\--function-name ksm-posprd-lmd</w:t>
-      </w:r>
-    </w:p>
-    <w:p>
-      <w:pPr>
-        <w:spacing w:before="100" w:after="100"/>
-      </w:pPr>
-      <w:r>
-        <w:rPr>
-          <w:rFonts w:ascii="BIZ UDPGothic" w:cs="BIZ UDPGothic" w:eastAsia="BIZ UDPGothic" w:hAnsi="BIZ UDPGothic"/>
-          <w:color w:val="404040"/>
-          <w:sz w:val="18"/>
-          <w:szCs w:val="18"/>
-        </w:rPr>
-        <w:t xml:space="preserve">-function-create-file-end-for-night</w:t>
-      </w:r>
-    </w:p>
-    <w:p>
-      <w:pPr>
-        <w:spacing w:before="100" w:after="100"/>
-      </w:pPr>
-      <w:r>
-        <w:rPr>
-          <w:rFonts w:ascii="BIZ UDPGothic" w:cs="BIZ UDPGothic" w:eastAsia="BIZ UDPGothic" w:hAnsi="BIZ UDPGothic"/>
-          <w:color w:val="404040"/>
-          <w:sz w:val="18"/>
-          <w:szCs w:val="18"/>
-        </w:rPr>
-        <w:t xml:space="preserve">\--query</w:t>
-      </w:r>
-    </w:p>
-    <w:p>
-      <w:pPr>
-        <w:spacing w:before="100" w:after="100"/>
-      </w:pPr>
-      <w:r>
-        <w:rPr>
-          <w:rFonts w:ascii="BIZ UDPGothic" w:cs="BIZ UDPGothic" w:eastAsia="BIZ UDPGothic" w:hAnsi="BIZ UDPGothic"/>
-          <w:color w:val="404040"/>
-          <w:sz w:val="18"/>
-          <w:szCs w:val="18"/>
-        </w:rPr>
-        <w:t xml:space="preserve">\"Environment.Variables\"</w:t>
-      </w:r>
-    </w:p>
-    <w:p>
-      <w:pPr>
-        <w:spacing w:before="100" w:after="100"/>
-      </w:pPr>
-      <w:r>
-        <w:rPr>
-          <w:rFonts w:ascii="BIZ UDPGothic" w:cs="BIZ UDPGothic" w:eastAsia="BIZ UDPGothic" w:hAnsi="BIZ UDPGothic"/>
-          <w:color w:val="404040"/>
-          <w:sz w:val="18"/>
-          <w:szCs w:val="18"/>
-        </w:rPr>
-        <w:t xml:space="preserve">\--output table</w:t>
-      </w:r>
-    </w:p>
-    <w:p>
-      <w:pPr>
-        <w:spacing w:before="100" w:after="100"/>
-      </w:pPr>
-      <w:r>
-        <w:rPr>
-          <w:rFonts w:ascii="BIZ UDPGothic" w:cs="BIZ UDPGothic" w:eastAsia="BIZ UDPGothic" w:hAnsi="BIZ UDPGothic"/>
-          <w:color w:val="404040"/>
-          <w:sz w:val="18"/>
-          <w:szCs w:val="18"/>
-        </w:rPr>
-        <w:t xml:space="preserve">2                 翌朝 JST 05:30 以降に CloudWatch      エラーログなし ✅</w:t>
-      </w:r>
-    </w:p>
-    <w:p>
-      <w:pPr>
-        <w:spacing w:before="100" w:after="100"/>
-      </w:pPr>
-      <w:r>
-        <w:rPr>
-          <w:rFonts w:ascii="BIZ UDPGothic" w:cs="BIZ UDPGothic" w:eastAsia="BIZ UDPGothic" w:hAnsi="BIZ UDPGothic"/>
-          <w:color w:val="404040"/>
-          <w:sz w:val="18"/>
-          <w:szCs w:val="18"/>
-        </w:rPr>
-        <w:t xml:space="preserve">ログで正常実行されたことを確認        Connected to DB! ✅</w:t>
-      </w:r>
-    </w:p>
-    <w:p>
-      <w:pPr>
-        <w:spacing w:before="100" w:after="100"/>
-      </w:pPr>
-      <w:r>
-        <w:rPr>
-          <w:rFonts w:ascii="BIZ UDPGothic" w:cs="BIZ UDPGothic" w:eastAsia="BIZ UDPGothic" w:hAnsi="BIZ UDPGothic"/>
-          <w:color w:val="404040"/>
-          <w:sz w:val="18"/>
-          <w:szCs w:val="18"/>
-        </w:rPr>
-        <w:t xml:space="preserve">（エラーなし・Connected to DB!        Uploaded: pos-</w:t>
-      </w:r>
-    </w:p>
-    <w:p>
-      <w:pPr>
-        <w:spacing w:before="100" w:after="100"/>
-      </w:pPr>
-      <w:r>
-        <w:rPr>
-          <w:rFonts w:ascii="BIZ UDPGothic" w:cs="BIZ UDPGothic" w:eastAsia="BIZ UDPGothic" w:hAnsi="BIZ UDPGothic"/>
-          <w:color w:val="404040"/>
-          <w:sz w:val="18"/>
-          <w:szCs w:val="18"/>
-        </w:rPr>
-        <w:t xml:space="preserve">・Uploaded が出力されること）         original/sg/\...</w:t>
-      </w:r>
-    </w:p>
-    <w:p>
-      <w:pPr>
-        <w:spacing w:before="100" w:after="100"/>
-      </w:pPr>
-      <w:r>
-        <w:rPr>
-          <w:rFonts w:ascii="BIZ UDPGothic" w:cs="BIZ UDPGothic" w:eastAsia="BIZ UDPGothic" w:hAnsi="BIZ UDPGothic"/>
-          <w:color w:val="404040"/>
-          <w:sz w:val="18"/>
-          <w:szCs w:val="18"/>
-        </w:rPr>
-        <w:t xml:space="preserve">2                 翌朝 JST 05:30 以降に CloudWatch      エラーログなし ✅</w:t>
-      </w:r>
-    </w:p>
-    <w:p>
-      <w:pPr>
-        <w:spacing w:before="100" w:after="100"/>
-      </w:pPr>
-      <w:r>
-        <w:rPr>
-          <w:rFonts w:ascii="BIZ UDPGothic" w:cs="BIZ UDPGothic" w:eastAsia="BIZ UDPGothic" w:hAnsi="BIZ UDPGothic"/>
-          <w:color w:val="404040"/>
-          <w:sz w:val="18"/>
-          <w:szCs w:val="18"/>
-        </w:rPr>
-        <w:t xml:space="preserve">ログで正常実行されたことを確認        Connected to DB! ✅</w:t>
-      </w:r>
-    </w:p>
-    <w:p>
-      <w:pPr>
-        <w:spacing w:before="100" w:after="100"/>
-      </w:pPr>
-      <w:r>
-        <w:rPr>
-          <w:rFonts w:ascii="BIZ UDPGothic" w:cs="BIZ UDPGothic" w:eastAsia="BIZ UDPGothic" w:hAnsi="BIZ UDPGothic"/>
-          <w:color w:val="404040"/>
-          <w:sz w:val="18"/>
-          <w:szCs w:val="18"/>
-        </w:rPr>
-        <w:t xml:space="preserve">（エラーなし・Connected to DB!        Uploaded: pos-</w:t>
-      </w:r>
-    </w:p>
-    <w:p>
-      <w:pPr>
-        <w:spacing w:before="100" w:after="100"/>
-      </w:pPr>
-      <w:r>
-        <w:rPr>
-          <w:rFonts w:ascii="BIZ UDPGothic" w:cs="BIZ UDPGothic" w:eastAsia="BIZ UDPGothic" w:hAnsi="BIZ UDPGothic"/>
-          <w:color w:val="404040"/>
-          <w:sz w:val="18"/>
-          <w:szCs w:val="18"/>
-        </w:rPr>
-        <w:t xml:space="preserve">・Uploaded が出力されること）         original/sg/\...</w:t>
-      </w:r>
-    </w:p>
-    <w:p>
-      <w:pPr>
-        <w:spacing w:before="100" w:after="100"/>
-      </w:pPr>
-      <w:r>
-        <w:rPr>
-          <w:rFonts w:ascii="BIZ UDPGothic" w:cs="BIZ UDPGothic" w:eastAsia="BIZ UDPGothic" w:hAnsi="BIZ UDPGothic"/>
-          <w:color w:val="404040"/>
-          <w:sz w:val="18"/>
-          <w:szCs w:val="18"/>
-        </w:rPr>
-        <w:t xml:space="preserve">→ 全テスト完了後、結果欄（OK/NG）を記入して Thanh Nguyên</w:t>
-      </w:r>
-    </w:p>
-    <w:p>
-      <w:pPr>
-        <w:spacing w:before="100" w:after="100"/>
-      </w:pPr>
-      <w:r>
-        <w:rPr>
-          <w:rFonts w:ascii="BIZ UDPGothic" w:cs="BIZ UDPGothic" w:eastAsia="BIZ UDPGothic" w:hAnsi="BIZ UDPGothic"/>
-          <w:color w:val="404040"/>
-          <w:sz w:val="18"/>
-          <w:szCs w:val="18"/>
-        </w:rPr>
-        <w:t xml:space="preserve">へ提出すること。 \*→ Sau khi hoàn thành toàn bộ kiểm thử, điền kết quả</w:t>
-      </w:r>
-    </w:p>
-    <w:p>
-      <w:pPr>
-        <w:spacing w:before="100" w:after="100"/>
-      </w:pPr>
-      <w:r>
-        <w:rPr>
-          <w:rFonts w:ascii="BIZ UDPGothic" w:cs="BIZ UDPGothic" w:eastAsia="BIZ UDPGothic" w:hAnsi="BIZ UDPGothic"/>
-          <w:color w:val="404040"/>
-          <w:sz w:val="18"/>
-          <w:szCs w:val="18"/>
-        </w:rPr>
-        <w:t xml:space="preserve">(OK/NG) và nộp cho Thanh Nguyên.\*</w:t>
-      </w:r>
-    </w:p>
-    <w:p>
-      <w:pPr>
-        <w:pBdr>
-          <w:left w:val="thick" w:color="C8102E" w:sz="20" w:space="6"/>
-        </w:pBdr>
-        <w:spacing w:before="280" w:after="100"/>
-      </w:pPr>
-      <w:r>
-        <w:rPr>
-          <w:rFonts w:ascii="BIZ UDPGothic" w:cs="BIZ UDPGothic" w:eastAsia="BIZ UDPGothic" w:hAnsi="BIZ UDPGothic"/>
-          <w:b/>
-          <w:bCs/>
-          <w:color w:val="C8102E"/>
-          <w:sz w:val="24"/>
-          <w:szCs w:val="24"/>
-        </w:rPr>
-        <w:t xml:space="preserve">■ 報告方法</w:t>
-      </w:r>
-      <w:r>
-        <w:br/>
-      </w:r>
-      <w:r>
-        <w:rPr>
-          <w:rFonts w:ascii="BIZ UDPGothic" w:cs="BIZ UDPGothic" w:eastAsia="BIZ UDPGothic" w:hAnsi="BIZ UDPGothic"/>
-          <w:i/>
-          <w:iCs/>
-          <w:color w:val="AA3344"/>
-          <w:sz w:val="17"/>
-          <w:szCs w:val="17"/>
-        </w:rPr>
-        <w:t xml:space="preserve">　Phương Thức Báo Cáo</w:t>
-      </w:r>
-    </w:p>
-    <w:p>
-      <w:pPr>
-        <w:spacing w:before="100" w:after="100"/>
-      </w:pPr>
-      <w:r>
-        <w:rPr>
-          <w:rFonts w:ascii="BIZ UDPGothic" w:cs="BIZ UDPGothic" w:eastAsia="BIZ UDPGothic" w:hAnsi="BIZ UDPGothic"/>
-          <w:color w:val="404040"/>
-          <w:sz w:val="18"/>
-          <w:szCs w:val="18"/>
-        </w:rPr>
-        <w:t xml:space="preserve">全テスト完了後、結果欄（OK/NG）を記入して Thanh Nguyên へ提出すること。</w:t>
-      </w:r>
-      <w:r>
-        <w:br/>
-      </w:r>
-      <w:r>
-        <w:rPr>
-          <w:rFonts w:ascii="BIZ UDPGothic" w:cs="BIZ UDPGothic" w:eastAsia="BIZ UDPGothic" w:hAnsi="BIZ UDPGothic"/>
-          <w:i/>
-          <w:iCs/>
-          <w:color w:val="777777"/>
-          <w:sz w:val="16"/>
-          <w:szCs w:val="16"/>
-        </w:rPr>
-        <w:t xml:space="preserve">/ Sau khi hoàn thành tất cả kiểm thử, điền kết quả (OK/NG) và gửi cho Thanh Nguyên.</w:t>
-      </w:r>
-    </w:p>
-    <w:p>
-      <w:pPr>
-        <w:spacing w:before="100" w:after="100"/>
-      </w:pPr>
-      <w:r>
-        <w:rPr>
-          <w:rFonts w:ascii="BIZ UDPGothic" w:cs="BIZ UDPGothic" w:eastAsia="BIZ UDPGothic" w:hAnsi="BIZ UDPGothic"/>
-          <w:color w:val="404040"/>
-          <w:sz w:val="18"/>
-          <w:szCs w:val="18"/>
-        </w:rPr>
-        <w:t xml:space="preserve">提出先: thanh.nguyen@luvina.net</w:t>
-      </w:r>
-      <w:r>
-        <w:br/>
-      </w:r>
-      <w:r>
-        <w:rPr>
-          <w:rFonts w:ascii="BIZ UDPGothic" w:cs="BIZ UDPGothic" w:eastAsia="BIZ UDPGothic" w:hAnsi="BIZ UDPGothic"/>
-          <w:i/>
-          <w:iCs/>
-          <w:color w:val="777777"/>
-          <w:sz w:val="16"/>
-          <w:szCs w:val="16"/>
-        </w:rPr>
-        <w:t xml:space="preserve">/ Địa chỉ nộp: thanh.nguyen@luvina.net</w:t>
-      </w:r>
-    </w:p>
     <w:sectPr>
       <w:headerReference w:type="default" r:id="rId6"/>
       <w:footerReference w:type="default" r:id="rId7"/>

--- a/40_AWS/05_改修資料/KSM_AWS_MOD_008_改修指示書_DB接続先変更_ja_vi.docx
+++ b/40_AWS/05_改修資料/KSM_AWS_MOD_008_改修指示書_DB接続先変更_ja_vi.docx
@@ -80,7 +80,7 @@
           <w:sz w:val="24"/>
           <w:szCs w:val="24"/>
         </w:rPr>
-        <w:t xml:space="preserve">■ ① 文書情報</w:t>
+        <w:t xml:space="preserve">■ 文書情報</w:t>
       </w:r>
       <w:r>
         <w:br/>
@@ -1436,48 +1436,6 @@
           <w:sz w:val="18"/>
           <w:szCs w:val="18"/>
         </w:rPr>
-        <w:t xml:space="preserve">\-\-\-\-\-\-\-\--</w:t>
-      </w:r>
-    </w:p>
-    <w:p>
-      <w:pPr>
-        <w:spacing w:before="100" w:after="100"/>
-      </w:pPr>
-      <w:r>
-        <w:rPr>
-          <w:rFonts w:ascii="BIZ UDPGothic" w:cs="BIZ UDPGothic" w:eastAsia="BIZ UDPGothic" w:hAnsi="BIZ UDPGothic"/>
-          <w:color w:val="404040"/>
-          <w:sz w:val="18"/>
-          <w:szCs w:val="18"/>
-        </w:rPr>
-        <w:t xml:space="preserve">\-\-\-\-\-\-\-\-\-\-\-\-\-\-\-\-\-\-\-\-\-\-\-\-\-\-\-\-\-\-\-\-\-\-\-\-\-\-\-\-\-\-\-\-\-\-\-\-\-\-\-\-\-\-\-\-\-\-\-\-\-\-\-\-\-\-\-\-\-\-\-\-\-\-\-\-\-\--</w:t>
-      </w:r>
-    </w:p>
-    <w:p>
-      <w:pPr>
-        <w:spacing w:before="100" w:after="100"/>
-      </w:pPr>
-      <w:r>
-        <w:rPr>
-          <w:rFonts w:ascii="BIZ UDPGothic" w:cs="BIZ UDPGothic" w:eastAsia="BIZ UDPGothic" w:hAnsi="BIZ UDPGothic"/>
-          <w:color w:val="404040"/>
-          <w:sz w:val="18"/>
-          <w:szCs w:val="18"/>
-        </w:rPr>
-        <w:t xml:space="preserve">\-\-\-\-\-\-\-\-\-\-\-\-\--</w:t>
-      </w:r>
-    </w:p>
-    <w:p>
-      <w:pPr>
-        <w:spacing w:before="100" w:after="100"/>
-      </w:pPr>
-      <w:r>
-        <w:rPr>
-          <w:rFonts w:ascii="BIZ UDPGothic" w:cs="BIZ UDPGothic" w:eastAsia="BIZ UDPGothic" w:hAnsi="BIZ UDPGothic"/>
-          <w:color w:val="404040"/>
-          <w:sz w:val="18"/>
-          <w:szCs w:val="18"/>
-        </w:rPr>
         <w:t xml:space="preserve">No. 確認事項 確認結果</w:t>
       </w:r>
     </w:p>
@@ -1591,48 +1549,6 @@
           <w:szCs w:val="18"/>
         </w:rPr>
         <w:t xml:space="preserve">□ 否認</w:t>
-      </w:r>
-    </w:p>
-    <w:p>
-      <w:pPr>
-        <w:spacing w:before="100" w:after="100"/>
-      </w:pPr>
-      <w:r>
-        <w:rPr>
-          <w:rFonts w:ascii="BIZ UDPGothic" w:cs="BIZ UDPGothic" w:eastAsia="BIZ UDPGothic" w:hAnsi="BIZ UDPGothic"/>
-          <w:color w:val="404040"/>
-          <w:sz w:val="18"/>
-          <w:szCs w:val="18"/>
-        </w:rPr>
-        <w:t xml:space="preserve">\-\-\-\-\-\-\-\--</w:t>
-      </w:r>
-    </w:p>
-    <w:p>
-      <w:pPr>
-        <w:spacing w:before="100" w:after="100"/>
-      </w:pPr>
-      <w:r>
-        <w:rPr>
-          <w:rFonts w:ascii="BIZ UDPGothic" w:cs="BIZ UDPGothic" w:eastAsia="BIZ UDPGothic" w:hAnsi="BIZ UDPGothic"/>
-          <w:color w:val="404040"/>
-          <w:sz w:val="18"/>
-          <w:szCs w:val="18"/>
-        </w:rPr>
-        <w:t xml:space="preserve">\-\-\-\-\-\-\-\-\-\-\-\-\-\-\-\-\-\-\-\-\-\-\-\-\-\-\-\-\-\-\-\-\-\-\-\-\-\-\-\-\-\-\-\-\-\-\-\-\-\-\-\-\-\-\-\-\-\-\-\-\-\-\-\-\-\-\-\-\-\-\-\-\-\-\-\-\-\--</w:t>
-      </w:r>
-    </w:p>
-    <w:p>
-      <w:pPr>
-        <w:spacing w:before="100" w:after="100"/>
-      </w:pPr>
-      <w:r>
-        <w:rPr>
-          <w:rFonts w:ascii="BIZ UDPGothic" w:cs="BIZ UDPGothic" w:eastAsia="BIZ UDPGothic" w:hAnsi="BIZ UDPGothic"/>
-          <w:color w:val="404040"/>
-          <w:sz w:val="18"/>
-          <w:szCs w:val="18"/>
-        </w:rPr>
-        <w:t xml:space="preserve">\-\-\-\-\-\-\-\-\-\-\-\-\--</w:t>
       </w:r>
     </w:p>
     <w:p>
@@ -1693,7 +1609,7 @@
           <w:sz w:val="24"/>
           <w:szCs w:val="24"/>
         </w:rPr>
-        <w:t xml:space="preserve">■ ② 改修概要</w:t>
+        <w:t xml:space="preserve">■ 改修概要</w:t>
       </w:r>
       <w:r>
         <w:br/>
@@ -1754,7 +1670,7 @@
           <w:sz w:val="24"/>
           <w:szCs w:val="24"/>
         </w:rPr>
-        <w:t xml:space="preserve">■ ④ 改修内容</w:t>
+        <w:t xml:space="preserve">■ 改修内容</w:t>
       </w:r>
       <w:r>
         <w:br/>
@@ -1798,34 +1714,6 @@
           <w:sz w:val="18"/>
           <w:szCs w:val="18"/>
         </w:rPr>
-        <w:t xml:space="preserve">\-\-\-\-\-\-\-\-\-\-\-\-\-\-\--</w:t>
-      </w:r>
-    </w:p>
-    <w:p>
-      <w:pPr>
-        <w:spacing w:before="100" w:after="100"/>
-      </w:pPr>
-      <w:r>
-        <w:rPr>
-          <w:rFonts w:ascii="BIZ UDPGothic" w:cs="BIZ UDPGothic" w:eastAsia="BIZ UDPGothic" w:hAnsi="BIZ UDPGothic"/>
-          <w:color w:val="404040"/>
-          <w:sz w:val="18"/>
-          <w:szCs w:val="18"/>
-        </w:rPr>
-        <w:t xml:space="preserve">\-\-\-\-\-\-\-\-\-\-\-\-\-\-\-\-\-\-\-\-\-\-\-\-\-\-\-\-\-\-\-\-\-\-\-\-\-\-\-\-\-\-\-\-\-\-\-\-\-\-\-\-\-\-\-\-\-\-\-\-\-\-\-\-\-\-\-\-\-\-\-\-\-\-\-\-\-\-\-\-\-\-\-\-\-\-\-\-\-\-\-\-\-\-\-\-\-\-\-\-\-\-\-\-\-\-\-\-\-\-\-\-\-\-\-\-\-\-\-\-\-\-\-\-\-\-\-\-\-\-\-\-\-\-\-\-\-\-\-\-\-\-\-\--</w:t>
-      </w:r>
-    </w:p>
-    <w:p>
-      <w:pPr>
-        <w:spacing w:before="100" w:after="100"/>
-      </w:pPr>
-      <w:r>
-        <w:rPr>
-          <w:rFonts w:ascii="BIZ UDPGothic" w:cs="BIZ UDPGothic" w:eastAsia="BIZ UDPGothic" w:hAnsi="BIZ UDPGothic"/>
-          <w:color w:val="404040"/>
-          <w:sz w:val="18"/>
-          <w:szCs w:val="18"/>
-        </w:rPr>
         <w:t xml:space="preserve">変更対象 Lambda 環境変数 DB_KASUMI の接続先を Writer → Reader</w:t>
       </w:r>
     </w:p>
@@ -1953,34 +1841,6 @@
           <w:szCs w:val="18"/>
         </w:rPr>
         <w:t xml:space="preserve">を元の値（prd/Replica_Kasumi）に戻すだけで完了。</w:t>
-      </w:r>
-    </w:p>
-    <w:p>
-      <w:pPr>
-        <w:spacing w:before="100" w:after="100"/>
-      </w:pPr>
-      <w:r>
-        <w:rPr>
-          <w:rFonts w:ascii="BIZ UDPGothic" w:cs="BIZ UDPGothic" w:eastAsia="BIZ UDPGothic" w:hAnsi="BIZ UDPGothic"/>
-          <w:color w:val="404040"/>
-          <w:sz w:val="18"/>
-          <w:szCs w:val="18"/>
-        </w:rPr>
-        <w:t xml:space="preserve">\-\-\-\-\-\-\-\-\-\-\-\-\-\-\--</w:t>
-      </w:r>
-    </w:p>
-    <w:p>
-      <w:pPr>
-        <w:spacing w:before="100" w:after="100"/>
-      </w:pPr>
-      <w:r>
-        <w:rPr>
-          <w:rFonts w:ascii="BIZ UDPGothic" w:cs="BIZ UDPGothic" w:eastAsia="BIZ UDPGothic" w:hAnsi="BIZ UDPGothic"/>
-          <w:color w:val="404040"/>
-          <w:sz w:val="18"/>
-          <w:szCs w:val="18"/>
-        </w:rPr>
-        <w:t xml:space="preserve">\-\-\-\-\-\-\-\-\-\-\-\-\-\-\-\-\-\-\-\-\-\-\-\-\-\-\-\-\-\-\-\-\-\-\-\-\-\-\-\-\-\-\-\-\-\-\-\-\-\-\-\-\-\-\-\-\-\-\-\-\-\-\-\-\-\-\-\-\-\-\-\-\-\-\-\-\-\-\-\-\-\-\-\-\-\-\-\-\-\-\-\-\-\-\-\-\-\-\-\-\-\-\-\-\-\-\-\-\-\-\-\-\-\-\-\-\-\-\-\-\-\-\-\-\-\-\-\-\-\-\-\-\-\-\-\-\-\-\-\-\-\-\-\--</w:t>
       </w:r>
     </w:p>
     <w:p>
@@ -2040,48 +1900,6 @@
           <w:sz w:val="18"/>
           <w:szCs w:val="18"/>
         </w:rPr>
-        <w:t xml:space="preserve">\-\-\-\-\-\-\-\-\-\-\-\-\-\-\-\-\-\-\--</w:t>
-      </w:r>
-    </w:p>
-    <w:p>
-      <w:pPr>
-        <w:spacing w:before="100" w:after="100"/>
-      </w:pPr>
-      <w:r>
-        <w:rPr>
-          <w:rFonts w:ascii="BIZ UDPGothic" w:cs="BIZ UDPGothic" w:eastAsia="BIZ UDPGothic" w:hAnsi="BIZ UDPGothic"/>
-          <w:color w:val="404040"/>
-          <w:sz w:val="18"/>
-          <w:szCs w:val="18"/>
-        </w:rPr>
-        <w:t xml:space="preserve">\-\-\-\-\-\-\-\-\-\-\-\-\-\-\-\-\-\-\-\-\-\-\-\--</w:t>
-      </w:r>
-    </w:p>
-    <w:p>
-      <w:pPr>
-        <w:spacing w:before="100" w:after="100"/>
-      </w:pPr>
-      <w:r>
-        <w:rPr>
-          <w:rFonts w:ascii="BIZ UDPGothic" w:cs="BIZ UDPGothic" w:eastAsia="BIZ UDPGothic" w:hAnsi="BIZ UDPGothic"/>
-          <w:color w:val="404040"/>
-          <w:sz w:val="18"/>
-          <w:szCs w:val="18"/>
-        </w:rPr>
-        <w:t xml:space="preserve">\-\-\-\-\-\-\-\-\-\-\-\-\-\-\-\-\-\-\-\-\-\-\-\--</w:t>
-      </w:r>
-    </w:p>
-    <w:p>
-      <w:pPr>
-        <w:spacing w:before="100" w:after="100"/>
-      </w:pPr>
-      <w:r>
-        <w:rPr>
-          <w:rFonts w:ascii="BIZ UDPGothic" w:cs="BIZ UDPGothic" w:eastAsia="BIZ UDPGothic" w:hAnsi="BIZ UDPGothic"/>
-          <w:color w:val="404040"/>
-          <w:sz w:val="18"/>
-          <w:szCs w:val="18"/>
-        </w:rPr>
         <w:t xml:space="preserve">項目 現状 理想</w:t>
       </w:r>
     </w:p>
@@ -2125,48 +1943,6 @@
           <w:szCs w:val="18"/>
         </w:rPr>
         <w:t xml:space="preserve">DB操作 SELECT のみ SELECT のみ（変更なし）</w:t>
-      </w:r>
-    </w:p>
-    <w:p>
-      <w:pPr>
-        <w:spacing w:before="100" w:after="100"/>
-      </w:pPr>
-      <w:r>
-        <w:rPr>
-          <w:rFonts w:ascii="BIZ UDPGothic" w:cs="BIZ UDPGothic" w:eastAsia="BIZ UDPGothic" w:hAnsi="BIZ UDPGothic"/>
-          <w:color w:val="404040"/>
-          <w:sz w:val="18"/>
-          <w:szCs w:val="18"/>
-        </w:rPr>
-        <w:t xml:space="preserve">\-\-\-\-\-\-\-\-\-\-\-\-\-\-\-\-\-\-\--</w:t>
-      </w:r>
-    </w:p>
-    <w:p>
-      <w:pPr>
-        <w:spacing w:before="100" w:after="100"/>
-      </w:pPr>
-      <w:r>
-        <w:rPr>
-          <w:rFonts w:ascii="BIZ UDPGothic" w:cs="BIZ UDPGothic" w:eastAsia="BIZ UDPGothic" w:hAnsi="BIZ UDPGothic"/>
-          <w:color w:val="404040"/>
-          <w:sz w:val="18"/>
-          <w:szCs w:val="18"/>
-        </w:rPr>
-        <w:t xml:space="preserve">\-\-\-\-\-\-\-\-\-\-\-\-\-\-\-\-\-\-\-\-\-\-\-\--</w:t>
-      </w:r>
-    </w:p>
-    <w:p>
-      <w:pPr>
-        <w:spacing w:before="100" w:after="100"/>
-      </w:pPr>
-      <w:r>
-        <w:rPr>
-          <w:rFonts w:ascii="BIZ UDPGothic" w:cs="BIZ UDPGothic" w:eastAsia="BIZ UDPGothic" w:hAnsi="BIZ UDPGothic"/>
-          <w:color w:val="404040"/>
-          <w:sz w:val="18"/>
-          <w:szCs w:val="18"/>
-        </w:rPr>
-        <w:t xml:space="preserve">\-\-\-\-\-\-\-\-\-\-\-\-\-\-\-\-\-\-\-\-\-\-\-\--</w:t>
       </w:r>
     </w:p>
     <w:p>
@@ -2360,34 +2136,6 @@
           <w:sz w:val="18"/>
           <w:szCs w:val="18"/>
         </w:rPr>
-        <w:t xml:space="preserve">\-\-\-\-\-\-\-\-\-\-\-\-\-\-\-\-\--</w:t>
-      </w:r>
-    </w:p>
-    <w:p>
-      <w:pPr>
-        <w:spacing w:before="100" w:after="100"/>
-      </w:pPr>
-      <w:r>
-        <w:rPr>
-          <w:rFonts w:ascii="BIZ UDPGothic" w:cs="BIZ UDPGothic" w:eastAsia="BIZ UDPGothic" w:hAnsi="BIZ UDPGothic"/>
-          <w:color w:val="404040"/>
-          <w:sz w:val="18"/>
-          <w:szCs w:val="18"/>
-        </w:rPr>
-        <w:t xml:space="preserve">\-\-\-\-\-\-\-\-\-\-\-\-\-\-\-\-\-\-\-\-\-\-\-\-\-\-\-\-\-\-\-\-\-\-\-\-\-\-\-\-\-\-\-\-\-\-\-\-\-\-\-\-\--</w:t>
-      </w:r>
-    </w:p>
-    <w:p>
-      <w:pPr>
-        <w:spacing w:before="100" w:after="100"/>
-      </w:pPr>
-      <w:r>
-        <w:rPr>
-          <w:rFonts w:ascii="BIZ UDPGothic" w:cs="BIZ UDPGothic" w:eastAsia="BIZ UDPGothic" w:hAnsi="BIZ UDPGothic"/>
-          <w:color w:val="404040"/>
-          <w:sz w:val="18"/>
-          <w:szCs w:val="18"/>
-        </w:rPr>
         <w:t xml:space="preserve">推奨時間帯 平日昼間（本関数はJST 05:30頃に実行されるため）</w:t>
       </w:r>
     </w:p>
@@ -2445,34 +2193,6 @@
           <w:szCs w:val="18"/>
         </w:rPr>
         <w:t xml:space="preserve">ロールバック 環境変数を prd/Replica_Kasumi に戻すだけで即時復旧可能</w:t>
-      </w:r>
-    </w:p>
-    <w:p>
-      <w:pPr>
-        <w:spacing w:before="100" w:after="100"/>
-      </w:pPr>
-      <w:r>
-        <w:rPr>
-          <w:rFonts w:ascii="BIZ UDPGothic" w:cs="BIZ UDPGothic" w:eastAsia="BIZ UDPGothic" w:hAnsi="BIZ UDPGothic"/>
-          <w:color w:val="404040"/>
-          <w:sz w:val="18"/>
-          <w:szCs w:val="18"/>
-        </w:rPr>
-        <w:t xml:space="preserve">\-\-\-\-\-\-\-\-\-\-\-\-\-\-\-\-\--</w:t>
-      </w:r>
-    </w:p>
-    <w:p>
-      <w:pPr>
-        <w:spacing w:before="100" w:after="100"/>
-      </w:pPr>
-      <w:r>
-        <w:rPr>
-          <w:rFonts w:ascii="BIZ UDPGothic" w:cs="BIZ UDPGothic" w:eastAsia="BIZ UDPGothic" w:hAnsi="BIZ UDPGothic"/>
-          <w:color w:val="404040"/>
-          <w:sz w:val="18"/>
-          <w:szCs w:val="18"/>
-        </w:rPr>
-        <w:t xml:space="preserve">\-\-\-\-\-\-\-\-\-\-\-\-\-\-\-\-\-\-\-\-\-\-\-\-\-\-\-\-\-\-\-\-\-\-\-\-\-\-\-\-\-\-\-\-\-\-\-\-\-\-\-\-\--</w:t>
       </w:r>
     </w:p>
     <w:p>
@@ -2491,7 +2211,7 @@
           <w:sz w:val="24"/>
           <w:szCs w:val="24"/>
         </w:rPr>
-        <w:t xml:space="preserve">■ ⑧ テスト手順・結果</w:t>
+        <w:t xml:space="preserve">■ テスト手順・結果</w:t>
       </w:r>
       <w:r>
         <w:br/>
@@ -3554,7 +3274,7 @@
           <w:sz w:val="24"/>
           <w:szCs w:val="24"/>
         </w:rPr>
-        <w:t xml:space="preserve">■ ⑨ 改廃履歴</w:t>
+        <w:t xml:space="preserve">■ 改廃履歴</w:t>
       </w:r>
       <w:r>
         <w:br/>

--- a/40_AWS/05_改修資料/KSM_AWS_MOD_008_改修指示書_DB接続先変更_ja_vi.docx
+++ b/40_AWS/05_改修資料/KSM_AWS_MOD_008_改修指示書_DB接続先変更_ja_vi.docx
@@ -1310,7 +1310,7 @@
           <w:sz w:val="24"/>
           <w:szCs w:val="24"/>
         </w:rPr>
-        <w:t xml:space="preserve">■ 実施判断のご確認</w:t>
+        <w:t xml:space="preserve">■ 0. 実施判断のご確認（顧客向け）** *0.</w:t>
       </w:r>
       <w:r>
         <w:br/>
@@ -1324,7 +1324,7 @@
           <w:sz w:val="17"/>
           <w:szCs w:val="17"/>
         </w:rPr>
-        <w:t xml:space="preserve">　Xác Nhận Quyết Định Thực Hiện</w:t>
+        <w:t xml:space="preserve">　Xác</w:t>
       </w:r>
     </w:p>
     <w:p>
@@ -1338,7 +1338,7 @@
           <w:sz w:val="18"/>
           <w:szCs w:val="18"/>
         </w:rPr>
-        <w:t xml:space="preserve">(dành cho khách hàng)\*</w:t>
+        <w:t xml:space="preserve">(dành cho khách hàng)*</w:t>
       </w:r>
     </w:p>
     <w:p>
@@ -1366,7 +1366,7 @@
           <w:sz w:val="18"/>
           <w:szCs w:val="18"/>
         </w:rPr>
-        <w:t xml:space="preserve">\*Để triển khai sửa đổi này, vui lòng xác nhận nội dung dưới đây và đưa</w:t>
+        <w:t xml:space="preserve">*Để triển khai sửa đổi này, vui lòng xác nhận nội dung dưới đây và đưa</w:t>
       </w:r>
     </w:p>
     <w:p>
@@ -1380,217 +1380,7 @@
           <w:sz w:val="18"/>
           <w:szCs w:val="18"/>
         </w:rPr>
-        <w:t xml:space="preserve">ra quyết định có thực hiện hay không.\*</w:t>
-      </w:r>
-    </w:p>
-    <w:p>
-      <w:pPr>
-        <w:spacing w:before="100" w:after="100"/>
-      </w:pPr>
-      <w:r>
-        <w:rPr>
-          <w:rFonts w:ascii="BIZ UDPGothic" w:cs="BIZ UDPGothic" w:eastAsia="BIZ UDPGothic" w:hAnsi="BIZ UDPGothic"/>
-          <w:color w:val="404040"/>
-          <w:sz w:val="18"/>
-          <w:szCs w:val="18"/>
-        </w:rPr>
-        <w:t xml:space="preserve">hiện\*</w:t>
-      </w:r>
-    </w:p>
-    <w:p>
-      <w:pPr>
-        <w:spacing w:before="100" w:after="100"/>
-      </w:pPr>
-      <w:r>
-        <w:rPr>
-          <w:rFonts w:ascii="BIZ UDPGothic" w:cs="BIZ UDPGothic" w:eastAsia="BIZ UDPGothic" w:hAnsi="BIZ UDPGothic"/>
-          <w:color w:val="404040"/>
-          <w:sz w:val="18"/>
-          <w:szCs w:val="18"/>
-        </w:rPr>
-        <w:t xml:space="preserve">*　実施判断チェックリスト\*\* \*Danh sách kiểm tra quyết định thực</w:t>
-      </w:r>
-    </w:p>
-    <w:p>
-      <w:pPr>
-        <w:spacing w:before="100" w:after="100"/>
-      </w:pPr>
-      <w:r>
-        <w:rPr>
-          <w:rFonts w:ascii="BIZ UDPGothic" w:cs="BIZ UDPGothic" w:eastAsia="BIZ UDPGothic" w:hAnsi="BIZ UDPGothic"/>
-          <w:color w:val="404040"/>
-          <w:sz w:val="18"/>
-          <w:szCs w:val="18"/>
-        </w:rPr>
-        <w:t xml:space="preserve">hiện</w:t>
-      </w:r>
-    </w:p>
-    <w:p>
-      <w:pPr>
-        <w:spacing w:before="100" w:after="100"/>
-      </w:pPr>
-      <w:r>
-        <w:rPr>
-          <w:rFonts w:ascii="BIZ UDPGothic" w:cs="BIZ UDPGothic" w:eastAsia="BIZ UDPGothic" w:hAnsi="BIZ UDPGothic"/>
-          <w:color w:val="404040"/>
-          <w:sz w:val="18"/>
-          <w:szCs w:val="18"/>
-        </w:rPr>
-        <w:t xml:space="preserve">No. 確認事項 確認結果</w:t>
-      </w:r>
-    </w:p>
-    <w:p>
-      <w:pPr>
-        <w:spacing w:before="100" w:after="100"/>
-      </w:pPr>
-      <w:r>
-        <w:rPr>
-          <w:rFonts w:ascii="BIZ UDPGothic" w:cs="BIZ UDPGothic" w:eastAsia="BIZ UDPGothic" w:hAnsi="BIZ UDPGothic"/>
-          <w:color w:val="404040"/>
-          <w:sz w:val="18"/>
-          <w:szCs w:val="18"/>
-        </w:rPr>
-        <w:t xml:space="preserve">1 create-file-end-for-night が SELECT □ YES □ NO</w:t>
-      </w:r>
-    </w:p>
-    <w:p>
-      <w:pPr>
-        <w:spacing w:before="100" w:after="100"/>
-      </w:pPr>
-      <w:r>
-        <w:rPr>
-          <w:rFonts w:ascii="BIZ UDPGothic" w:cs="BIZ UDPGothic" w:eastAsia="BIZ UDPGothic" w:hAnsi="BIZ UDPGothic"/>
-          <w:color w:val="404040"/>
-          <w:sz w:val="18"/>
-          <w:szCs w:val="18"/>
-        </w:rPr>
-        <w:t xml:space="preserve">のみ実行する読み取り専用処理であることを確認した</w:t>
-      </w:r>
-    </w:p>
-    <w:p>
-      <w:pPr>
-        <w:spacing w:before="100" w:after="100"/>
-      </w:pPr>
-      <w:r>
-        <w:rPr>
-          <w:rFonts w:ascii="BIZ UDPGothic" w:cs="BIZ UDPGothic" w:eastAsia="BIZ UDPGothic" w:hAnsi="BIZ UDPGothic"/>
-          <w:color w:val="404040"/>
-          <w:sz w:val="18"/>
-          <w:szCs w:val="18"/>
-        </w:rPr>
-        <w:t xml:space="preserve">2 Lambda環境変数の変更のみであり、ダウンタイムが発生しないことを了解した</w:t>
-      </w:r>
-    </w:p>
-    <w:p>
-      <w:pPr>
-        <w:spacing w:before="100" w:after="100"/>
-      </w:pPr>
-      <w:r>
-        <w:rPr>
-          <w:rFonts w:ascii="BIZ UDPGothic" w:cs="BIZ UDPGothic" w:eastAsia="BIZ UDPGothic" w:hAnsi="BIZ UDPGothic"/>
-          <w:color w:val="404040"/>
-          <w:sz w:val="18"/>
-          <w:szCs w:val="18"/>
-        </w:rPr>
-        <w:t xml:space="preserve">□ YES □ NO</w:t>
-      </w:r>
-    </w:p>
-    <w:p>
-      <w:pPr>
-        <w:spacing w:before="100" w:after="100"/>
-      </w:pPr>
-      <w:r>
-        <w:rPr>
-          <w:rFonts w:ascii="BIZ UDPGothic" w:cs="BIZ UDPGothic" w:eastAsia="BIZ UDPGothic" w:hAnsi="BIZ UDPGothic"/>
-          <w:color w:val="404040"/>
-          <w:sz w:val="18"/>
-          <w:szCs w:val="18"/>
-        </w:rPr>
-        <w:t xml:space="preserve">3</w:t>
-      </w:r>
-    </w:p>
-    <w:p>
-      <w:pPr>
-        <w:spacing w:before="100" w:after="100"/>
-      </w:pPr>
-      <w:r>
-        <w:rPr>
-          <w:rFonts w:ascii="BIZ UDPGothic" w:cs="BIZ UDPGothic" w:eastAsia="BIZ UDPGothic" w:hAnsi="BIZ UDPGothic"/>
-          <w:color w:val="404040"/>
-          <w:sz w:val="18"/>
-          <w:szCs w:val="18"/>
-        </w:rPr>
-        <w:t xml:space="preserve">接続先をReaderエンドポイント（prd/Replica_Kasumi_RO）に変更することを承認する</w:t>
-      </w:r>
-    </w:p>
-    <w:p>
-      <w:pPr>
-        <w:spacing w:before="100" w:after="100"/>
-      </w:pPr>
-      <w:r>
-        <w:rPr>
-          <w:rFonts w:ascii="BIZ UDPGothic" w:cs="BIZ UDPGothic" w:eastAsia="BIZ UDPGothic" w:hAnsi="BIZ UDPGothic"/>
-          <w:color w:val="404040"/>
-          <w:sz w:val="18"/>
-          <w:szCs w:val="18"/>
-        </w:rPr>
-        <w:t xml:space="preserve">□ 承認 □ 保留</w:t>
-      </w:r>
-    </w:p>
-    <w:p>
-      <w:pPr>
-        <w:spacing w:before="100" w:after="100"/>
-      </w:pPr>
-      <w:r>
-        <w:rPr>
-          <w:rFonts w:ascii="BIZ UDPGothic" w:cs="BIZ UDPGothic" w:eastAsia="BIZ UDPGothic" w:hAnsi="BIZ UDPGothic"/>
-          <w:color w:val="404040"/>
-          <w:sz w:val="18"/>
-          <w:szCs w:val="18"/>
-        </w:rPr>
-        <w:t xml:space="preserve">□ 否認</w:t>
-      </w:r>
-    </w:p>
-    <w:p>
-      <w:pPr>
-        <w:spacing w:before="100" w:after="100"/>
-      </w:pPr>
-      <w:r>
-        <w:rPr>
-          <w:rFonts w:ascii="BIZ UDPGothic" w:cs="BIZ UDPGothic" w:eastAsia="BIZ UDPGothic" w:hAnsi="BIZ UDPGothic"/>
-          <w:color w:val="404040"/>
-          <w:sz w:val="18"/>
-          <w:szCs w:val="18"/>
-        </w:rPr>
-        <w:t xml:space="preserve">※ 確認結果欄に記入・署名のうえ、LUVINA 担当者（Thanh</w:t>
-      </w:r>
-    </w:p>
-    <w:p>
-      <w:pPr>
-        <w:spacing w:before="100" w:after="100"/>
-      </w:pPr>
-      <w:r>
-        <w:rPr>
-          <w:rFonts w:ascii="BIZ UDPGothic" w:cs="BIZ UDPGothic" w:eastAsia="BIZ UDPGothic" w:hAnsi="BIZ UDPGothic"/>
-          <w:color w:val="404040"/>
-          <w:sz w:val="18"/>
-          <w:szCs w:val="18"/>
-        </w:rPr>
-        <w:t xml:space="preserve">Nguyên）へご返送ください。 \*※ Vui lòng điền kết quả xác nhận, ký tên và</w:t>
-      </w:r>
-    </w:p>
-    <w:p>
-      <w:pPr>
-        <w:spacing w:before="100" w:after="100"/>
-      </w:pPr>
-      <w:r>
-        <w:rPr>
-          <w:rFonts w:ascii="BIZ UDPGothic" w:cs="BIZ UDPGothic" w:eastAsia="BIZ UDPGothic" w:hAnsi="BIZ UDPGothic"/>
-          <w:color w:val="404040"/>
-          <w:sz w:val="18"/>
-          <w:szCs w:val="18"/>
-        </w:rPr>
-        <w:t xml:space="preserve">gửi lại cho phụ trách LUVINA (Thanh Nguyên).\*</w:t>
+        <w:t xml:space="preserve">ra quyết định có thực hiện hay không.*</w:t>
       </w:r>
     </w:p>
     <w:p>
@@ -1609,7 +1399,7 @@
           <w:sz w:val="24"/>
           <w:szCs w:val="24"/>
         </w:rPr>
-        <w:t xml:space="preserve">■ 改修概要</w:t>
+        <w:t xml:space="preserve">■ 変更内容と影響範囲** *Nội dung thay đổi và phạm vi ảnh hưởng*</w:t>
       </w:r>
       <w:r>
         <w:br/>
@@ -1623,7 +1413,7 @@
           <w:sz w:val="17"/>
           <w:szCs w:val="17"/>
         </w:rPr>
-        <w:t xml:space="preserve">　Tổng Quan Sửa Đổi</w:t>
+        <w:t xml:space="preserve">　</w:t>
       </w:r>
     </w:p>
     <w:p>
@@ -1637,7 +1427,7 @@
           <w:sz w:val="18"/>
           <w:szCs w:val="18"/>
         </w:rPr>
-        <w:t xml:space="preserve">Lambda関数 ksm-posprd-lmd-function-create-file-end-for-night</w:t>
+        <w:t xml:space="preserve">---------------- -------------------------------------------------------------------------------------------------------------------------------------------------</w:t>
       </w:r>
     </w:p>
     <w:p>
@@ -1651,7 +1441,77 @@
           <w:sz w:val="18"/>
           <w:szCs w:val="18"/>
         </w:rPr>
-        <w:t xml:space="preserve">のDB接続先を、WriterエンドポイントからReaderエンドポイントに変更する。</w:t>
+        <w:t xml:space="preserve">変更対象 Lambda 環境変数 DB_KASUMI の接続先を Writer → Reader エンドポイントに変更</w:t>
+      </w:r>
+    </w:p>
+    <w:p>
+      <w:pPr>
+        <w:spacing w:before="100" w:after="100"/>
+      </w:pPr>
+      <w:r>
+        <w:rPr>
+          <w:rFonts w:ascii="BIZ UDPGothic" w:cs="BIZ UDPGothic" w:eastAsia="BIZ UDPGothic" w:hAnsi="BIZ UDPGothic"/>
+          <w:color w:val="404040"/>
+          <w:sz w:val="18"/>
+          <w:szCs w:val="18"/>
+        </w:rPr>
+        <w:t xml:space="preserve">変更理由 当該Lambda（create-file-end-for-night）はSELECTのみ実行する読み取り専用処理であり、WriterへのDB負荷を分散するためReaderエンドポイントに変更する</w:t>
+      </w:r>
+    </w:p>
+    <w:p>
+      <w:pPr>
+        <w:spacing w:before="100" w:after="100"/>
+      </w:pPr>
+      <w:r>
+        <w:rPr>
+          <w:rFonts w:ascii="BIZ UDPGothic" w:cs="BIZ UDPGothic" w:eastAsia="BIZ UDPGothic" w:hAnsi="BIZ UDPGothic"/>
+          <w:color w:val="404040"/>
+          <w:sz w:val="18"/>
+          <w:szCs w:val="18"/>
+        </w:rPr>
+        <w:t xml:space="preserve">DB操作内容 SELECT のみ（INSERT / UPDATE / DELETE なし）。接続先を変更しても処理ロジックへの影響はない。</w:t>
+      </w:r>
+    </w:p>
+    <w:p>
+      <w:pPr>
+        <w:spacing w:before="100" w:after="100"/>
+      </w:pPr>
+      <w:r>
+        <w:rPr>
+          <w:rFonts w:ascii="BIZ UDPGothic" w:cs="BIZ UDPGothic" w:eastAsia="BIZ UDPGothic" w:hAnsi="BIZ UDPGothic"/>
+          <w:color w:val="404040"/>
+          <w:sz w:val="18"/>
+          <w:szCs w:val="18"/>
+        </w:rPr>
+        <w:t xml:space="preserve">ダウンタイム なし。Lambda環境変数の変更のみのため、サービス停止は発生しない。</w:t>
+      </w:r>
+    </w:p>
+    <w:p>
+      <w:pPr>
+        <w:spacing w:before="100" w:after="100"/>
+      </w:pPr>
+      <w:r>
+        <w:rPr>
+          <w:rFonts w:ascii="BIZ UDPGothic" w:cs="BIZ UDPGothic" w:eastAsia="BIZ UDPGothic" w:hAnsi="BIZ UDPGothic"/>
+          <w:color w:val="404040"/>
+          <w:sz w:val="18"/>
+          <w:szCs w:val="18"/>
+        </w:rPr>
+        <w:t xml:space="preserve">切り戻し 即時可能。環境変数 DB_KASUMI を元の値（prd/Replica_Kasumi）に戻すだけで完了。</w:t>
+      </w:r>
+    </w:p>
+    <w:p>
+      <w:pPr>
+        <w:spacing w:before="100" w:after="100"/>
+      </w:pPr>
+      <w:r>
+        <w:rPr>
+          <w:rFonts w:ascii="BIZ UDPGothic" w:cs="BIZ UDPGothic" w:eastAsia="BIZ UDPGothic" w:hAnsi="BIZ UDPGothic"/>
+          <w:color w:val="404040"/>
+          <w:sz w:val="18"/>
+          <w:szCs w:val="18"/>
+        </w:rPr>
+        <w:t xml:space="preserve">---------------- -------------------------------------------------------------------------------------------------------------------------------------------------</w:t>
       </w:r>
     </w:p>
     <w:p>
@@ -1670,7 +1530,7 @@
           <w:sz w:val="24"/>
           <w:szCs w:val="24"/>
         </w:rPr>
-        <w:t xml:space="preserve">■ 改修内容</w:t>
+        <w:t xml:space="preserve">■ 実施判断チェックリスト** *Danh sách kiểm tra quyết định thực hiện*</w:t>
       </w:r>
       <w:r>
         <w:br/>
@@ -1684,23 +1544,7 @@
           <w:sz w:val="17"/>
           <w:szCs w:val="17"/>
         </w:rPr>
-        <w:t xml:space="preserve">　Nội Dung Sửa Đổi</w:t>
-      </w:r>
-    </w:p>
-    <w:p>
-      <w:pPr>
-        <w:spacing w:before="100" w:after="100"/>
-      </w:pPr>
-      <w:r>
-        <w:rPr>
-          <w:rFonts w:ascii="BIZ UDPGothic" w:cs="BIZ UDPGothic" w:eastAsia="BIZ UDPGothic" w:hAnsi="BIZ UDPGothic"/>
-          <w:b/>
-          <w:bCs/>
-          <w:color w:val="C8102E"/>
-          <w:sz w:val="20"/>
-          <w:szCs w:val="20"/>
-        </w:rPr>
-        <w:t xml:space="preserve">■ 変更内容と影響範囲</w:t>
+        <w:t xml:space="preserve">　実施判断チェックリスト** *Danh sách kiểm tra quyết định thực hiện*</w:t>
       </w:r>
     </w:p>
     <w:p>
@@ -1714,7 +1558,7 @@
           <w:sz w:val="18"/>
           <w:szCs w:val="18"/>
         </w:rPr>
-        <w:t xml:space="preserve">変更対象 Lambda 環境変数 DB_KASUMI の接続先を Writer → Reader</w:t>
+        <w:t xml:space="preserve">--------- ------------------------------------------------------------------------------- --------------</w:t>
       </w:r>
     </w:p>
     <w:p>
@@ -1728,7 +1572,7 @@
           <w:sz w:val="18"/>
           <w:szCs w:val="18"/>
         </w:rPr>
-        <w:t xml:space="preserve">エンドポイントに変更</w:t>
+        <w:t xml:space="preserve">No. 確認事項 確認結果</w:t>
       </w:r>
     </w:p>
     <w:p>
@@ -1742,7 +1586,7 @@
           <w:sz w:val="18"/>
           <w:szCs w:val="18"/>
         </w:rPr>
-        <w:t xml:space="preserve">変更理由</w:t>
+        <w:t xml:space="preserve">1 create-file-end-for-night が SELECT □ YES □ NO</w:t>
       </w:r>
     </w:p>
     <w:p>
@@ -1756,7 +1600,7 @@
           <w:sz w:val="18"/>
           <w:szCs w:val="18"/>
         </w:rPr>
-        <w:t xml:space="preserve">当該Lambda（create-file-end-for-night）はSELECTのみ実行する読み取り専用処理であり、WriterへのDB負荷を分散するためReaderエンドポイントに変更する</w:t>
+        <w:t xml:space="preserve">のみ実行する読み取り専用処理であることを確認した</w:t>
       </w:r>
     </w:p>
     <w:p>
@@ -1770,7 +1614,7 @@
           <w:sz w:val="18"/>
           <w:szCs w:val="18"/>
         </w:rPr>
-        <w:t xml:space="preserve">DB操作内容 SELECT のみ（INSERT / UPDATE / DELETE</w:t>
+        <w:t xml:space="preserve">2 Lambda環境変数の変更のみであり、ダウンタイムが発生しないことを了解した □ YES □ NO</w:t>
       </w:r>
     </w:p>
     <w:p>
@@ -1784,7 +1628,7 @@
           <w:sz w:val="18"/>
           <w:szCs w:val="18"/>
         </w:rPr>
-        <w:t xml:space="preserve">なし）。接続先を変更しても処理ロジックへの影響はない。</w:t>
+        <w:t xml:space="preserve">3 接続先をReaderエンドポイント（prd/Replica_Kasumi_RO）に変更することを承認する □ 承認 □ 保留</w:t>
       </w:r>
     </w:p>
     <w:p>
@@ -1798,7 +1642,7 @@
           <w:sz w:val="18"/>
           <w:szCs w:val="18"/>
         </w:rPr>
-        <w:t xml:space="preserve">ダウンタイム</w:t>
+        <w:t xml:space="preserve">□ 否認</w:t>
       </w:r>
     </w:p>
     <w:p>
@@ -1812,7 +1656,7 @@
           <w:sz w:val="18"/>
           <w:szCs w:val="18"/>
         </w:rPr>
-        <w:t xml:space="preserve">なし。Lambda環境変数の変更のみのため、サービス停止は発生しない。</w:t>
+        <w:t xml:space="preserve">--------- ------------------------------------------------------------------------------- --------------</w:t>
       </w:r>
     </w:p>
     <w:p>
@@ -1826,7 +1670,7 @@
           <w:sz w:val="18"/>
           <w:szCs w:val="18"/>
         </w:rPr>
-        <w:t xml:space="preserve">切り戻し 即時可能。環境変数 DB_KASUMI</w:t>
+        <w:t xml:space="preserve">※ 確認結果欄に記入・署名のうえ、LUVINA 担当者（Thanh</w:t>
       </w:r>
     </w:p>
     <w:p>
@@ -1840,23 +1684,7 @@
           <w:sz w:val="18"/>
           <w:szCs w:val="18"/>
         </w:rPr>
-        <w:t xml:space="preserve">を元の値（prd/Replica_Kasumi）に戻すだけで完了。</w:t>
-      </w:r>
-    </w:p>
-    <w:p>
-      <w:pPr>
-        <w:spacing w:before="100" w:after="100"/>
-      </w:pPr>
-      <w:r>
-        <w:rPr>
-          <w:rFonts w:ascii="BIZ UDPGothic" w:cs="BIZ UDPGothic" w:eastAsia="BIZ UDPGothic" w:hAnsi="BIZ UDPGothic"/>
-          <w:b/>
-          <w:bCs/>
-          <w:color w:val="C8102E"/>
-          <w:sz w:val="20"/>
-          <w:szCs w:val="20"/>
-        </w:rPr>
-        <w:t xml:space="preserve">■ CloudWatchログ調査結果（2026-03-07実行分）</w:t>
+        <w:t xml:space="preserve">Nguyên）へご返送ください。 *※ Vui lòng điền kết quả xác nhận, ký tên và</w:t>
       </w:r>
     </w:p>
     <w:p>
@@ -1870,329 +1698,7 @@
           <w:sz w:val="18"/>
           <w:szCs w:val="18"/>
         </w:rPr>
-        <w:t xml:space="preserve">CloudWatch log (2026-03-07)\*</w:t>
-      </w:r>
-    </w:p>
-    <w:p>
-      <w:pPr>
-        <w:spacing w:before="100" w:after="100"/>
-      </w:pPr>
-      <w:r>
-        <w:rPr>
-          <w:rFonts w:ascii="BIZ UDPGothic" w:cs="BIZ UDPGothic" w:eastAsia="BIZ UDPGothic" w:hAnsi="BIZ UDPGothic"/>
-          <w:b/>
-          <w:bCs/>
-          <w:color w:val="C8102E"/>
-          <w:sz w:val="20"/>
-          <w:szCs w:val="20"/>
-        </w:rPr>
-        <w:t xml:space="preserve">■ 問題点・変更前後</w:t>
-      </w:r>
-    </w:p>
-    <w:p>
-      <w:pPr>
-        <w:spacing w:before="100" w:after="100"/>
-      </w:pPr>
-      <w:r>
-        <w:rPr>
-          <w:rFonts w:ascii="BIZ UDPGothic" w:cs="BIZ UDPGothic" w:eastAsia="BIZ UDPGothic" w:hAnsi="BIZ UDPGothic"/>
-          <w:color w:val="404040"/>
-          <w:sz w:val="18"/>
-          <w:szCs w:val="18"/>
-        </w:rPr>
-        <w:t xml:space="preserve">項目 現状 理想</w:t>
-      </w:r>
-    </w:p>
-    <w:p>
-      <w:pPr>
-        <w:spacing w:before="100" w:after="100"/>
-      </w:pPr>
-      <w:r>
-        <w:rPr>
-          <w:rFonts w:ascii="BIZ UDPGothic" w:cs="BIZ UDPGothic" w:eastAsia="BIZ UDPGothic" w:hAnsi="BIZ UDPGothic"/>
-          <w:color w:val="404040"/>
-          <w:sz w:val="18"/>
-          <w:szCs w:val="18"/>
-        </w:rPr>
-        <w:t xml:space="preserve">環境変数 DB_KASUMI prd/Replica_Kasumi prd/Replica_Kasumi_RO</w:t>
-      </w:r>
-    </w:p>
-    <w:p>
-      <w:pPr>
-        <w:spacing w:before="100" w:after="100"/>
-      </w:pPr>
-      <w:r>
-        <w:rPr>
-          <w:rFonts w:ascii="BIZ UDPGothic" w:cs="BIZ UDPGothic" w:eastAsia="BIZ UDPGothic" w:hAnsi="BIZ UDPGothic"/>
-          <w:color w:val="404040"/>
-          <w:sz w:val="18"/>
-          <w:szCs w:val="18"/>
-        </w:rPr>
-        <w:t xml:space="preserve">接続エンドポイント Writerエンドポイント ❌ Readerエンドポイント ✅</w:t>
-      </w:r>
-    </w:p>
-    <w:p>
-      <w:pPr>
-        <w:spacing w:before="100" w:after="100"/>
-      </w:pPr>
-      <w:r>
-        <w:rPr>
-          <w:rFonts w:ascii="BIZ UDPGothic" w:cs="BIZ UDPGothic" w:eastAsia="BIZ UDPGothic" w:hAnsi="BIZ UDPGothic"/>
-          <w:color w:val="404040"/>
-          <w:sz w:val="18"/>
-          <w:szCs w:val="18"/>
-        </w:rPr>
-        <w:t xml:space="preserve">DB操作 SELECT のみ SELECT のみ（変更なし）</w:t>
-      </w:r>
-    </w:p>
-    <w:p>
-      <w:pPr>
-        <w:spacing w:before="100" w:after="100"/>
-      </w:pPr>
-      <w:r>
-        <w:rPr>
-          <w:rFonts w:ascii="BIZ UDPGothic" w:cs="BIZ UDPGothic" w:eastAsia="BIZ UDPGothic" w:hAnsi="BIZ UDPGothic"/>
-          <w:b/>
-          <w:bCs/>
-          <w:color w:val="C8102E"/>
-          <w:sz w:val="20"/>
-          <w:szCs w:val="20"/>
-        </w:rPr>
-        <w:t xml:space="preserve">■ 2. 変更内容</w:t>
-      </w:r>
-    </w:p>
-    <w:p>
-      <w:pPr>
-        <w:spacing w:before="100" w:after="100"/>
-      </w:pPr>
-      <w:r>
-        <w:rPr>
-          <w:rFonts w:ascii="BIZ UDPGothic" w:cs="BIZ UDPGothic" w:eastAsia="BIZ UDPGothic" w:hAnsi="BIZ UDPGothic"/>
-          <w:color w:val="404040"/>
-          <w:sz w:val="18"/>
-          <w:szCs w:val="18"/>
-        </w:rPr>
-        <w:t xml:space="preserve">環境変数名: DB_KASUMI 変更前の値:   環境変数名: DB_KASUMI 変更後の値:</w:t>
-      </w:r>
-    </w:p>
-    <w:p>
-      <w:pPr>
-        <w:spacing w:before="100" w:after="100"/>
-      </w:pPr>
-      <w:r>
-        <w:rPr>
-          <w:rFonts w:ascii="BIZ UDPGothic" w:cs="BIZ UDPGothic" w:eastAsia="BIZ UDPGothic" w:hAnsi="BIZ UDPGothic"/>
-          <w:color w:val="404040"/>
-          <w:sz w:val="18"/>
-          <w:szCs w:val="18"/>
-        </w:rPr>
-        <w:t xml:space="preserve">prd/Replica_Kasumi                  prd/Replica_Kasumi_RO</w:t>
-      </w:r>
-    </w:p>
-    <w:p>
-      <w:pPr>
-        <w:spacing w:before="100" w:after="100"/>
-      </w:pPr>
-      <w:r>
-        <w:rPr>
-          <w:rFonts w:ascii="BIZ UDPGothic" w:cs="BIZ UDPGothic" w:eastAsia="BIZ UDPGothic" w:hAnsi="BIZ UDPGothic"/>
-          <w:b/>
-          <w:bCs/>
-          <w:color w:val="C8102E"/>
-          <w:sz w:val="20"/>
-          <w:szCs w:val="20"/>
-        </w:rPr>
-        <w:t xml:space="preserve">■ 3. 変更手順</w:t>
-      </w:r>
-    </w:p>
-    <w:p>
-      <w:pPr>
-        <w:spacing w:before="100" w:after="100"/>
-      </w:pPr>
-      <w:r>
-        <w:rPr>
-          <w:rFonts w:ascii="BIZ UDPGothic" w:cs="BIZ UDPGothic" w:eastAsia="BIZ UDPGothic" w:hAnsi="BIZ UDPGothic"/>
-          <w:b/>
-          <w:bCs/>
-          <w:color w:val="C8102E"/>
-          <w:sz w:val="20"/>
-          <w:szCs w:val="20"/>
-        </w:rPr>
-        <w:t xml:space="preserve">■ 手順1: 変更前の確認</w:t>
-      </w:r>
-    </w:p>
-    <w:p>
-      <w:pPr>
-        <w:spacing w:before="100" w:after="100"/>
-      </w:pPr>
-      <w:r>
-        <w:rPr>
-          <w:rFonts w:ascii="BIZ UDPGothic" w:cs="BIZ UDPGothic" w:eastAsia="BIZ UDPGothic" w:hAnsi="BIZ UDPGothic"/>
-          <w:b/>
-          <w:bCs/>
-          <w:color w:val="C8102E"/>
-          <w:sz w:val="20"/>
-          <w:szCs w:val="20"/>
-        </w:rPr>
-        <w:t xml:space="preserve">■ 手順2: 環境変数の変更</w:t>
-      </w:r>
-    </w:p>
-    <w:p>
-      <w:pPr>
-        <w:spacing w:before="100" w:after="100"/>
-      </w:pPr>
-      <w:r>
-        <w:rPr>
-          <w:rFonts w:ascii="BIZ UDPGothic" w:cs="BIZ UDPGothic" w:eastAsia="BIZ UDPGothic" w:hAnsi="BIZ UDPGothic"/>
-          <w:b/>
-          <w:bCs/>
-          <w:color w:val="C8102E"/>
-          <w:sz w:val="20"/>
-          <w:szCs w:val="20"/>
-        </w:rPr>
-        <w:t xml:space="preserve">■ 手順3: 変更後の確認</w:t>
-      </w:r>
-    </w:p>
-    <w:p>
-      <w:pPr>
-        <w:spacing w:before="100" w:after="100"/>
-      </w:pPr>
-      <w:r>
-        <w:rPr>
-          <w:rFonts w:ascii="BIZ UDPGothic" w:cs="BIZ UDPGothic" w:eastAsia="BIZ UDPGothic" w:hAnsi="BIZ UDPGothic"/>
-          <w:b/>
-          <w:bCs/>
-          <w:color w:val="C8102E"/>
-          <w:sz w:val="20"/>
-          <w:szCs w:val="20"/>
-        </w:rPr>
-        <w:t xml:space="preserve">■ 4. 実施タイミング・影響範囲</w:t>
-      </w:r>
-    </w:p>
-    <w:p>
-      <w:pPr>
-        <w:spacing w:before="100" w:after="100"/>
-      </w:pPr>
-      <w:r>
-        <w:rPr>
-          <w:rFonts w:ascii="BIZ UDPGothic" w:cs="BIZ UDPGothic" w:eastAsia="BIZ UDPGothic" w:hAnsi="BIZ UDPGothic"/>
-          <w:color w:val="404040"/>
-          <w:sz w:val="18"/>
-          <w:szCs w:val="18"/>
-        </w:rPr>
-        <w:t xml:space="preserve">ảnh</w:t>
-      </w:r>
-    </w:p>
-    <w:p>
-      <w:pPr>
-        <w:spacing w:before="100" w:after="100"/>
-      </w:pPr>
-      <w:r>
-        <w:rPr>
-          <w:rFonts w:ascii="BIZ UDPGothic" w:cs="BIZ UDPGothic" w:eastAsia="BIZ UDPGothic" w:hAnsi="BIZ UDPGothic"/>
-          <w:color w:val="404040"/>
-          <w:sz w:val="18"/>
-          <w:szCs w:val="18"/>
-        </w:rPr>
-        <w:t xml:space="preserve">*　4. 実施タイミング・影響範囲\*\* \*4. Thời điểm thực hiện / Phạm vi</w:t>
-      </w:r>
-    </w:p>
-    <w:p>
-      <w:pPr>
-        <w:spacing w:before="100" w:after="100"/>
-      </w:pPr>
-      <w:r>
-        <w:rPr>
-          <w:rFonts w:ascii="BIZ UDPGothic" w:cs="BIZ UDPGothic" w:eastAsia="BIZ UDPGothic" w:hAnsi="BIZ UDPGothic"/>
-          <w:color w:val="404040"/>
-          <w:sz w:val="18"/>
-          <w:szCs w:val="18"/>
-        </w:rPr>
-        <w:t xml:space="preserve">ảnh*</w:t>
-      </w:r>
-    </w:p>
-    <w:p>
-      <w:pPr>
-        <w:spacing w:before="100" w:after="100"/>
-      </w:pPr>
-      <w:r>
-        <w:rPr>
-          <w:rFonts w:ascii="BIZ UDPGothic" w:cs="BIZ UDPGothic" w:eastAsia="BIZ UDPGothic" w:hAnsi="BIZ UDPGothic"/>
-          <w:color w:val="404040"/>
-          <w:sz w:val="18"/>
-          <w:szCs w:val="18"/>
-        </w:rPr>
-        <w:t xml:space="preserve">hưởng\*</w:t>
-      </w:r>
-    </w:p>
-    <w:p>
-      <w:pPr>
-        <w:spacing w:before="100" w:after="100"/>
-      </w:pPr>
-      <w:r>
-        <w:rPr>
-          <w:rFonts w:ascii="BIZ UDPGothic" w:cs="BIZ UDPGothic" w:eastAsia="BIZ UDPGothic" w:hAnsi="BIZ UDPGothic"/>
-          <w:color w:val="404040"/>
-          <w:sz w:val="18"/>
-          <w:szCs w:val="18"/>
-        </w:rPr>
-        <w:t xml:space="preserve">推奨時間帯 平日昼間（本関数はJST 05:30頃に実行されるため）</w:t>
-      </w:r>
-    </w:p>
-    <w:p>
-      <w:pPr>
-        <w:spacing w:before="100" w:after="100"/>
-      </w:pPr>
-      <w:r>
-        <w:rPr>
-          <w:rFonts w:ascii="BIZ UDPGothic" w:cs="BIZ UDPGothic" w:eastAsia="BIZ UDPGothic" w:hAnsi="BIZ UDPGothic"/>
-          <w:color w:val="404040"/>
-          <w:sz w:val="18"/>
-          <w:szCs w:val="18"/>
-        </w:rPr>
-        <w:t xml:space="preserve">実行スケジュール EventBridge: cron(30 20 \* \* ? \*) = JST 05:30</w:t>
-      </w:r>
-    </w:p>
-    <w:p>
-      <w:pPr>
-        <w:spacing w:before="100" w:after="100"/>
-      </w:pPr>
-      <w:r>
-        <w:rPr>
-          <w:rFonts w:ascii="BIZ UDPGothic" w:cs="BIZ UDPGothic" w:eastAsia="BIZ UDPGothic" w:hAnsi="BIZ UDPGothic"/>
-          <w:color w:val="404040"/>
-          <w:sz w:val="18"/>
-          <w:szCs w:val="18"/>
-        </w:rPr>
-        <w:t xml:space="preserve">毎日</w:t>
-      </w:r>
-    </w:p>
-    <w:p>
-      <w:pPr>
-        <w:spacing w:before="100" w:after="100"/>
-      </w:pPr>
-      <w:r>
-        <w:rPr>
-          <w:rFonts w:ascii="BIZ UDPGothic" w:cs="BIZ UDPGothic" w:eastAsia="BIZ UDPGothic" w:hAnsi="BIZ UDPGothic"/>
-          <w:color w:val="404040"/>
-          <w:sz w:val="18"/>
-          <w:szCs w:val="18"/>
-        </w:rPr>
-        <w:t xml:space="preserve">影響範囲 本関数のみ。他Lambda・アプリへの影響なし</w:t>
-      </w:r>
-    </w:p>
-    <w:p>
-      <w:pPr>
-        <w:spacing w:before="100" w:after="100"/>
-      </w:pPr>
-      <w:r>
-        <w:rPr>
-          <w:rFonts w:ascii="BIZ UDPGothic" w:cs="BIZ UDPGothic" w:eastAsia="BIZ UDPGothic" w:hAnsi="BIZ UDPGothic"/>
-          <w:color w:val="404040"/>
-          <w:sz w:val="18"/>
-          <w:szCs w:val="18"/>
-        </w:rPr>
-        <w:t xml:space="preserve">ロールバック 環境変数を prd/Replica_Kasumi に戻すだけで即時復旧可能</w:t>
+        <w:t xml:space="preserve">gửi lại cho phụ trách LUVINA (Thanh Nguyên).*</w:t>
       </w:r>
     </w:p>
     <w:p>
@@ -2211,7 +1717,7 @@
           <w:sz w:val="24"/>
           <w:szCs w:val="24"/>
         </w:rPr>
-        <w:t xml:space="preserve">■ テスト手順・結果</w:t>
+        <w:t xml:space="preserve">■ 1. 概要・変更理由** *1.</w:t>
       </w:r>
       <w:r>
         <w:br/>
@@ -2225,12 +1731,43 @@
           <w:sz w:val="17"/>
           <w:szCs w:val="17"/>
         </w:rPr>
-        <w:t xml:space="preserve">　Quy Trình &amp; Kết Quả Kiểm Thử</w:t>
+        <w:t xml:space="preserve">　Tổng</w:t>
       </w:r>
     </w:p>
     <w:p>
       <w:pPr>
         <w:spacing w:before="100" w:after="100"/>
+      </w:pPr>
+      <w:r>
+        <w:rPr>
+          <w:rFonts w:ascii="BIZ UDPGothic" w:cs="BIZ UDPGothic" w:eastAsia="BIZ UDPGothic" w:hAnsi="BIZ UDPGothic"/>
+          <w:color w:val="404040"/>
+          <w:sz w:val="18"/>
+          <w:szCs w:val="18"/>
+        </w:rPr>
+        <w:t xml:space="preserve">Lambda関数 ksm-posprd-lmd-function-create-file-end-for-night</w:t>
+      </w:r>
+    </w:p>
+    <w:p>
+      <w:pPr>
+        <w:spacing w:before="100" w:after="100"/>
+      </w:pPr>
+      <w:r>
+        <w:rPr>
+          <w:rFonts w:ascii="BIZ UDPGothic" w:cs="BIZ UDPGothic" w:eastAsia="BIZ UDPGothic" w:hAnsi="BIZ UDPGothic"/>
+          <w:color w:val="404040"/>
+          <w:sz w:val="18"/>
+          <w:szCs w:val="18"/>
+        </w:rPr>
+        <w:t xml:space="preserve">のDB接続先を、WriterエンドポイントからReaderエンドポイントに変更する。</w:t>
+      </w:r>
+    </w:p>
+    <w:p>
+      <w:pPr>
+        <w:pBdr>
+          <w:left w:val="thick" w:color="C8102E" w:sz="20" w:space="6"/>
+        </w:pBdr>
+        <w:spacing w:before="280" w:after="100"/>
       </w:pPr>
       <w:r>
         <w:rPr>
@@ -2238,10 +1775,24 @@
           <w:b/>
           <w:bCs/>
           <w:color w:val="C8102E"/>
-          <w:sz w:val="20"/>
-          <w:szCs w:val="20"/>
-        </w:rPr>
-        <w:t xml:space="preserve">■ 5. テスト手順・報告</w:t>
+          <w:sz w:val="24"/>
+          <w:szCs w:val="24"/>
+        </w:rPr>
+        <w:t xml:space="preserve">■ CloudWatchログ調査結果（2026-03-07実行分）** *Kết quả điều tra</w:t>
+      </w:r>
+      <w:r>
+        <w:br/>
+      </w:r>
+      <w:r>
+        <w:rPr>
+          <w:rFonts w:ascii="BIZ UDPGothic" w:cs="BIZ UDPGothic" w:eastAsia="BIZ UDPGothic" w:hAnsi="BIZ UDPGothic"/>
+          <w:i/>
+          <w:iCs/>
+          <w:color w:val="AA3344"/>
+          <w:sz w:val="17"/>
+          <w:szCs w:val="17"/>
+        </w:rPr>
+        <w:t xml:space="preserve">　</w:t>
       </w:r>
     </w:p>
     <w:p>
@@ -2255,7 +1806,40 @@
           <w:sz w:val="18"/>
           <w:szCs w:val="18"/>
         </w:rPr>
-        <w:t xml:space="preserve">【実施順序】①検証環境 → ②STG環境（stg.ignicapos.com）→</w:t>
+        <w:t xml:space="preserve">CloudWatch log (2026-03-07)*</w:t>
+      </w:r>
+    </w:p>
+    <w:p>
+      <w:pPr>
+        <w:pBdr>
+          <w:left w:val="thick" w:color="C8102E" w:sz="20" w:space="6"/>
+        </w:pBdr>
+        <w:spacing w:before="280" w:after="100"/>
+      </w:pPr>
+      <w:r>
+        <w:rPr>
+          <w:rFonts w:ascii="BIZ UDPGothic" w:cs="BIZ UDPGothic" w:eastAsia="BIZ UDPGothic" w:hAnsi="BIZ UDPGothic"/>
+          <w:b/>
+          <w:bCs/>
+          <w:color w:val="C8102E"/>
+          <w:sz w:val="24"/>
+          <w:szCs w:val="24"/>
+        </w:rPr>
+        <w:t xml:space="preserve">■ 問題点・変更前後** *Vấn đề / Trước và sau thay đổi*</w:t>
+      </w:r>
+      <w:r>
+        <w:br/>
+      </w:r>
+      <w:r>
+        <w:rPr>
+          <w:rFonts w:ascii="BIZ UDPGothic" w:cs="BIZ UDPGothic" w:eastAsia="BIZ UDPGothic" w:hAnsi="BIZ UDPGothic"/>
+          <w:i/>
+          <w:iCs/>
+          <w:color w:val="AA3344"/>
+          <w:sz w:val="17"/>
+          <w:szCs w:val="17"/>
+        </w:rPr>
+        <w:t xml:space="preserve">　</w:t>
       </w:r>
     </w:p>
     <w:p>
@@ -2269,7 +1853,7 @@
           <w:sz w:val="18"/>
           <w:szCs w:val="18"/>
         </w:rPr>
-        <w:t xml:space="preserve">③PRD本番環境（www.ignicapos.com）の順に実施すること \*【Thứ tự thực</w:t>
+        <w:t xml:space="preserve">-------------------- ------------------------- -------------------------</w:t>
       </w:r>
     </w:p>
     <w:p>
@@ -2283,7 +1867,7 @@
           <w:sz w:val="18"/>
           <w:szCs w:val="18"/>
         </w:rPr>
-        <w:t xml:space="preserve">hiện】① Môi trường kiểm thử → ② STG (stg.ignicapos.com) → ③ PRD thực</w:t>
+        <w:t xml:space="preserve">項目 現状 理想</w:t>
       </w:r>
     </w:p>
     <w:p>
@@ -2297,7 +1881,7 @@
           <w:sz w:val="18"/>
           <w:szCs w:val="18"/>
         </w:rPr>
-        <w:t xml:space="preserve">(www.ignicapos.com)\*</w:t>
+        <w:t xml:space="preserve">環境変数 DB_KASUMI prd/Replica_Kasumi prd/Replica_Kasumi_RO</w:t>
       </w:r>
     </w:p>
     <w:p>
@@ -2307,13 +1891,11 @@
       <w:r>
         <w:rPr>
           <w:rFonts w:ascii="BIZ UDPGothic" w:cs="BIZ UDPGothic" w:eastAsia="BIZ UDPGothic" w:hAnsi="BIZ UDPGothic"/>
-          <w:b/>
-          <w:bCs/>
           <w:color w:val="404040"/>
           <w:sz w:val="18"/>
           <w:szCs w:val="18"/>
         </w:rPr>
-        <w:t xml:space="preserve">N o .                                                                    （OK/ NG）</w:t>
+        <w:t xml:space="preserve">接続エンドポイント Writerエンドポイント ❌ Readerエンドポイント ✅</w:t>
       </w:r>
     </w:p>
     <w:p>
@@ -2327,7 +1909,7 @@
           <w:sz w:val="18"/>
           <w:szCs w:val="18"/>
         </w:rPr>
-        <w:t xml:space="preserve">1                 Lambda関数の環境変数 DB_KASUMI が     DB_KASUMI = prd/R</w:t>
+        <w:t xml:space="preserve">DB操作 SELECT のみ SELECT のみ（変更なし）</w:t>
       </w:r>
     </w:p>
     <w:p>
@@ -2341,7 +1923,361 @@
           <w:sz w:val="18"/>
           <w:szCs w:val="18"/>
         </w:rPr>
-        <w:t xml:space="preserve">prd/Replica_Kasumi_RO                 eplica_Kasumi_RO</w:t>
+        <w:t xml:space="preserve">-------------------- ------------------------- -------------------------</w:t>
+      </w:r>
+    </w:p>
+    <w:p>
+      <w:pPr>
+        <w:pBdr>
+          <w:left w:val="thick" w:color="C8102E" w:sz="20" w:space="6"/>
+        </w:pBdr>
+        <w:spacing w:before="280" w:after="100"/>
+      </w:pPr>
+      <w:r>
+        <w:rPr>
+          <w:rFonts w:ascii="BIZ UDPGothic" w:cs="BIZ UDPGothic" w:eastAsia="BIZ UDPGothic" w:hAnsi="BIZ UDPGothic"/>
+          <w:b/>
+          <w:bCs/>
+          <w:color w:val="C8102E"/>
+          <w:sz w:val="24"/>
+          <w:szCs w:val="24"/>
+        </w:rPr>
+        <w:t xml:space="preserve">■ 2. 変更内容** *2.</w:t>
+      </w:r>
+      <w:r>
+        <w:br/>
+      </w:r>
+      <w:r>
+        <w:rPr>
+          <w:rFonts w:ascii="BIZ UDPGothic" w:cs="BIZ UDPGothic" w:eastAsia="BIZ UDPGothic" w:hAnsi="BIZ UDPGothic"/>
+          <w:i/>
+          <w:iCs/>
+          <w:color w:val="AA3344"/>
+          <w:sz w:val="17"/>
+          <w:szCs w:val="17"/>
+        </w:rPr>
+        <w:t xml:space="preserve">　Nội</w:t>
+      </w:r>
+    </w:p>
+    <w:tbl>
+      <w:tblPr>
+        <w:tblW w:type="dxa" w:w="9506"/>
+        <w:tblBorders>
+          <w:top w:val="single" w:color="CCCCCC" w:sz="4"/>
+          <w:left w:val="single" w:color="CCCCCC" w:sz="4"/>
+          <w:bottom w:val="single" w:color="CCCCCC" w:sz="4"/>
+          <w:right w:val="single" w:color="CCCCCC" w:sz="4"/>
+          <w:insideH w:val="single" w:color="auto" w:sz="4"/>
+          <w:insideV w:val="single" w:color="auto" w:sz="4"/>
+        </w:tblBorders>
+      </w:tblPr>
+      <w:tblGrid>
+        <w:gridCol w:w="4753"/>
+        <w:gridCol w:w="4753"/>
+      </w:tblGrid>
+      <w:tr>
+        <w:trPr>
+          <w:cantSplit/>
+          <w:tblHeader/>
+        </w:trPr>
+        <w:tc>
+          <w:tcPr>
+            <w:tcW w:type="dxa" w:w="4753"/>
+            <w:tcBorders>
+              <w:top w:val="single" w:color="CCCCCC" w:sz="4"/>
+              <w:left w:val="single" w:color="CCCCCC" w:sz="4"/>
+              <w:bottom w:val="single" w:color="CCCCCC" w:sz="4"/>
+              <w:right w:val="single" w:color="CCCCCC" w:sz="4"/>
+            </w:tcBorders>
+            <w:shd w:fill="E8E8E8" w:val="clear"/>
+            <w:tcMar>
+              <w:top w:type="dxa" w:w="80"/>
+              <w:left w:type="dxa" w:w="120"/>
+              <w:bottom w:type="dxa" w:w="80"/>
+              <w:right w:type="dxa" w:w="120"/>
+            </w:tcMar>
+          </w:tcPr>
+          <w:p>
+            <w:pPr>
+              <w:spacing w:before="0" w:after="0"/>
+            </w:pPr>
+            <w:r>
+              <w:rPr>
+                <w:rFonts w:ascii="BIZ UDPGothic" w:cs="BIZ UDPGothic" w:eastAsia="BIZ UDPGothic" w:hAnsi="BIZ UDPGothic"/>
+                <w:color w:val="404040"/>
+                <w:sz w:val="18"/>
+                <w:szCs w:val="18"/>
+              </w:rPr>
+              <w:t xml:space="preserve"/>
+            </w:r>
+          </w:p>
+        </w:tc>
+        <w:tc>
+          <w:tcPr>
+            <w:tcW w:type="dxa" w:w="4753"/>
+            <w:tcBorders>
+              <w:top w:val="single" w:color="CCCCCC" w:sz="4"/>
+              <w:left w:val="single" w:color="CCCCCC" w:sz="4"/>
+              <w:bottom w:val="single" w:color="CCCCCC" w:sz="4"/>
+              <w:right w:val="single" w:color="CCCCCC" w:sz="4"/>
+            </w:tcBorders>
+            <w:shd w:fill="E8E8E8" w:val="clear"/>
+            <w:tcMar>
+              <w:top w:type="dxa" w:w="80"/>
+              <w:left w:type="dxa" w:w="120"/>
+              <w:bottom w:type="dxa" w:w="80"/>
+              <w:right w:type="dxa" w:w="120"/>
+            </w:tcMar>
+          </w:tcPr>
+          <w:p>
+            <w:pPr>
+              <w:spacing w:before="0" w:after="0"/>
+            </w:pPr>
+            <w:r>
+              <w:rPr>
+                <w:rFonts w:ascii="BIZ UDPGothic" w:cs="BIZ UDPGothic" w:eastAsia="BIZ UDPGothic" w:hAnsi="BIZ UDPGothic"/>
+                <w:color w:val="404040"/>
+                <w:sz w:val="18"/>
+                <w:szCs w:val="18"/>
+              </w:rPr>
+              <w:t xml:space="preserve"/>
+            </w:r>
+          </w:p>
+        </w:tc>
+      </w:tr>
+      <w:tr>
+        <w:trPr>
+          <w:cantSplit/>
+        </w:trPr>
+        <w:tc>
+          <w:tcPr>
+            <w:tcW w:type="dxa" w:w="4753"/>
+            <w:tcBorders>
+              <w:top w:val="single" w:color="CCCCCC" w:sz="4"/>
+              <w:left w:val="single" w:color="CCCCCC" w:sz="4"/>
+              <w:bottom w:val="single" w:color="CCCCCC" w:sz="4"/>
+              <w:right w:val="single" w:color="CCCCCC" w:sz="4"/>
+            </w:tcBorders>
+            <w:shd w:fill="FFFFFF" w:val="clear"/>
+            <w:tcMar>
+              <w:top w:type="dxa" w:w="80"/>
+              <w:left w:type="dxa" w:w="120"/>
+              <w:bottom w:type="dxa" w:w="80"/>
+              <w:right w:type="dxa" w:w="120"/>
+            </w:tcMar>
+          </w:tcPr>
+          <w:p>
+            <w:pPr>
+              <w:spacing w:before="0" w:after="0"/>
+            </w:pPr>
+            <w:r>
+              <w:rPr>
+                <w:rFonts w:ascii="BIZ UDPGothic" w:cs="BIZ UDPGothic" w:eastAsia="BIZ UDPGothic" w:hAnsi="BIZ UDPGothic"/>
+                <w:color w:val="404040"/>
+                <w:sz w:val="18"/>
+                <w:szCs w:val="18"/>
+              </w:rPr>
+              <w:t xml:space="preserve">環境変数名: DB_KASUMI 変更前の値: prd/Replica_Kasumi</w:t>
+            </w:r>
+          </w:p>
+        </w:tc>
+        <w:tc>
+          <w:tcPr>
+            <w:tcW w:type="dxa" w:w="4753"/>
+            <w:tcBorders>
+              <w:top w:val="single" w:color="CCCCCC" w:sz="4"/>
+              <w:left w:val="single" w:color="CCCCCC" w:sz="4"/>
+              <w:bottom w:val="single" w:color="CCCCCC" w:sz="4"/>
+              <w:right w:val="single" w:color="CCCCCC" w:sz="4"/>
+            </w:tcBorders>
+            <w:shd w:fill="FFFFFF" w:val="clear"/>
+            <w:tcMar>
+              <w:top w:type="dxa" w:w="80"/>
+              <w:left w:type="dxa" w:w="120"/>
+              <w:bottom w:type="dxa" w:w="80"/>
+              <w:right w:type="dxa" w:w="120"/>
+            </w:tcMar>
+          </w:tcPr>
+          <w:p>
+            <w:pPr>
+              <w:spacing w:before="0" w:after="0"/>
+            </w:pPr>
+            <w:r>
+              <w:rPr>
+                <w:rFonts w:ascii="BIZ UDPGothic" w:cs="BIZ UDPGothic" w:eastAsia="BIZ UDPGothic" w:hAnsi="BIZ UDPGothic"/>
+                <w:color w:val="404040"/>
+                <w:sz w:val="18"/>
+                <w:szCs w:val="18"/>
+              </w:rPr>
+              <w:t xml:space="preserve">環境変数名: DB_KASUMI 変更後の値: prd/Replica_Kasumi_RO</w:t>
+            </w:r>
+          </w:p>
+        </w:tc>
+      </w:tr>
+    </w:tbl>
+    <w:p>
+      <w:pPr>
+        <w:pBdr>
+          <w:left w:val="thick" w:color="C8102E" w:sz="20" w:space="6"/>
+        </w:pBdr>
+        <w:spacing w:before="280" w:after="100"/>
+      </w:pPr>
+      <w:r>
+        <w:rPr>
+          <w:rFonts w:ascii="BIZ UDPGothic" w:cs="BIZ UDPGothic" w:eastAsia="BIZ UDPGothic" w:hAnsi="BIZ UDPGothic"/>
+          <w:b/>
+          <w:bCs/>
+          <w:color w:val="C8102E"/>
+          <w:sz w:val="24"/>
+          <w:szCs w:val="24"/>
+        </w:rPr>
+        <w:t xml:space="preserve">■ 3. 変更手順** *3.</w:t>
+      </w:r>
+      <w:r>
+        <w:br/>
+      </w:r>
+      <w:r>
+        <w:rPr>
+          <w:rFonts w:ascii="BIZ UDPGothic" w:cs="BIZ UDPGothic" w:eastAsia="BIZ UDPGothic" w:hAnsi="BIZ UDPGothic"/>
+          <w:i/>
+          <w:iCs/>
+          <w:color w:val="AA3344"/>
+          <w:sz w:val="17"/>
+          <w:szCs w:val="17"/>
+        </w:rPr>
+        <w:t xml:space="preserve">　Quy</w:t>
+      </w:r>
+    </w:p>
+    <w:p>
+      <w:pPr>
+        <w:pBdr>
+          <w:left w:val="thick" w:color="C8102E" w:sz="20" w:space="6"/>
+        </w:pBdr>
+        <w:spacing w:before="280" w:after="100"/>
+      </w:pPr>
+      <w:r>
+        <w:rPr>
+          <w:rFonts w:ascii="BIZ UDPGothic" w:cs="BIZ UDPGothic" w:eastAsia="BIZ UDPGothic" w:hAnsi="BIZ UDPGothic"/>
+          <w:b/>
+          <w:bCs/>
+          <w:color w:val="C8102E"/>
+          <w:sz w:val="24"/>
+          <w:szCs w:val="24"/>
+        </w:rPr>
+        <w:t xml:space="preserve">■ 手順1: 変更前の確認** *■ Bước 1: / Xác</w:t>
+      </w:r>
+      <w:r>
+        <w:br/>
+      </w:r>
+      <w:r>
+        <w:rPr>
+          <w:rFonts w:ascii="BIZ UDPGothic" w:cs="BIZ UDPGothic" w:eastAsia="BIZ UDPGothic" w:hAnsi="BIZ UDPGothic"/>
+          <w:i/>
+          <w:iCs/>
+          <w:color w:val="AA3344"/>
+          <w:sz w:val="17"/>
+          <w:szCs w:val="17"/>
+        </w:rPr>
+        <w:t xml:space="preserve">　</w:t>
+      </w:r>
+    </w:p>
+    <w:p>
+      <w:pPr>
+        <w:pBdr>
+          <w:left w:val="thick" w:color="C8102E" w:sz="20" w:space="6"/>
+        </w:pBdr>
+        <w:spacing w:before="280" w:after="100"/>
+      </w:pPr>
+      <w:r>
+        <w:rPr>
+          <w:rFonts w:ascii="BIZ UDPGothic" w:cs="BIZ UDPGothic" w:eastAsia="BIZ UDPGothic" w:hAnsi="BIZ UDPGothic"/>
+          <w:b/>
+          <w:bCs/>
+          <w:color w:val="C8102E"/>
+          <w:sz w:val="24"/>
+          <w:szCs w:val="24"/>
+        </w:rPr>
+        <w:t xml:space="preserve">■ 手順2: 環境変数の変更** *■ Bước 2: / Thay</w:t>
+      </w:r>
+      <w:r>
+        <w:br/>
+      </w:r>
+      <w:r>
+        <w:rPr>
+          <w:rFonts w:ascii="BIZ UDPGothic" w:cs="BIZ UDPGothic" w:eastAsia="BIZ UDPGothic" w:hAnsi="BIZ UDPGothic"/>
+          <w:i/>
+          <w:iCs/>
+          <w:color w:val="AA3344"/>
+          <w:sz w:val="17"/>
+          <w:szCs w:val="17"/>
+        </w:rPr>
+        <w:t xml:space="preserve">　</w:t>
+      </w:r>
+    </w:p>
+    <w:p>
+      <w:pPr>
+        <w:pBdr>
+          <w:left w:val="thick" w:color="C8102E" w:sz="20" w:space="6"/>
+        </w:pBdr>
+        <w:spacing w:before="280" w:after="100"/>
+      </w:pPr>
+      <w:r>
+        <w:rPr>
+          <w:rFonts w:ascii="BIZ UDPGothic" w:cs="BIZ UDPGothic" w:eastAsia="BIZ UDPGothic" w:hAnsi="BIZ UDPGothic"/>
+          <w:b/>
+          <w:bCs/>
+          <w:color w:val="C8102E"/>
+          <w:sz w:val="24"/>
+          <w:szCs w:val="24"/>
+        </w:rPr>
+        <w:t xml:space="preserve">■ 手順3: 変更後の確認** *■ Bước 3: / Xác</w:t>
+      </w:r>
+      <w:r>
+        <w:br/>
+      </w:r>
+      <w:r>
+        <w:rPr>
+          <w:rFonts w:ascii="BIZ UDPGothic" w:cs="BIZ UDPGothic" w:eastAsia="BIZ UDPGothic" w:hAnsi="BIZ UDPGothic"/>
+          <w:i/>
+          <w:iCs/>
+          <w:color w:val="AA3344"/>
+          <w:sz w:val="17"/>
+          <w:szCs w:val="17"/>
+        </w:rPr>
+        <w:t xml:space="preserve">　</w:t>
+      </w:r>
+    </w:p>
+    <w:p>
+      <w:pPr>
+        <w:pBdr>
+          <w:left w:val="thick" w:color="C8102E" w:sz="20" w:space="6"/>
+        </w:pBdr>
+        <w:spacing w:before="280" w:after="100"/>
+      </w:pPr>
+      <w:r>
+        <w:rPr>
+          <w:rFonts w:ascii="BIZ UDPGothic" w:cs="BIZ UDPGothic" w:eastAsia="BIZ UDPGothic" w:hAnsi="BIZ UDPGothic"/>
+          <w:b/>
+          <w:bCs/>
+          <w:color w:val="C8102E"/>
+          <w:sz w:val="24"/>
+          <w:szCs w:val="24"/>
+        </w:rPr>
+        <w:t xml:space="preserve">■ 4. 実施タイミング・影響範囲** *4. Thời điểm thực hiện / Phạm vi ảnh</w:t>
+      </w:r>
+      <w:r>
+        <w:br/>
+      </w:r>
+      <w:r>
+        <w:rPr>
+          <w:rFonts w:ascii="BIZ UDPGothic" w:cs="BIZ UDPGothic" w:eastAsia="BIZ UDPGothic" w:hAnsi="BIZ UDPGothic"/>
+          <w:i/>
+          <w:iCs/>
+          <w:color w:val="AA3344"/>
+          <w:sz w:val="17"/>
+          <w:szCs w:val="17"/>
+        </w:rPr>
+        <w:t xml:space="preserve">　4. 実施タイミング・影響範囲** *4. Thời điểm thực hiện / Phạm vi ảnh</w:t>
       </w:r>
     </w:p>
     <w:p>
@@ -2355,7 +2291,7 @@
           <w:sz w:val="18"/>
           <w:szCs w:val="18"/>
         </w:rPr>
-        <w:t xml:space="preserve">に変更されていることを確認 ▶ aws      DB_BATCH は変更</w:t>
+        <w:t xml:space="preserve">hưởng*</w:t>
       </w:r>
     </w:p>
     <w:p>
@@ -2369,7 +2305,7 @@
           <w:sz w:val="18"/>
           <w:szCs w:val="18"/>
         </w:rPr>
-        <w:t xml:space="preserve">lambda get-function-configuration     されていないこと</w:t>
+        <w:t xml:space="preserve">------------------ ------------------------------------------------------</w:t>
       </w:r>
     </w:p>
     <w:p>
@@ -2383,7 +2319,7 @@
           <w:sz w:val="18"/>
           <w:szCs w:val="18"/>
         </w:rPr>
-        <w:t xml:space="preserve">\--region ap-northeast-1</w:t>
+        <w:t xml:space="preserve">推奨時間帯 平日昼間（本関数はJST 05:30頃に実行されるため）</w:t>
       </w:r>
     </w:p>
     <w:p>
@@ -2397,7 +2333,7 @@
           <w:sz w:val="18"/>
           <w:szCs w:val="18"/>
         </w:rPr>
-        <w:t xml:space="preserve">\--function-name ksm-posstg-lmd</w:t>
+        <w:t xml:space="preserve">実行スケジュール EventBridge: cron(30 20 \* \* ? \*) = JST 05:30 毎日</w:t>
       </w:r>
     </w:p>
     <w:p>
@@ -2411,7 +2347,7 @@
           <w:sz w:val="18"/>
           <w:szCs w:val="18"/>
         </w:rPr>
-        <w:t xml:space="preserve">-function-create-file-end-for-night</w:t>
+        <w:t xml:space="preserve">影響範囲 本関数のみ。他Lambda・アプリへの影響なし</w:t>
       </w:r>
     </w:p>
     <w:p>
@@ -2425,7 +2361,7 @@
           <w:sz w:val="18"/>
           <w:szCs w:val="18"/>
         </w:rPr>
-        <w:t xml:space="preserve">\--query</w:t>
+        <w:t xml:space="preserve">ロールバック 環境変数を prd/Replica_Kasumi に戻すだけで即時復旧可能</w:t>
       </w:r>
     </w:p>
     <w:p>
@@ -2439,7 +2375,40 @@
           <w:sz w:val="18"/>
           <w:szCs w:val="18"/>
         </w:rPr>
-        <w:t xml:space="preserve">\"Environment.Variables\"</w:t>
+        <w:t xml:space="preserve">------------------ ------------------------------------------------------</w:t>
+      </w:r>
+    </w:p>
+    <w:p>
+      <w:pPr>
+        <w:pBdr>
+          <w:left w:val="thick" w:color="C8102E" w:sz="20" w:space="6"/>
+        </w:pBdr>
+        <w:spacing w:before="280" w:after="100"/>
+      </w:pPr>
+      <w:r>
+        <w:rPr>
+          <w:rFonts w:ascii="BIZ UDPGothic" w:cs="BIZ UDPGothic" w:eastAsia="BIZ UDPGothic" w:hAnsi="BIZ UDPGothic"/>
+          <w:b/>
+          <w:bCs/>
+          <w:color w:val="C8102E"/>
+          <w:sz w:val="24"/>
+          <w:szCs w:val="24"/>
+        </w:rPr>
+        <w:t xml:space="preserve">■ 5. テスト手順・報告** *5.</w:t>
+      </w:r>
+      <w:r>
+        <w:br/>
+      </w:r>
+      <w:r>
+        <w:rPr>
+          <w:rFonts w:ascii="BIZ UDPGothic" w:cs="BIZ UDPGothic" w:eastAsia="BIZ UDPGothic" w:hAnsi="BIZ UDPGothic"/>
+          <w:i/>
+          <w:iCs/>
+          <w:color w:val="AA3344"/>
+          <w:sz w:val="17"/>
+          <w:szCs w:val="17"/>
+        </w:rPr>
+        <w:t xml:space="preserve">　Quy</w:t>
       </w:r>
     </w:p>
     <w:p>
@@ -2453,7 +2422,7 @@
           <w:sz w:val="18"/>
           <w:szCs w:val="18"/>
         </w:rPr>
-        <w:t xml:space="preserve">\--output table</w:t>
+        <w:t xml:space="preserve">【実施順序】①検証環境 → ②STG環境（stg.ignicapos.com）→</w:t>
       </w:r>
     </w:p>
     <w:p>
@@ -2467,7 +2436,7 @@
           <w:sz w:val="18"/>
           <w:szCs w:val="18"/>
         </w:rPr>
-        <w:t xml:space="preserve">1                 Lambda関数の環境変数 DB_KASUMI が     DB_KASUMI = prd/R</w:t>
+        <w:t xml:space="preserve">③PRD本番環境（www.ignicapos.com）の順に実施すること *【Thứ tự thực</w:t>
       </w:r>
     </w:p>
     <w:p>
@@ -2481,7 +2450,7 @@
           <w:sz w:val="18"/>
           <w:szCs w:val="18"/>
         </w:rPr>
-        <w:t xml:space="preserve">prd/Replica_Kasumi_RO                 eplica_Kasumi_RO</w:t>
+        <w:t xml:space="preserve">hiện】① Môi trường kiểm thử → ② STG (stg.ignicapos.com) → ③ PRD thực</w:t>
       </w:r>
     </w:p>
     <w:p>
@@ -2495,9 +2464,694 @@
           <w:sz w:val="18"/>
           <w:szCs w:val="18"/>
         </w:rPr>
-        <w:t xml:space="preserve">に変更されていることを確認 ▶ aws      DB_BATCH は変更</w:t>
-      </w:r>
-    </w:p>
+        <w:t xml:space="preserve">(www.ignicapos.com)*</w:t>
+      </w:r>
+    </w:p>
+    <w:tbl>
+      <w:tblPr>
+        <w:tblW w:type="dxa" w:w="9506"/>
+        <w:tblBorders>
+          <w:top w:val="single" w:color="CCCCCC" w:sz="4"/>
+          <w:left w:val="single" w:color="CCCCCC" w:sz="4"/>
+          <w:bottom w:val="single" w:color="CCCCCC" w:sz="4"/>
+          <w:right w:val="single" w:color="CCCCCC" w:sz="4"/>
+          <w:insideH w:val="single" w:color="auto" w:sz="4"/>
+          <w:insideV w:val="single" w:color="auto" w:sz="4"/>
+        </w:tblBorders>
+      </w:tblPr>
+      <w:tblGrid>
+        <w:gridCol w:w="2376"/>
+        <w:gridCol w:w="2376"/>
+        <w:gridCol w:w="2376"/>
+        <w:gridCol w:w="2378"/>
+      </w:tblGrid>
+      <w:tr>
+        <w:trPr>
+          <w:cantSplit/>
+          <w:tblHeader/>
+        </w:trPr>
+        <w:tc>
+          <w:tcPr>
+            <w:tcW w:type="dxa" w:w="2376"/>
+            <w:tcBorders>
+              <w:top w:val="single" w:color="CCCCCC" w:sz="4"/>
+              <w:left w:val="single" w:color="CCCCCC" w:sz="4"/>
+              <w:bottom w:val="single" w:color="CCCCCC" w:sz="4"/>
+              <w:right w:val="single" w:color="CCCCCC" w:sz="4"/>
+            </w:tcBorders>
+            <w:shd w:fill="E8E8E8" w:val="clear"/>
+            <w:tcMar>
+              <w:top w:type="dxa" w:w="80"/>
+              <w:left w:type="dxa" w:w="120"/>
+              <w:bottom w:type="dxa" w:w="80"/>
+              <w:right w:type="dxa" w:w="120"/>
+            </w:tcMar>
+          </w:tcPr>
+          <w:p>
+            <w:pPr>
+              <w:spacing w:before="0" w:after="0"/>
+            </w:pPr>
+            <w:r>
+              <w:rPr>
+                <w:rFonts w:ascii="BIZ UDPGothic" w:cs="BIZ UDPGothic" w:eastAsia="BIZ UDPGothic" w:hAnsi="BIZ UDPGothic"/>
+                <w:color w:val="404040"/>
+                <w:sz w:val="18"/>
+                <w:szCs w:val="18"/>
+              </w:rPr>
+              <w:t xml:space="preserve">N o .</w:t>
+            </w:r>
+          </w:p>
+        </w:tc>
+        <w:tc>
+          <w:tcPr>
+            <w:tcW w:type="dxa" w:w="2376"/>
+            <w:tcBorders>
+              <w:top w:val="single" w:color="CCCCCC" w:sz="4"/>
+              <w:left w:val="single" w:color="CCCCCC" w:sz="4"/>
+              <w:bottom w:val="single" w:color="CCCCCC" w:sz="4"/>
+              <w:right w:val="single" w:color="CCCCCC" w:sz="4"/>
+            </w:tcBorders>
+            <w:shd w:fill="E8E8E8" w:val="clear"/>
+            <w:tcMar>
+              <w:top w:type="dxa" w:w="80"/>
+              <w:left w:type="dxa" w:w="120"/>
+              <w:bottom w:type="dxa" w:w="80"/>
+              <w:right w:type="dxa" w:w="120"/>
+            </w:tcMar>
+          </w:tcPr>
+          <w:p>
+            <w:pPr>
+              <w:spacing w:before="0" w:after="0"/>
+            </w:pPr>
+            <w:r>
+              <w:rPr>
+                <w:rFonts w:ascii="BIZ UDPGothic" w:cs="BIZ UDPGothic" w:eastAsia="BIZ UDPGothic" w:hAnsi="BIZ UDPGothic"/>
+                <w:color w:val="404040"/>
+                <w:sz w:val="18"/>
+                <w:szCs w:val="18"/>
+              </w:rPr>
+              <w:t xml:space="preserve"/>
+            </w:r>
+          </w:p>
+        </w:tc>
+        <w:tc>
+          <w:tcPr>
+            <w:tcW w:type="dxa" w:w="2376"/>
+            <w:tcBorders>
+              <w:top w:val="single" w:color="CCCCCC" w:sz="4"/>
+              <w:left w:val="single" w:color="CCCCCC" w:sz="4"/>
+              <w:bottom w:val="single" w:color="CCCCCC" w:sz="4"/>
+              <w:right w:val="single" w:color="CCCCCC" w:sz="4"/>
+            </w:tcBorders>
+            <w:shd w:fill="E8E8E8" w:val="clear"/>
+            <w:tcMar>
+              <w:top w:type="dxa" w:w="80"/>
+              <w:left w:type="dxa" w:w="120"/>
+              <w:bottom w:type="dxa" w:w="80"/>
+              <w:right w:type="dxa" w:w="120"/>
+            </w:tcMar>
+          </w:tcPr>
+          <w:p>
+            <w:pPr>
+              <w:spacing w:before="0" w:after="0"/>
+            </w:pPr>
+            <w:r>
+              <w:rPr>
+                <w:rFonts w:ascii="BIZ UDPGothic" w:cs="BIZ UDPGothic" w:eastAsia="BIZ UDPGothic" w:hAnsi="BIZ UDPGothic"/>
+                <w:color w:val="404040"/>
+                <w:sz w:val="18"/>
+                <w:szCs w:val="18"/>
+              </w:rPr>
+              <w:t xml:space="preserve"/>
+            </w:r>
+          </w:p>
+        </w:tc>
+        <w:tc>
+          <w:tcPr>
+            <w:tcW w:type="dxa" w:w="2378"/>
+            <w:tcBorders>
+              <w:top w:val="single" w:color="CCCCCC" w:sz="4"/>
+              <w:left w:val="single" w:color="CCCCCC" w:sz="4"/>
+              <w:bottom w:val="single" w:color="CCCCCC" w:sz="4"/>
+              <w:right w:val="single" w:color="CCCCCC" w:sz="4"/>
+            </w:tcBorders>
+            <w:shd w:fill="E8E8E8" w:val="clear"/>
+            <w:tcMar>
+              <w:top w:type="dxa" w:w="80"/>
+              <w:left w:type="dxa" w:w="120"/>
+              <w:bottom w:type="dxa" w:w="80"/>
+              <w:right w:type="dxa" w:w="120"/>
+            </w:tcMar>
+          </w:tcPr>
+          <w:p>
+            <w:pPr>
+              <w:spacing w:before="0" w:after="0"/>
+            </w:pPr>
+            <w:r>
+              <w:rPr>
+                <w:rFonts w:ascii="BIZ UDPGothic" w:cs="BIZ UDPGothic" w:eastAsia="BIZ UDPGothic" w:hAnsi="BIZ UDPGothic"/>
+                <w:color w:val="404040"/>
+                <w:sz w:val="18"/>
+                <w:szCs w:val="18"/>
+              </w:rPr>
+              <w:t xml:space="preserve">（OK/ NG）</w:t>
+            </w:r>
+          </w:p>
+        </w:tc>
+      </w:tr>
+      <w:tr>
+        <w:trPr>
+          <w:cantSplit/>
+        </w:trPr>
+        <w:tc>
+          <w:tcPr>
+            <w:tcW w:type="dxa" w:w="2376"/>
+            <w:tcBorders>
+              <w:top w:val="single" w:color="CCCCCC" w:sz="4"/>
+              <w:left w:val="single" w:color="CCCCCC" w:sz="4"/>
+              <w:bottom w:val="single" w:color="CCCCCC" w:sz="4"/>
+              <w:right w:val="single" w:color="CCCCCC" w:sz="4"/>
+            </w:tcBorders>
+            <w:shd w:fill="FFFFFF" w:val="clear"/>
+            <w:tcMar>
+              <w:top w:type="dxa" w:w="80"/>
+              <w:left w:type="dxa" w:w="120"/>
+              <w:bottom w:type="dxa" w:w="80"/>
+              <w:right w:type="dxa" w:w="120"/>
+            </w:tcMar>
+          </w:tcPr>
+          <w:p>
+            <w:pPr>
+              <w:spacing w:before="0" w:after="0"/>
+            </w:pPr>
+            <w:r>
+              <w:rPr>
+                <w:rFonts w:ascii="BIZ UDPGothic" w:cs="BIZ UDPGothic" w:eastAsia="BIZ UDPGothic" w:hAnsi="BIZ UDPGothic"/>
+                <w:color w:val="404040"/>
+                <w:sz w:val="18"/>
+                <w:szCs w:val="18"/>
+              </w:rPr>
+              <w:t xml:space="preserve">1</w:t>
+            </w:r>
+          </w:p>
+        </w:tc>
+        <w:tc>
+          <w:tcPr>
+            <w:tcW w:type="dxa" w:w="2376"/>
+            <w:tcBorders>
+              <w:top w:val="single" w:color="CCCCCC" w:sz="4"/>
+              <w:left w:val="single" w:color="CCCCCC" w:sz="4"/>
+              <w:bottom w:val="single" w:color="CCCCCC" w:sz="4"/>
+              <w:right w:val="single" w:color="CCCCCC" w:sz="4"/>
+            </w:tcBorders>
+            <w:shd w:fill="FFFFFF" w:val="clear"/>
+            <w:tcMar>
+              <w:top w:type="dxa" w:w="80"/>
+              <w:left w:type="dxa" w:w="120"/>
+              <w:bottom w:type="dxa" w:w="80"/>
+              <w:right w:type="dxa" w:w="120"/>
+            </w:tcMar>
+          </w:tcPr>
+          <w:p>
+            <w:pPr>
+              <w:spacing w:before="0" w:after="0"/>
+            </w:pPr>
+            <w:r>
+              <w:rPr>
+                <w:rFonts w:ascii="BIZ UDPGothic" w:cs="BIZ UDPGothic" w:eastAsia="BIZ UDPGothic" w:hAnsi="BIZ UDPGothic"/>
+                <w:color w:val="404040"/>
+                <w:sz w:val="18"/>
+                <w:szCs w:val="18"/>
+              </w:rPr>
+              <w:t xml:space="preserve">Lambda関数の環境変数 DB_KASUMI が prd/Replica_Kasumi_RO に変更されていることを確認 ▶ aws lambda get-function-configuration \--region ap-northeast-1 \--function-name ksm-posstg-lmd -function-create-file-end-for-night \--query \"Environment.Variables\" \--output table</w:t>
+            </w:r>
+          </w:p>
+        </w:tc>
+        <w:tc>
+          <w:tcPr>
+            <w:tcW w:type="dxa" w:w="2376"/>
+            <w:tcBorders>
+              <w:top w:val="single" w:color="CCCCCC" w:sz="4"/>
+              <w:left w:val="single" w:color="CCCCCC" w:sz="4"/>
+              <w:bottom w:val="single" w:color="CCCCCC" w:sz="4"/>
+              <w:right w:val="single" w:color="CCCCCC" w:sz="4"/>
+            </w:tcBorders>
+            <w:shd w:fill="FFFFFF" w:val="clear"/>
+            <w:tcMar>
+              <w:top w:type="dxa" w:w="80"/>
+              <w:left w:type="dxa" w:w="120"/>
+              <w:bottom w:type="dxa" w:w="80"/>
+              <w:right w:type="dxa" w:w="120"/>
+            </w:tcMar>
+          </w:tcPr>
+          <w:p>
+            <w:pPr>
+              <w:spacing w:before="0" w:after="0"/>
+            </w:pPr>
+            <w:r>
+              <w:rPr>
+                <w:rFonts w:ascii="BIZ UDPGothic" w:cs="BIZ UDPGothic" w:eastAsia="BIZ UDPGothic" w:hAnsi="BIZ UDPGothic"/>
+                <w:color w:val="404040"/>
+                <w:sz w:val="18"/>
+                <w:szCs w:val="18"/>
+              </w:rPr>
+              <w:t xml:space="preserve">DB_KASUMI = prd/R eplica_Kasumi_RO DB_BATCH は変更 されていないこと</w:t>
+            </w:r>
+          </w:p>
+        </w:tc>
+        <w:tc>
+          <w:tcPr>
+            <w:tcW w:type="dxa" w:w="2378"/>
+            <w:tcBorders>
+              <w:top w:val="single" w:color="CCCCCC" w:sz="4"/>
+              <w:left w:val="single" w:color="CCCCCC" w:sz="4"/>
+              <w:bottom w:val="single" w:color="CCCCCC" w:sz="4"/>
+              <w:right w:val="single" w:color="CCCCCC" w:sz="4"/>
+            </w:tcBorders>
+            <w:shd w:fill="FFFFFF" w:val="clear"/>
+            <w:tcMar>
+              <w:top w:type="dxa" w:w="80"/>
+              <w:left w:type="dxa" w:w="120"/>
+              <w:bottom w:type="dxa" w:w="80"/>
+              <w:right w:type="dxa" w:w="120"/>
+            </w:tcMar>
+          </w:tcPr>
+          <w:p>
+            <w:pPr>
+              <w:spacing w:before="0" w:after="0"/>
+            </w:pPr>
+            <w:r>
+              <w:rPr>
+                <w:rFonts w:ascii="BIZ UDPGothic" w:cs="BIZ UDPGothic" w:eastAsia="BIZ UDPGothic" w:hAnsi="BIZ UDPGothic"/>
+                <w:color w:val="404040"/>
+                <w:sz w:val="18"/>
+                <w:szCs w:val="18"/>
+              </w:rPr>
+              <w:t xml:space="preserve"/>
+            </w:r>
+          </w:p>
+        </w:tc>
+      </w:tr>
+      <w:tr>
+        <w:trPr>
+          <w:cantSplit/>
+        </w:trPr>
+        <w:tc>
+          <w:tcPr>
+            <w:tcW w:type="dxa" w:w="2376"/>
+            <w:tcBorders>
+              <w:top w:val="single" w:color="CCCCCC" w:sz="4"/>
+              <w:left w:val="single" w:color="CCCCCC" w:sz="4"/>
+              <w:bottom w:val="single" w:color="CCCCCC" w:sz="4"/>
+              <w:right w:val="single" w:color="CCCCCC" w:sz="4"/>
+            </w:tcBorders>
+            <w:shd w:fill="FFFFFF" w:val="clear"/>
+            <w:tcMar>
+              <w:top w:type="dxa" w:w="80"/>
+              <w:left w:type="dxa" w:w="120"/>
+              <w:bottom w:type="dxa" w:w="80"/>
+              <w:right w:type="dxa" w:w="120"/>
+            </w:tcMar>
+          </w:tcPr>
+          <w:p>
+            <w:pPr>
+              <w:spacing w:before="0" w:after="0"/>
+            </w:pPr>
+            <w:r>
+              <w:rPr>
+                <w:rFonts w:ascii="BIZ UDPGothic" w:cs="BIZ UDPGothic" w:eastAsia="BIZ UDPGothic" w:hAnsi="BIZ UDPGothic"/>
+                <w:color w:val="404040"/>
+                <w:sz w:val="18"/>
+                <w:szCs w:val="18"/>
+              </w:rPr>
+              <w:t xml:space="preserve">1</w:t>
+            </w:r>
+          </w:p>
+        </w:tc>
+        <w:tc>
+          <w:tcPr>
+            <w:tcW w:type="dxa" w:w="2376"/>
+            <w:tcBorders>
+              <w:top w:val="single" w:color="CCCCCC" w:sz="4"/>
+              <w:left w:val="single" w:color="CCCCCC" w:sz="4"/>
+              <w:bottom w:val="single" w:color="CCCCCC" w:sz="4"/>
+              <w:right w:val="single" w:color="CCCCCC" w:sz="4"/>
+            </w:tcBorders>
+            <w:shd w:fill="FFFFFF" w:val="clear"/>
+            <w:tcMar>
+              <w:top w:type="dxa" w:w="80"/>
+              <w:left w:type="dxa" w:w="120"/>
+              <w:bottom w:type="dxa" w:w="80"/>
+              <w:right w:type="dxa" w:w="120"/>
+            </w:tcMar>
+          </w:tcPr>
+          <w:p>
+            <w:pPr>
+              <w:spacing w:before="0" w:after="0"/>
+            </w:pPr>
+            <w:r>
+              <w:rPr>
+                <w:rFonts w:ascii="BIZ UDPGothic" w:cs="BIZ UDPGothic" w:eastAsia="BIZ UDPGothic" w:hAnsi="BIZ UDPGothic"/>
+                <w:color w:val="404040"/>
+                <w:sz w:val="18"/>
+                <w:szCs w:val="18"/>
+              </w:rPr>
+              <w:t xml:space="preserve">Lambda関数の環境変数 DB_KASUMI が prd/Replica_Kasumi_RO に変更されていることを確認 ▶ aws lambda get-function-configuration \--region ap-northeast-1 \--function-name ksm-posprd-lmd -function-create-file-end-for-night \--query \"Environment.Variables\" \--output table</w:t>
+            </w:r>
+          </w:p>
+        </w:tc>
+        <w:tc>
+          <w:tcPr>
+            <w:tcW w:type="dxa" w:w="2376"/>
+            <w:tcBorders>
+              <w:top w:val="single" w:color="CCCCCC" w:sz="4"/>
+              <w:left w:val="single" w:color="CCCCCC" w:sz="4"/>
+              <w:bottom w:val="single" w:color="CCCCCC" w:sz="4"/>
+              <w:right w:val="single" w:color="CCCCCC" w:sz="4"/>
+            </w:tcBorders>
+            <w:shd w:fill="FFFFFF" w:val="clear"/>
+            <w:tcMar>
+              <w:top w:type="dxa" w:w="80"/>
+              <w:left w:type="dxa" w:w="120"/>
+              <w:bottom w:type="dxa" w:w="80"/>
+              <w:right w:type="dxa" w:w="120"/>
+            </w:tcMar>
+          </w:tcPr>
+          <w:p>
+            <w:pPr>
+              <w:spacing w:before="0" w:after="0"/>
+            </w:pPr>
+            <w:r>
+              <w:rPr>
+                <w:rFonts w:ascii="BIZ UDPGothic" w:cs="BIZ UDPGothic" w:eastAsia="BIZ UDPGothic" w:hAnsi="BIZ UDPGothic"/>
+                <w:color w:val="404040"/>
+                <w:sz w:val="18"/>
+                <w:szCs w:val="18"/>
+              </w:rPr>
+              <w:t xml:space="preserve">DB_KASUMI = prd/R eplica_Kasumi_RO DB_BATCH は変更 されていないこと</w:t>
+            </w:r>
+          </w:p>
+        </w:tc>
+        <w:tc>
+          <w:tcPr>
+            <w:tcW w:type="dxa" w:w="2378"/>
+            <w:tcBorders>
+              <w:top w:val="single" w:color="CCCCCC" w:sz="4"/>
+              <w:left w:val="single" w:color="CCCCCC" w:sz="4"/>
+              <w:bottom w:val="single" w:color="CCCCCC" w:sz="4"/>
+              <w:right w:val="single" w:color="CCCCCC" w:sz="4"/>
+            </w:tcBorders>
+            <w:shd w:fill="FFFFFF" w:val="clear"/>
+            <w:tcMar>
+              <w:top w:type="dxa" w:w="80"/>
+              <w:left w:type="dxa" w:w="120"/>
+              <w:bottom w:type="dxa" w:w="80"/>
+              <w:right w:type="dxa" w:w="120"/>
+            </w:tcMar>
+          </w:tcPr>
+          <w:p>
+            <w:pPr>
+              <w:spacing w:before="0" w:after="0"/>
+            </w:pPr>
+            <w:r>
+              <w:rPr>
+                <w:rFonts w:ascii="BIZ UDPGothic" w:cs="BIZ UDPGothic" w:eastAsia="BIZ UDPGothic" w:hAnsi="BIZ UDPGothic"/>
+                <w:color w:val="404040"/>
+                <w:sz w:val="18"/>
+                <w:szCs w:val="18"/>
+              </w:rPr>
+              <w:t xml:space="preserve"/>
+            </w:r>
+          </w:p>
+        </w:tc>
+      </w:tr>
+      <w:tr>
+        <w:trPr>
+          <w:cantSplit/>
+        </w:trPr>
+        <w:tc>
+          <w:tcPr>
+            <w:tcW w:type="dxa" w:w="2376"/>
+            <w:tcBorders>
+              <w:top w:val="single" w:color="CCCCCC" w:sz="4"/>
+              <w:left w:val="single" w:color="CCCCCC" w:sz="4"/>
+              <w:bottom w:val="single" w:color="CCCCCC" w:sz="4"/>
+              <w:right w:val="single" w:color="CCCCCC" w:sz="4"/>
+            </w:tcBorders>
+            <w:shd w:fill="FFFFFF" w:val="clear"/>
+            <w:tcMar>
+              <w:top w:type="dxa" w:w="80"/>
+              <w:left w:type="dxa" w:w="120"/>
+              <w:bottom w:type="dxa" w:w="80"/>
+              <w:right w:type="dxa" w:w="120"/>
+            </w:tcMar>
+          </w:tcPr>
+          <w:p>
+            <w:pPr>
+              <w:spacing w:before="0" w:after="0"/>
+            </w:pPr>
+            <w:r>
+              <w:rPr>
+                <w:rFonts w:ascii="BIZ UDPGothic" w:cs="BIZ UDPGothic" w:eastAsia="BIZ UDPGothic" w:hAnsi="BIZ UDPGothic"/>
+                <w:color w:val="404040"/>
+                <w:sz w:val="18"/>
+                <w:szCs w:val="18"/>
+              </w:rPr>
+              <w:t xml:space="preserve">2</w:t>
+            </w:r>
+          </w:p>
+        </w:tc>
+        <w:tc>
+          <w:tcPr>
+            <w:tcW w:type="dxa" w:w="2376"/>
+            <w:tcBorders>
+              <w:top w:val="single" w:color="CCCCCC" w:sz="4"/>
+              <w:left w:val="single" w:color="CCCCCC" w:sz="4"/>
+              <w:bottom w:val="single" w:color="CCCCCC" w:sz="4"/>
+              <w:right w:val="single" w:color="CCCCCC" w:sz="4"/>
+            </w:tcBorders>
+            <w:shd w:fill="FFFFFF" w:val="clear"/>
+            <w:tcMar>
+              <w:top w:type="dxa" w:w="80"/>
+              <w:left w:type="dxa" w:w="120"/>
+              <w:bottom w:type="dxa" w:w="80"/>
+              <w:right w:type="dxa" w:w="120"/>
+            </w:tcMar>
+          </w:tcPr>
+          <w:p>
+            <w:pPr>
+              <w:spacing w:before="0" w:after="0"/>
+            </w:pPr>
+            <w:r>
+              <w:rPr>
+                <w:rFonts w:ascii="BIZ UDPGothic" w:cs="BIZ UDPGothic" w:eastAsia="BIZ UDPGothic" w:hAnsi="BIZ UDPGothic"/>
+                <w:color w:val="404040"/>
+                <w:sz w:val="18"/>
+                <w:szCs w:val="18"/>
+              </w:rPr>
+              <w:t xml:space="preserve">翌朝 JST 05:30 以降に CloudWatch ログで正常実行されたことを確認 （エラーなし・Connected to DB! ・Uploaded が出力されること）</w:t>
+            </w:r>
+          </w:p>
+        </w:tc>
+        <w:tc>
+          <w:tcPr>
+            <w:tcW w:type="dxa" w:w="2376"/>
+            <w:tcBorders>
+              <w:top w:val="single" w:color="CCCCCC" w:sz="4"/>
+              <w:left w:val="single" w:color="CCCCCC" w:sz="4"/>
+              <w:bottom w:val="single" w:color="CCCCCC" w:sz="4"/>
+              <w:right w:val="single" w:color="CCCCCC" w:sz="4"/>
+            </w:tcBorders>
+            <w:shd w:fill="FFFFFF" w:val="clear"/>
+            <w:tcMar>
+              <w:top w:type="dxa" w:w="80"/>
+              <w:left w:type="dxa" w:w="120"/>
+              <w:bottom w:type="dxa" w:w="80"/>
+              <w:right w:type="dxa" w:w="120"/>
+            </w:tcMar>
+          </w:tcPr>
+          <w:p>
+            <w:pPr>
+              <w:spacing w:before="0" w:after="0"/>
+            </w:pPr>
+            <w:r>
+              <w:rPr>
+                <w:rFonts w:ascii="BIZ UDPGothic" w:cs="BIZ UDPGothic" w:eastAsia="BIZ UDPGothic" w:hAnsi="BIZ UDPGothic"/>
+                <w:color w:val="404040"/>
+                <w:sz w:val="18"/>
+                <w:szCs w:val="18"/>
+              </w:rPr>
+              <w:t xml:space="preserve">エラーログなし ✅ Connected to DB! ✅ Uploaded: pos- original/sg/\...</w:t>
+            </w:r>
+          </w:p>
+        </w:tc>
+        <w:tc>
+          <w:tcPr>
+            <w:tcW w:type="dxa" w:w="2378"/>
+            <w:tcBorders>
+              <w:top w:val="single" w:color="CCCCCC" w:sz="4"/>
+              <w:left w:val="single" w:color="CCCCCC" w:sz="4"/>
+              <w:bottom w:val="single" w:color="CCCCCC" w:sz="4"/>
+              <w:right w:val="single" w:color="CCCCCC" w:sz="4"/>
+            </w:tcBorders>
+            <w:shd w:fill="FFFFFF" w:val="clear"/>
+            <w:tcMar>
+              <w:top w:type="dxa" w:w="80"/>
+              <w:left w:type="dxa" w:w="120"/>
+              <w:bottom w:type="dxa" w:w="80"/>
+              <w:right w:type="dxa" w:w="120"/>
+            </w:tcMar>
+          </w:tcPr>
+          <w:p>
+            <w:pPr>
+              <w:spacing w:before="0" w:after="0"/>
+            </w:pPr>
+            <w:r>
+              <w:rPr>
+                <w:rFonts w:ascii="BIZ UDPGothic" w:cs="BIZ UDPGothic" w:eastAsia="BIZ UDPGothic" w:hAnsi="BIZ UDPGothic"/>
+                <w:color w:val="404040"/>
+                <w:sz w:val="18"/>
+                <w:szCs w:val="18"/>
+              </w:rPr>
+              <w:t xml:space="preserve"/>
+            </w:r>
+          </w:p>
+        </w:tc>
+      </w:tr>
+      <w:tr>
+        <w:trPr>
+          <w:cantSplit/>
+        </w:trPr>
+        <w:tc>
+          <w:tcPr>
+            <w:tcW w:type="dxa" w:w="2376"/>
+            <w:tcBorders>
+              <w:top w:val="single" w:color="CCCCCC" w:sz="4"/>
+              <w:left w:val="single" w:color="CCCCCC" w:sz="4"/>
+              <w:bottom w:val="single" w:color="CCCCCC" w:sz="4"/>
+              <w:right w:val="single" w:color="CCCCCC" w:sz="4"/>
+            </w:tcBorders>
+            <w:shd w:fill="FFFFFF" w:val="clear"/>
+            <w:tcMar>
+              <w:top w:type="dxa" w:w="80"/>
+              <w:left w:type="dxa" w:w="120"/>
+              <w:bottom w:type="dxa" w:w="80"/>
+              <w:right w:type="dxa" w:w="120"/>
+            </w:tcMar>
+          </w:tcPr>
+          <w:p>
+            <w:pPr>
+              <w:spacing w:before="0" w:after="0"/>
+            </w:pPr>
+            <w:r>
+              <w:rPr>
+                <w:rFonts w:ascii="BIZ UDPGothic" w:cs="BIZ UDPGothic" w:eastAsia="BIZ UDPGothic" w:hAnsi="BIZ UDPGothic"/>
+                <w:color w:val="404040"/>
+                <w:sz w:val="18"/>
+                <w:szCs w:val="18"/>
+              </w:rPr>
+              <w:t xml:space="preserve">2</w:t>
+            </w:r>
+          </w:p>
+        </w:tc>
+        <w:tc>
+          <w:tcPr>
+            <w:tcW w:type="dxa" w:w="2376"/>
+            <w:tcBorders>
+              <w:top w:val="single" w:color="CCCCCC" w:sz="4"/>
+              <w:left w:val="single" w:color="CCCCCC" w:sz="4"/>
+              <w:bottom w:val="single" w:color="CCCCCC" w:sz="4"/>
+              <w:right w:val="single" w:color="CCCCCC" w:sz="4"/>
+            </w:tcBorders>
+            <w:shd w:fill="FFFFFF" w:val="clear"/>
+            <w:tcMar>
+              <w:top w:type="dxa" w:w="80"/>
+              <w:left w:type="dxa" w:w="120"/>
+              <w:bottom w:type="dxa" w:w="80"/>
+              <w:right w:type="dxa" w:w="120"/>
+            </w:tcMar>
+          </w:tcPr>
+          <w:p>
+            <w:pPr>
+              <w:spacing w:before="0" w:after="0"/>
+            </w:pPr>
+            <w:r>
+              <w:rPr>
+                <w:rFonts w:ascii="BIZ UDPGothic" w:cs="BIZ UDPGothic" w:eastAsia="BIZ UDPGothic" w:hAnsi="BIZ UDPGothic"/>
+                <w:color w:val="404040"/>
+                <w:sz w:val="18"/>
+                <w:szCs w:val="18"/>
+              </w:rPr>
+              <w:t xml:space="preserve">翌朝 JST 05:30 以降に CloudWatch ログで正常実行されたことを確認 （エラーなし・Connected to DB! ・Uploaded が出力されること）</w:t>
+            </w:r>
+          </w:p>
+        </w:tc>
+        <w:tc>
+          <w:tcPr>
+            <w:tcW w:type="dxa" w:w="2376"/>
+            <w:tcBorders>
+              <w:top w:val="single" w:color="CCCCCC" w:sz="4"/>
+              <w:left w:val="single" w:color="CCCCCC" w:sz="4"/>
+              <w:bottom w:val="single" w:color="CCCCCC" w:sz="4"/>
+              <w:right w:val="single" w:color="CCCCCC" w:sz="4"/>
+            </w:tcBorders>
+            <w:shd w:fill="FFFFFF" w:val="clear"/>
+            <w:tcMar>
+              <w:top w:type="dxa" w:w="80"/>
+              <w:left w:type="dxa" w:w="120"/>
+              <w:bottom w:type="dxa" w:w="80"/>
+              <w:right w:type="dxa" w:w="120"/>
+            </w:tcMar>
+          </w:tcPr>
+          <w:p>
+            <w:pPr>
+              <w:spacing w:before="0" w:after="0"/>
+            </w:pPr>
+            <w:r>
+              <w:rPr>
+                <w:rFonts w:ascii="BIZ UDPGothic" w:cs="BIZ UDPGothic" w:eastAsia="BIZ UDPGothic" w:hAnsi="BIZ UDPGothic"/>
+                <w:color w:val="404040"/>
+                <w:sz w:val="18"/>
+                <w:szCs w:val="18"/>
+              </w:rPr>
+              <w:t xml:space="preserve">エラーログなし ✅ Connected to DB! ✅ Uploaded: pos- original/sg/\...</w:t>
+            </w:r>
+          </w:p>
+        </w:tc>
+        <w:tc>
+          <w:tcPr>
+            <w:tcW w:type="dxa" w:w="2378"/>
+            <w:tcBorders>
+              <w:top w:val="single" w:color="CCCCCC" w:sz="4"/>
+              <w:left w:val="single" w:color="CCCCCC" w:sz="4"/>
+              <w:bottom w:val="single" w:color="CCCCCC" w:sz="4"/>
+              <w:right w:val="single" w:color="CCCCCC" w:sz="4"/>
+            </w:tcBorders>
+            <w:shd w:fill="FFFFFF" w:val="clear"/>
+            <w:tcMar>
+              <w:top w:type="dxa" w:w="80"/>
+              <w:left w:type="dxa" w:w="120"/>
+              <w:bottom w:type="dxa" w:w="80"/>
+              <w:right w:type="dxa" w:w="120"/>
+            </w:tcMar>
+          </w:tcPr>
+          <w:p>
+            <w:pPr>
+              <w:spacing w:before="0" w:after="0"/>
+            </w:pPr>
+            <w:r>
+              <w:rPr>
+                <w:rFonts w:ascii="BIZ UDPGothic" w:cs="BIZ UDPGothic" w:eastAsia="BIZ UDPGothic" w:hAnsi="BIZ UDPGothic"/>
+                <w:color w:val="404040"/>
+                <w:sz w:val="18"/>
+                <w:szCs w:val="18"/>
+              </w:rPr>
+              <w:t xml:space="preserve"/>
+            </w:r>
+          </w:p>
+        </w:tc>
+      </w:tr>
+    </w:tbl>
     <w:p>
       <w:pPr>
         <w:spacing w:before="100" w:after="100"/>
@@ -2509,7 +3163,21 @@
           <w:sz w:val="18"/>
           <w:szCs w:val="18"/>
         </w:rPr>
-        <w:t xml:space="preserve">lambda get-function-configuration     されていないこと</w:t>
+        <w:t xml:space="preserve">→ 全テスト完了後、結果欄（OK</w:t>
+      </w:r>
+      <w:r>
+        <w:br/>
+      </w:r>
+      <w:r>
+        <w:rPr>
+          <w:rFonts w:ascii="BIZ UDPGothic" w:cs="BIZ UDPGothic" w:eastAsia="BIZ UDPGothic" w:hAnsi="BIZ UDPGothic"/>
+          <w:i/>
+          <w:iCs/>
+          <w:color w:val="777777"/>
+          <w:sz w:val="16"/>
+          <w:szCs w:val="16"/>
+        </w:rPr>
+        <w:t xml:space="preserve">/ NG）を記入して Thanh Nguyên</w:t>
       </w:r>
     </w:p>
     <w:p>
@@ -2523,7 +3191,7 @@
           <w:sz w:val="18"/>
           <w:szCs w:val="18"/>
         </w:rPr>
-        <w:t xml:space="preserve">\--region ap-northeast-1</w:t>
+        <w:t xml:space="preserve">へ提出すること。 *→ Sau khi hoàn thành toàn bộ kiểm thử, điền kết quả</w:t>
       </w:r>
     </w:p>
     <w:p>
@@ -2537,217 +3205,21 @@
           <w:sz w:val="18"/>
           <w:szCs w:val="18"/>
         </w:rPr>
-        <w:t xml:space="preserve">\--function-name ksm-posprd-lmd</w:t>
-      </w:r>
-    </w:p>
-    <w:p>
-      <w:pPr>
-        <w:spacing w:before="100" w:after="100"/>
-      </w:pPr>
-      <w:r>
-        <w:rPr>
-          <w:rFonts w:ascii="BIZ UDPGothic" w:cs="BIZ UDPGothic" w:eastAsia="BIZ UDPGothic" w:hAnsi="BIZ UDPGothic"/>
-          <w:color w:val="404040"/>
-          <w:sz w:val="18"/>
-          <w:szCs w:val="18"/>
-        </w:rPr>
-        <w:t xml:space="preserve">-function-create-file-end-for-night</w:t>
-      </w:r>
-    </w:p>
-    <w:p>
-      <w:pPr>
-        <w:spacing w:before="100" w:after="100"/>
-      </w:pPr>
-      <w:r>
-        <w:rPr>
-          <w:rFonts w:ascii="BIZ UDPGothic" w:cs="BIZ UDPGothic" w:eastAsia="BIZ UDPGothic" w:hAnsi="BIZ UDPGothic"/>
-          <w:color w:val="404040"/>
-          <w:sz w:val="18"/>
-          <w:szCs w:val="18"/>
-        </w:rPr>
-        <w:t xml:space="preserve">\--query</w:t>
-      </w:r>
-    </w:p>
-    <w:p>
-      <w:pPr>
-        <w:spacing w:before="100" w:after="100"/>
-      </w:pPr>
-      <w:r>
-        <w:rPr>
-          <w:rFonts w:ascii="BIZ UDPGothic" w:cs="BIZ UDPGothic" w:eastAsia="BIZ UDPGothic" w:hAnsi="BIZ UDPGothic"/>
-          <w:color w:val="404040"/>
-          <w:sz w:val="18"/>
-          <w:szCs w:val="18"/>
-        </w:rPr>
-        <w:t xml:space="preserve">\"Environment.Variables\"</w:t>
-      </w:r>
-    </w:p>
-    <w:p>
-      <w:pPr>
-        <w:spacing w:before="100" w:after="100"/>
-      </w:pPr>
-      <w:r>
-        <w:rPr>
-          <w:rFonts w:ascii="BIZ UDPGothic" w:cs="BIZ UDPGothic" w:eastAsia="BIZ UDPGothic" w:hAnsi="BIZ UDPGothic"/>
-          <w:color w:val="404040"/>
-          <w:sz w:val="18"/>
-          <w:szCs w:val="18"/>
-        </w:rPr>
-        <w:t xml:space="preserve">\--output table</w:t>
-      </w:r>
-    </w:p>
-    <w:p>
-      <w:pPr>
-        <w:spacing w:before="100" w:after="100"/>
-      </w:pPr>
-      <w:r>
-        <w:rPr>
-          <w:rFonts w:ascii="BIZ UDPGothic" w:cs="BIZ UDPGothic" w:eastAsia="BIZ UDPGothic" w:hAnsi="BIZ UDPGothic"/>
-          <w:color w:val="404040"/>
-          <w:sz w:val="18"/>
-          <w:szCs w:val="18"/>
-        </w:rPr>
-        <w:t xml:space="preserve">2                 翌朝 JST 05:30 以降に CloudWatch      エラーログなし ✅</w:t>
-      </w:r>
-    </w:p>
-    <w:p>
-      <w:pPr>
-        <w:spacing w:before="100" w:after="100"/>
-      </w:pPr>
-      <w:r>
-        <w:rPr>
-          <w:rFonts w:ascii="BIZ UDPGothic" w:cs="BIZ UDPGothic" w:eastAsia="BIZ UDPGothic" w:hAnsi="BIZ UDPGothic"/>
-          <w:color w:val="404040"/>
-          <w:sz w:val="18"/>
-          <w:szCs w:val="18"/>
-        </w:rPr>
-        <w:t xml:space="preserve">ログで正常実行されたことを確認        Connected to DB! ✅</w:t>
-      </w:r>
-    </w:p>
-    <w:p>
-      <w:pPr>
-        <w:spacing w:before="100" w:after="100"/>
-      </w:pPr>
-      <w:r>
-        <w:rPr>
-          <w:rFonts w:ascii="BIZ UDPGothic" w:cs="BIZ UDPGothic" w:eastAsia="BIZ UDPGothic" w:hAnsi="BIZ UDPGothic"/>
-          <w:color w:val="404040"/>
-          <w:sz w:val="18"/>
-          <w:szCs w:val="18"/>
-        </w:rPr>
-        <w:t xml:space="preserve">（エラーなし・Connected to DB!        Uploaded: pos-</w:t>
-      </w:r>
-    </w:p>
-    <w:p>
-      <w:pPr>
-        <w:spacing w:before="100" w:after="100"/>
-      </w:pPr>
-      <w:r>
-        <w:rPr>
-          <w:rFonts w:ascii="BIZ UDPGothic" w:cs="BIZ UDPGothic" w:eastAsia="BIZ UDPGothic" w:hAnsi="BIZ UDPGothic"/>
-          <w:color w:val="404040"/>
-          <w:sz w:val="18"/>
-          <w:szCs w:val="18"/>
-        </w:rPr>
-        <w:t xml:space="preserve">・Uploaded が出力されること）         original/sg/\...</w:t>
-      </w:r>
-    </w:p>
-    <w:p>
-      <w:pPr>
-        <w:spacing w:before="100" w:after="100"/>
-      </w:pPr>
-      <w:r>
-        <w:rPr>
-          <w:rFonts w:ascii="BIZ UDPGothic" w:cs="BIZ UDPGothic" w:eastAsia="BIZ UDPGothic" w:hAnsi="BIZ UDPGothic"/>
-          <w:color w:val="404040"/>
-          <w:sz w:val="18"/>
-          <w:szCs w:val="18"/>
-        </w:rPr>
-        <w:t xml:space="preserve">2                 翌朝 JST 05:30 以降に CloudWatch      エラーログなし ✅</w:t>
-      </w:r>
-    </w:p>
-    <w:p>
-      <w:pPr>
-        <w:spacing w:before="100" w:after="100"/>
-      </w:pPr>
-      <w:r>
-        <w:rPr>
-          <w:rFonts w:ascii="BIZ UDPGothic" w:cs="BIZ UDPGothic" w:eastAsia="BIZ UDPGothic" w:hAnsi="BIZ UDPGothic"/>
-          <w:color w:val="404040"/>
-          <w:sz w:val="18"/>
-          <w:szCs w:val="18"/>
-        </w:rPr>
-        <w:t xml:space="preserve">ログで正常実行されたことを確認        Connected to DB! ✅</w:t>
-      </w:r>
-    </w:p>
-    <w:p>
-      <w:pPr>
-        <w:spacing w:before="100" w:after="100"/>
-      </w:pPr>
-      <w:r>
-        <w:rPr>
-          <w:rFonts w:ascii="BIZ UDPGothic" w:cs="BIZ UDPGothic" w:eastAsia="BIZ UDPGothic" w:hAnsi="BIZ UDPGothic"/>
-          <w:color w:val="404040"/>
-          <w:sz w:val="18"/>
-          <w:szCs w:val="18"/>
-        </w:rPr>
-        <w:t xml:space="preserve">（エラーなし・Connected to DB!        Uploaded: pos-</w:t>
-      </w:r>
-    </w:p>
-    <w:p>
-      <w:pPr>
-        <w:spacing w:before="100" w:after="100"/>
-      </w:pPr>
-      <w:r>
-        <w:rPr>
-          <w:rFonts w:ascii="BIZ UDPGothic" w:cs="BIZ UDPGothic" w:eastAsia="BIZ UDPGothic" w:hAnsi="BIZ UDPGothic"/>
-          <w:color w:val="404040"/>
-          <w:sz w:val="18"/>
-          <w:szCs w:val="18"/>
-        </w:rPr>
-        <w:t xml:space="preserve">・Uploaded が出力されること）         original/sg/\...</w:t>
-      </w:r>
-    </w:p>
-    <w:p>
-      <w:pPr>
-        <w:spacing w:before="100" w:after="100"/>
-      </w:pPr>
-      <w:r>
-        <w:rPr>
-          <w:rFonts w:ascii="BIZ UDPGothic" w:cs="BIZ UDPGothic" w:eastAsia="BIZ UDPGothic" w:hAnsi="BIZ UDPGothic"/>
-          <w:color w:val="404040"/>
-          <w:sz w:val="18"/>
-          <w:szCs w:val="18"/>
-        </w:rPr>
-        <w:t xml:space="preserve">→ 全テスト完了後、結果欄（OK/NG）を記入して Thanh Nguyên</w:t>
-      </w:r>
-    </w:p>
-    <w:p>
-      <w:pPr>
-        <w:spacing w:before="100" w:after="100"/>
-      </w:pPr>
-      <w:r>
-        <w:rPr>
-          <w:rFonts w:ascii="BIZ UDPGothic" w:cs="BIZ UDPGothic" w:eastAsia="BIZ UDPGothic" w:hAnsi="BIZ UDPGothic"/>
-          <w:color w:val="404040"/>
-          <w:sz w:val="18"/>
-          <w:szCs w:val="18"/>
-        </w:rPr>
-        <w:t xml:space="preserve">へ提出すること。 \*→ Sau khi hoàn thành toàn bộ kiểm thử, điền kết quả</w:t>
-      </w:r>
-    </w:p>
-    <w:p>
-      <w:pPr>
-        <w:spacing w:before="100" w:after="100"/>
-      </w:pPr>
-      <w:r>
-        <w:rPr>
-          <w:rFonts w:ascii="BIZ UDPGothic" w:cs="BIZ UDPGothic" w:eastAsia="BIZ UDPGothic" w:hAnsi="BIZ UDPGothic"/>
-          <w:color w:val="404040"/>
-          <w:sz w:val="18"/>
-          <w:szCs w:val="18"/>
-        </w:rPr>
-        <w:t xml:space="preserve">(OK/NG) và nộp cho Thanh Nguyên.\*</w:t>
+        <w:t xml:space="preserve">(OK</w:t>
+      </w:r>
+      <w:r>
+        <w:br/>
+      </w:r>
+      <w:r>
+        <w:rPr>
+          <w:rFonts w:ascii="BIZ UDPGothic" w:cs="BIZ UDPGothic" w:eastAsia="BIZ UDPGothic" w:hAnsi="BIZ UDPGothic"/>
+          <w:i/>
+          <w:iCs/>
+          <w:color w:val="777777"/>
+          <w:sz w:val="16"/>
+          <w:szCs w:val="16"/>
+        </w:rPr>
+        <w:t xml:space="preserve">/ NG) và nộp cho Thanh Nguyên.</w:t>
       </w:r>
     </w:p>
     <w:p>

--- a/40_AWS/05_改修資料/KSM_AWS_MOD_008_改修指示書_DB接続先変更_ja_vi.docx
+++ b/40_AWS/05_改修資料/KSM_AWS_MOD_008_改修指示書_DB接続先変更_ja_vi.docx
@@ -3222,6 +3222,1394 @@
         <w:t xml:space="preserve">/ NG) và nộp cho Thanh Nguyên.</w:t>
       </w:r>
     </w:p>
+    <w:p>
+      <w:pPr>
+        <w:pBdr>
+          <w:left w:val="thick" w:color="C8102E" w:sz="20" w:space="6"/>
+        </w:pBdr>
+        <w:spacing w:before="280" w:after="100"/>
+      </w:pPr>
+      <w:r>
+        <w:rPr>
+          <w:rFonts w:ascii="BIZ UDPGothic" w:cs="BIZ UDPGothic" w:eastAsia="BIZ UDPGothic" w:hAnsi="BIZ UDPGothic"/>
+          <w:b/>
+          <w:bCs/>
+          <w:color w:val="C8102E"/>
+          <w:sz w:val="24"/>
+          <w:szCs w:val="24"/>
+        </w:rPr>
+        <w:t xml:space="preserve">■ デプロイ時確認・注意事項</w:t>
+      </w:r>
+      <w:r>
+        <w:br/>
+      </w:r>
+      <w:r>
+        <w:rPr>
+          <w:rFonts w:ascii="BIZ UDPGothic" w:cs="BIZ UDPGothic" w:eastAsia="BIZ UDPGothic" w:hAnsi="BIZ UDPGothic"/>
+          <w:i/>
+          <w:iCs/>
+          <w:color w:val="AA3344"/>
+          <w:sz w:val="17"/>
+          <w:szCs w:val="17"/>
+        </w:rPr>
+        <w:t xml:space="preserve">　Lưu Ý &amp; Xác Nhận Khi Triển Khai</w:t>
+      </w:r>
+    </w:p>
+    <w:p>
+      <w:pPr>
+        <w:spacing w:before="100" w:after="100"/>
+      </w:pPr>
+      <w:r>
+        <w:rPr>
+          <w:rFonts w:ascii="BIZ UDPGothic" w:cs="BIZ UDPGothic" w:eastAsia="BIZ UDPGothic" w:hAnsi="BIZ UDPGothic"/>
+          <w:color w:val="404040"/>
+          <w:sz w:val="18"/>
+          <w:szCs w:val="18"/>
+        </w:rPr>
+        <w:t xml:space="preserve">本改修のデプロイにあたり、以下の8項目を事前・事後に確認すること。</w:t>
+      </w:r>
+      <w:r>
+        <w:br/>
+      </w:r>
+      <w:r>
+        <w:rPr>
+          <w:rFonts w:ascii="BIZ UDPGothic" w:cs="BIZ UDPGothic" w:eastAsia="BIZ UDPGothic" w:hAnsi="BIZ UDPGothic"/>
+          <w:i/>
+          <w:iCs/>
+          <w:color w:val="777777"/>
+          <w:sz w:val="16"/>
+          <w:szCs w:val="16"/>
+        </w:rPr>
+        <w:t xml:space="preserve">/ Khi triển khai sửa đổi này, cần xác nhận 8 hạng mục dưới đây trước và sau khi deploy.</w:t>
+      </w:r>
+    </w:p>
+    <w:tbl>
+      <w:tblPr>
+        <w:tblW w:type="dxa" w:w="9506"/>
+        <w:tblBorders>
+          <w:top w:val="single" w:color="CCCCCC" w:sz="4"/>
+          <w:left w:val="single" w:color="CCCCCC" w:sz="4"/>
+          <w:bottom w:val="single" w:color="CCCCCC" w:sz="4"/>
+          <w:right w:val="single" w:color="CCCCCC" w:sz="4"/>
+          <w:insideH w:val="single" w:color="auto" w:sz="4"/>
+          <w:insideV w:val="single" w:color="auto" w:sz="4"/>
+        </w:tblBorders>
+      </w:tblPr>
+      <w:tblGrid>
+        <w:gridCol w:w="400"/>
+        <w:gridCol w:w="2200"/>
+        <w:gridCol w:w="6906"/>
+      </w:tblGrid>
+      <w:tr>
+        <w:trPr>
+          <w:cantSplit/>
+          <w:tblHeader/>
+        </w:trPr>
+        <w:tc>
+          <w:tcPr>
+            <w:tcW w:type="dxa" w:w="400"/>
+            <w:tcBorders>
+              <w:top w:val="single" w:color="CCCCCC" w:sz="4"/>
+              <w:left w:val="single" w:color="CCCCCC" w:sz="4"/>
+              <w:bottom w:val="single" w:color="CCCCCC" w:sz="4"/>
+              <w:right w:val="single" w:color="CCCCCC" w:sz="4"/>
+            </w:tcBorders>
+            <w:shd w:fill="E8E8E8" w:val="clear"/>
+            <w:tcMar>
+              <w:top w:type="dxa" w:w="80"/>
+              <w:left w:type="dxa" w:w="120"/>
+              <w:bottom w:type="dxa" w:w="80"/>
+              <w:right w:type="dxa" w:w="120"/>
+            </w:tcMar>
+            <w:vAlign w:val="center"/>
+          </w:tcPr>
+          <w:p>
+            <w:pPr>
+              <w:jc w:val="center"/>
+            </w:pPr>
+            <w:r>
+              <w:rPr>
+                <w:rFonts w:ascii="BIZ UDPGothic" w:cs="BIZ UDPGothic" w:eastAsia="BIZ UDPGothic" w:hAnsi="BIZ UDPGothic"/>
+                <w:b/>
+                <w:bCs/>
+                <w:color w:val="000000"/>
+                <w:sz w:val="18"/>
+                <w:szCs w:val="18"/>
+              </w:rPr>
+              <w:t xml:space="preserve">No.</w:t>
+            </w:r>
+          </w:p>
+        </w:tc>
+        <w:tc>
+          <w:tcPr>
+            <w:tcW w:type="dxa" w:w="2200"/>
+            <w:tcBorders>
+              <w:top w:val="single" w:color="CCCCCC" w:sz="4"/>
+              <w:left w:val="single" w:color="CCCCCC" w:sz="4"/>
+              <w:bottom w:val="single" w:color="CCCCCC" w:sz="4"/>
+              <w:right w:val="single" w:color="CCCCCC" w:sz="4"/>
+            </w:tcBorders>
+            <w:shd w:fill="E8E8E8" w:val="clear"/>
+            <w:tcMar>
+              <w:top w:type="dxa" w:w="80"/>
+              <w:left w:type="dxa" w:w="120"/>
+              <w:bottom w:type="dxa" w:w="80"/>
+              <w:right w:type="dxa" w:w="120"/>
+            </w:tcMar>
+            <w:vAlign w:val="center"/>
+          </w:tcPr>
+          <w:p>
+            <w:pPr>
+              <w:jc w:val="left"/>
+            </w:pPr>
+            <w:r>
+              <w:rPr>
+                <w:rFonts w:ascii="BIZ UDPGothic" w:cs="BIZ UDPGothic" w:eastAsia="BIZ UDPGothic" w:hAnsi="BIZ UDPGothic"/>
+                <w:b/>
+                <w:bCs/>
+                <w:color w:val="000000"/>
+                <w:sz w:val="18"/>
+                <w:szCs w:val="18"/>
+              </w:rPr>
+              <w:t xml:space="preserve">項目</w:t>
+            </w:r>
+            <w:r>
+              <w:rPr>
+                <w:rFonts w:ascii="BIZ UDPGothic" w:cs="BIZ UDPGothic" w:eastAsia="BIZ UDPGothic" w:hAnsi="BIZ UDPGothic"/>
+                <w:i/>
+                <w:iCs/>
+                <w:color w:val="888888"/>
+                <w:sz w:val="16"/>
+                <w:szCs w:val="16"/>
+              </w:rPr>
+              <w:t xml:space="preserve"> / </w:t>
+            </w:r>
+            <w:r>
+              <w:rPr>
+                <w:rFonts w:ascii="BIZ UDPGothic" w:cs="BIZ UDPGothic" w:eastAsia="BIZ UDPGothic" w:hAnsi="BIZ UDPGothic"/>
+                <w:i/>
+                <w:iCs/>
+                <w:color w:val="888888"/>
+                <w:sz w:val="16"/>
+                <w:szCs w:val="16"/>
+              </w:rPr>
+              <w:t xml:space="preserve">Hạng mục</w:t>
+            </w:r>
+          </w:p>
+        </w:tc>
+        <w:tc>
+          <w:tcPr>
+            <w:tcW w:type="dxa" w:w="6906"/>
+            <w:tcBorders>
+              <w:top w:val="single" w:color="CCCCCC" w:sz="4"/>
+              <w:left w:val="single" w:color="CCCCCC" w:sz="4"/>
+              <w:bottom w:val="single" w:color="CCCCCC" w:sz="4"/>
+              <w:right w:val="single" w:color="CCCCCC" w:sz="4"/>
+            </w:tcBorders>
+            <w:shd w:fill="E8E8E8" w:val="clear"/>
+            <w:tcMar>
+              <w:top w:type="dxa" w:w="80"/>
+              <w:left w:type="dxa" w:w="120"/>
+              <w:bottom w:type="dxa" w:w="80"/>
+              <w:right w:type="dxa" w:w="120"/>
+            </w:tcMar>
+            <w:vAlign w:val="center"/>
+          </w:tcPr>
+          <w:p>
+            <w:pPr>
+              <w:jc w:val="left"/>
+            </w:pPr>
+            <w:r>
+              <w:rPr>
+                <w:rFonts w:ascii="BIZ UDPGothic" w:cs="BIZ UDPGothic" w:eastAsia="BIZ UDPGothic" w:hAnsi="BIZ UDPGothic"/>
+                <w:b/>
+                <w:bCs/>
+                <w:color w:val="000000"/>
+                <w:sz w:val="18"/>
+                <w:szCs w:val="18"/>
+              </w:rPr>
+              <w:t xml:space="preserve">確認・注意事項</w:t>
+            </w:r>
+            <w:r>
+              <w:rPr>
+                <w:rFonts w:ascii="BIZ UDPGothic" w:cs="BIZ UDPGothic" w:eastAsia="BIZ UDPGothic" w:hAnsi="BIZ UDPGothic"/>
+                <w:i/>
+                <w:iCs/>
+                <w:color w:val="888888"/>
+                <w:sz w:val="16"/>
+                <w:szCs w:val="16"/>
+              </w:rPr>
+              <w:t xml:space="preserve"> / </w:t>
+            </w:r>
+            <w:r>
+              <w:rPr>
+                <w:rFonts w:ascii="BIZ UDPGothic" w:cs="BIZ UDPGothic" w:eastAsia="BIZ UDPGothic" w:hAnsi="BIZ UDPGothic"/>
+                <w:i/>
+                <w:iCs/>
+                <w:color w:val="888888"/>
+                <w:sz w:val="16"/>
+                <w:szCs w:val="16"/>
+              </w:rPr>
+              <w:t xml:space="preserve">Xác nhận &amp; Lưu ý</w:t>
+            </w:r>
+          </w:p>
+        </w:tc>
+      </w:tr>
+      <w:tr>
+        <w:trPr>
+          <w:cantSplit/>
+        </w:trPr>
+        <w:tc>
+          <w:tcPr>
+            <w:tcW w:type="dxa" w:w="400"/>
+            <w:tcBorders>
+              <w:top w:val="single" w:color="CCCCCC" w:sz="4"/>
+              <w:left w:val="single" w:color="CCCCCC" w:sz="4"/>
+              <w:bottom w:val="single" w:color="CCCCCC" w:sz="4"/>
+              <w:right w:val="single" w:color="CCCCCC" w:sz="4"/>
+            </w:tcBorders>
+            <w:shd w:fill="FFFFFF" w:val="clear"/>
+            <w:tcMar>
+              <w:top w:type="dxa" w:w="80"/>
+              <w:left w:type="dxa" w:w="120"/>
+              <w:bottom w:type="dxa" w:w="80"/>
+              <w:right w:type="dxa" w:w="120"/>
+            </w:tcMar>
+            <w:vAlign w:val="center"/>
+          </w:tcPr>
+          <w:p>
+            <w:pPr>
+              <w:jc w:val="center"/>
+            </w:pPr>
+            <w:r>
+              <w:rPr>
+                <w:rFonts w:ascii="BIZ UDPGothic" w:cs="BIZ UDPGothic" w:eastAsia="BIZ UDPGothic" w:hAnsi="BIZ UDPGothic"/>
+                <w:b w:val="false"/>
+                <w:bCs w:val="false"/>
+                <w:color w:val="404040"/>
+                <w:sz w:val="18"/>
+                <w:szCs w:val="18"/>
+              </w:rPr>
+              <w:t xml:space="preserve">1</w:t>
+            </w:r>
+          </w:p>
+        </w:tc>
+        <w:tc>
+          <w:tcPr>
+            <w:tcW w:type="dxa" w:w="2200"/>
+            <w:tcBorders>
+              <w:top w:val="single" w:color="CCCCCC" w:sz="4"/>
+              <w:left w:val="single" w:color="CCCCCC" w:sz="4"/>
+              <w:bottom w:val="single" w:color="CCCCCC" w:sz="4"/>
+              <w:right w:val="single" w:color="CCCCCC" w:sz="4"/>
+            </w:tcBorders>
+            <w:shd w:fill="FFFFFF" w:val="clear"/>
+            <w:tcMar>
+              <w:top w:type="dxa" w:w="80"/>
+              <w:left w:type="dxa" w:w="120"/>
+              <w:bottom w:type="dxa" w:w="80"/>
+              <w:right w:type="dxa" w:w="120"/>
+            </w:tcMar>
+          </w:tcPr>
+          <w:p>
+            <w:pPr>
+              <w:spacing w:before="0" w:after="0"/>
+            </w:pPr>
+            <w:r>
+              <w:rPr>
+                <w:rFonts w:ascii="BIZ UDPGothic" w:cs="BIZ UDPGothic" w:eastAsia="BIZ UDPGothic" w:hAnsi="BIZ UDPGothic"/>
+                <w:color w:val="404040"/>
+                <w:sz w:val="18"/>
+                <w:szCs w:val="18"/>
+              </w:rPr>
+              <w:t xml:space="preserve">[事前] ロールバック計画</w:t>
+            </w:r>
+          </w:p>
+          <w:p>
+            <w:pPr>
+              <w:spacing w:before="0" w:after="0"/>
+            </w:pPr>
+            <w:r>
+              <w:rPr>
+                <w:rFonts w:ascii="BIZ UDPGothic" w:cs="BIZ UDPGothic" w:eastAsia="BIZ UDPGothic" w:hAnsi="BIZ UDPGothic"/>
+                <w:color w:val="404040"/>
+                <w:sz w:val="18"/>
+                <w:szCs w:val="18"/>
+              </w:rPr>
+              <w:t xml:space="preserve">/ Kế hoạch rollback</w:t>
+            </w:r>
+          </w:p>
+        </w:tc>
+        <w:tc>
+          <w:tcPr>
+            <w:tcW w:type="dxa" w:w="6906"/>
+            <w:tcBorders>
+              <w:top w:val="single" w:color="CCCCCC" w:sz="4"/>
+              <w:left w:val="single" w:color="CCCCCC" w:sz="4"/>
+              <w:bottom w:val="single" w:color="CCCCCC" w:sz="4"/>
+              <w:right w:val="single" w:color="CCCCCC" w:sz="4"/>
+            </w:tcBorders>
+            <w:shd w:fill="FFFFFF" w:val="clear"/>
+            <w:tcMar>
+              <w:top w:type="dxa" w:w="80"/>
+              <w:left w:type="dxa" w:w="120"/>
+              <w:bottom w:type="dxa" w:w="80"/>
+              <w:right w:type="dxa" w:w="120"/>
+            </w:tcMar>
+          </w:tcPr>
+          <w:p>
+            <w:pPr>
+              <w:spacing w:before="0" w:after="0"/>
+            </w:pPr>
+            <w:r>
+              <w:rPr>
+                <w:rFonts w:ascii="BIZ UDPGothic" w:cs="BIZ UDPGothic" w:eastAsia="BIZ UDPGothic" w:hAnsi="BIZ UDPGothic"/>
+                <w:color w:val="404040"/>
+                <w:sz w:val="18"/>
+                <w:szCs w:val="18"/>
+              </w:rPr>
+              <w:t xml:space="preserve">Lambda環境変数を元のWriterエンドポイントに戻す</w:t>
+            </w:r>
+          </w:p>
+          <w:p>
+            <w:pPr>
+              <w:spacing w:before="0" w:after="0"/>
+            </w:pPr>
+            <w:r>
+              <w:rPr>
+                <w:rFonts w:ascii="BIZ UDPGothic" w:cs="BIZ UDPGothic" w:eastAsia="BIZ UDPGothic" w:hAnsi="BIZ UDPGothic"/>
+                <w:color w:val="404040"/>
+                <w:sz w:val="18"/>
+                <w:szCs w:val="18"/>
+              </w:rPr>
+              <w:t xml:space="preserve">aws lambda update-function-configuration で DB_HOST を Writerエンドポイントに変更</w:t>
+            </w:r>
+          </w:p>
+        </w:tc>
+      </w:tr>
+      <w:tr>
+        <w:trPr>
+          <w:cantSplit/>
+        </w:trPr>
+        <w:tc>
+          <w:tcPr>
+            <w:tcW w:type="dxa" w:w="400"/>
+            <w:tcBorders>
+              <w:top w:val="single" w:color="CCCCCC" w:sz="4"/>
+              <w:left w:val="single" w:color="CCCCCC" w:sz="4"/>
+              <w:bottom w:val="single" w:color="CCCCCC" w:sz="4"/>
+              <w:right w:val="single" w:color="CCCCCC" w:sz="4"/>
+            </w:tcBorders>
+            <w:shd w:fill="FFFFFF" w:val="clear"/>
+            <w:tcMar>
+              <w:top w:type="dxa" w:w="80"/>
+              <w:left w:type="dxa" w:w="120"/>
+              <w:bottom w:type="dxa" w:w="80"/>
+              <w:right w:type="dxa" w:w="120"/>
+            </w:tcMar>
+            <w:vAlign w:val="center"/>
+          </w:tcPr>
+          <w:p>
+            <w:pPr>
+              <w:jc w:val="center"/>
+            </w:pPr>
+            <w:r>
+              <w:rPr>
+                <w:rFonts w:ascii="BIZ UDPGothic" w:cs="BIZ UDPGothic" w:eastAsia="BIZ UDPGothic" w:hAnsi="BIZ UDPGothic"/>
+                <w:b w:val="false"/>
+                <w:bCs w:val="false"/>
+                <w:color w:val="404040"/>
+                <w:sz w:val="18"/>
+                <w:szCs w:val="18"/>
+              </w:rPr>
+              <w:t xml:space="preserve">2</w:t>
+            </w:r>
+          </w:p>
+        </w:tc>
+        <w:tc>
+          <w:tcPr>
+            <w:tcW w:type="dxa" w:w="2200"/>
+            <w:tcBorders>
+              <w:top w:val="single" w:color="CCCCCC" w:sz="4"/>
+              <w:left w:val="single" w:color="CCCCCC" w:sz="4"/>
+              <w:bottom w:val="single" w:color="CCCCCC" w:sz="4"/>
+              <w:right w:val="single" w:color="CCCCCC" w:sz="4"/>
+            </w:tcBorders>
+            <w:shd w:fill="FFFFFF" w:val="clear"/>
+            <w:tcMar>
+              <w:top w:type="dxa" w:w="80"/>
+              <w:left w:type="dxa" w:w="120"/>
+              <w:bottom w:type="dxa" w:w="80"/>
+              <w:right w:type="dxa" w:w="120"/>
+            </w:tcMar>
+          </w:tcPr>
+          <w:p>
+            <w:pPr>
+              <w:spacing w:before="0" w:after="0"/>
+            </w:pPr>
+            <w:r>
+              <w:rPr>
+                <w:rFonts w:ascii="BIZ UDPGothic" w:cs="BIZ UDPGothic" w:eastAsia="BIZ UDPGothic" w:hAnsi="BIZ UDPGothic"/>
+                <w:color w:val="404040"/>
+                <w:sz w:val="18"/>
+                <w:szCs w:val="18"/>
+              </w:rPr>
+              <w:t xml:space="preserve">[事前] データバックアップ</w:t>
+            </w:r>
+          </w:p>
+          <w:p>
+            <w:pPr>
+              <w:spacing w:before="0" w:after="0"/>
+            </w:pPr>
+            <w:r>
+              <w:rPr>
+                <w:rFonts w:ascii="BIZ UDPGothic" w:cs="BIZ UDPGothic" w:eastAsia="BIZ UDPGothic" w:hAnsi="BIZ UDPGothic"/>
+                <w:color w:val="404040"/>
+                <w:sz w:val="18"/>
+                <w:szCs w:val="18"/>
+              </w:rPr>
+              <w:t xml:space="preserve">/ Sao lưu dữ liệu</w:t>
+            </w:r>
+          </w:p>
+        </w:tc>
+        <w:tc>
+          <w:tcPr>
+            <w:tcW w:type="dxa" w:w="6906"/>
+            <w:tcBorders>
+              <w:top w:val="single" w:color="CCCCCC" w:sz="4"/>
+              <w:left w:val="single" w:color="CCCCCC" w:sz="4"/>
+              <w:bottom w:val="single" w:color="CCCCCC" w:sz="4"/>
+              <w:right w:val="single" w:color="CCCCCC" w:sz="4"/>
+            </w:tcBorders>
+            <w:shd w:fill="FFFFFF" w:val="clear"/>
+            <w:tcMar>
+              <w:top w:type="dxa" w:w="80"/>
+              <w:left w:type="dxa" w:w="120"/>
+              <w:bottom w:type="dxa" w:w="80"/>
+              <w:right w:type="dxa" w:w="120"/>
+            </w:tcMar>
+          </w:tcPr>
+          <w:p>
+            <w:pPr>
+              <w:spacing w:before="0" w:after="0"/>
+            </w:pPr>
+            <w:r>
+              <w:rPr>
+                <w:rFonts w:ascii="BIZ UDPGothic" w:cs="BIZ UDPGothic" w:eastAsia="BIZ UDPGothic" w:hAnsi="BIZ UDPGothic"/>
+                <w:color w:val="404040"/>
+                <w:sz w:val="18"/>
+                <w:szCs w:val="18"/>
+              </w:rPr>
+              <w:t xml:space="preserve">不要（環境変数変更のみ）</w:t>
+            </w:r>
+          </w:p>
+          <w:p>
+            <w:pPr>
+              <w:spacing w:before="0" w:after="0"/>
+            </w:pPr>
+            <w:r>
+              <w:rPr>
+                <w:rFonts w:ascii="BIZ UDPGothic" w:cs="BIZ UDPGothic" w:eastAsia="BIZ UDPGothic" w:hAnsi="BIZ UDPGothic"/>
+                <w:color w:val="404040"/>
+                <w:sz w:val="18"/>
+                <w:szCs w:val="18"/>
+              </w:rPr>
+              <w:t xml:space="preserve">変更前の環境変数をaws lambda get-function-configurationで記録</w:t>
+            </w:r>
+          </w:p>
+        </w:tc>
+      </w:tr>
+      <w:tr>
+        <w:trPr>
+          <w:cantSplit/>
+        </w:trPr>
+        <w:tc>
+          <w:tcPr>
+            <w:tcW w:type="dxa" w:w="400"/>
+            <w:tcBorders>
+              <w:top w:val="single" w:color="CCCCCC" w:sz="4"/>
+              <w:left w:val="single" w:color="CCCCCC" w:sz="4"/>
+              <w:bottom w:val="single" w:color="CCCCCC" w:sz="4"/>
+              <w:right w:val="single" w:color="CCCCCC" w:sz="4"/>
+            </w:tcBorders>
+            <w:shd w:fill="FFFFFF" w:val="clear"/>
+            <w:tcMar>
+              <w:top w:type="dxa" w:w="80"/>
+              <w:left w:type="dxa" w:w="120"/>
+              <w:bottom w:type="dxa" w:w="80"/>
+              <w:right w:type="dxa" w:w="120"/>
+            </w:tcMar>
+            <w:vAlign w:val="center"/>
+          </w:tcPr>
+          <w:p>
+            <w:pPr>
+              <w:jc w:val="center"/>
+            </w:pPr>
+            <w:r>
+              <w:rPr>
+                <w:rFonts w:ascii="BIZ UDPGothic" w:cs="BIZ UDPGothic" w:eastAsia="BIZ UDPGothic" w:hAnsi="BIZ UDPGothic"/>
+                <w:b w:val="false"/>
+                <w:bCs w:val="false"/>
+                <w:color w:val="404040"/>
+                <w:sz w:val="18"/>
+                <w:szCs w:val="18"/>
+              </w:rPr>
+              <w:t xml:space="preserve">3</w:t>
+            </w:r>
+          </w:p>
+        </w:tc>
+        <w:tc>
+          <w:tcPr>
+            <w:tcW w:type="dxa" w:w="2200"/>
+            <w:tcBorders>
+              <w:top w:val="single" w:color="CCCCCC" w:sz="4"/>
+              <w:left w:val="single" w:color="CCCCCC" w:sz="4"/>
+              <w:bottom w:val="single" w:color="CCCCCC" w:sz="4"/>
+              <w:right w:val="single" w:color="CCCCCC" w:sz="4"/>
+            </w:tcBorders>
+            <w:shd w:fill="FFFFFF" w:val="clear"/>
+            <w:tcMar>
+              <w:top w:type="dxa" w:w="80"/>
+              <w:left w:type="dxa" w:w="120"/>
+              <w:bottom w:type="dxa" w:w="80"/>
+              <w:right w:type="dxa" w:w="120"/>
+            </w:tcMar>
+          </w:tcPr>
+          <w:p>
+            <w:pPr>
+              <w:spacing w:before="0" w:after="0"/>
+            </w:pPr>
+            <w:r>
+              <w:rPr>
+                <w:rFonts w:ascii="BIZ UDPGothic" w:cs="BIZ UDPGothic" w:eastAsia="BIZ UDPGothic" w:hAnsi="BIZ UDPGothic"/>
+                <w:color w:val="404040"/>
+                <w:sz w:val="18"/>
+                <w:szCs w:val="18"/>
+              </w:rPr>
+              <w:t xml:space="preserve">[事前] AWS事前作業確認</w:t>
+            </w:r>
+          </w:p>
+          <w:p>
+            <w:pPr>
+              <w:spacing w:before="0" w:after="0"/>
+            </w:pPr>
+            <w:r>
+              <w:rPr>
+                <w:rFonts w:ascii="BIZ UDPGothic" w:cs="BIZ UDPGothic" w:eastAsia="BIZ UDPGothic" w:hAnsi="BIZ UDPGothic"/>
+                <w:color w:val="404040"/>
+                <w:sz w:val="18"/>
+                <w:szCs w:val="18"/>
+              </w:rPr>
+              <w:t xml:space="preserve">/ Xác nhận công việc AWS</w:t>
+            </w:r>
+          </w:p>
+        </w:tc>
+        <w:tc>
+          <w:tcPr>
+            <w:tcW w:type="dxa" w:w="6906"/>
+            <w:tcBorders>
+              <w:top w:val="single" w:color="CCCCCC" w:sz="4"/>
+              <w:left w:val="single" w:color="CCCCCC" w:sz="4"/>
+              <w:bottom w:val="single" w:color="CCCCCC" w:sz="4"/>
+              <w:right w:val="single" w:color="CCCCCC" w:sz="4"/>
+            </w:tcBorders>
+            <w:shd w:fill="FFFFFF" w:val="clear"/>
+            <w:tcMar>
+              <w:top w:type="dxa" w:w="80"/>
+              <w:left w:type="dxa" w:w="120"/>
+              <w:bottom w:type="dxa" w:w="80"/>
+              <w:right w:type="dxa" w:w="120"/>
+            </w:tcMar>
+          </w:tcPr>
+          <w:p>
+            <w:pPr>
+              <w:spacing w:before="0" w:after="0"/>
+            </w:pPr>
+            <w:r>
+              <w:rPr>
+                <w:rFonts w:ascii="BIZ UDPGothic" w:cs="BIZ UDPGothic" w:eastAsia="BIZ UDPGothic" w:hAnsi="BIZ UDPGothic"/>
+                <w:color w:val="404040"/>
+                <w:sz w:val="18"/>
+                <w:szCs w:val="18"/>
+              </w:rPr>
+              <w:t xml:space="preserve">PRDアカウント（332802448674）CloudShellアクセス確認</w:t>
+            </w:r>
+          </w:p>
+          <w:p>
+            <w:pPr>
+              <w:spacing w:before="0" w:after="0"/>
+            </w:pPr>
+            <w:r>
+              <w:rPr>
+                <w:rFonts w:ascii="BIZ UDPGothic" w:cs="BIZ UDPGothic" w:eastAsia="BIZ UDPGothic" w:hAnsi="BIZ UDPGothic"/>
+                <w:color w:val="404040"/>
+                <w:sz w:val="18"/>
+                <w:szCs w:val="18"/>
+              </w:rPr>
+              <w:t xml:space="preserve">Readerエンドポイント確認: ksm-posprd-db-cluster-replica</w:t>
+            </w:r>
+          </w:p>
+          <w:p>
+            <w:pPr>
+              <w:spacing w:before="0" w:after="0"/>
+            </w:pPr>
+            <w:r>
+              <w:rPr>
+                <w:rFonts w:ascii="BIZ UDPGothic" w:cs="BIZ UDPGothic" w:eastAsia="BIZ UDPGothic" w:hAnsi="BIZ UDPGothic"/>
+                <w:color w:val="404040"/>
+                <w:sz w:val="18"/>
+                <w:szCs w:val="18"/>
+              </w:rPr>
+              <w:t xml:space="preserve">Lambda関数名確認: ksm-posprd-lmd-function-create-file-end-for-night</w:t>
+            </w:r>
+          </w:p>
+        </w:tc>
+      </w:tr>
+      <w:tr>
+        <w:trPr>
+          <w:cantSplit/>
+        </w:trPr>
+        <w:tc>
+          <w:tcPr>
+            <w:tcW w:type="dxa" w:w="400"/>
+            <w:tcBorders>
+              <w:top w:val="single" w:color="CCCCCC" w:sz="4"/>
+              <w:left w:val="single" w:color="CCCCCC" w:sz="4"/>
+              <w:bottom w:val="single" w:color="CCCCCC" w:sz="4"/>
+              <w:right w:val="single" w:color="CCCCCC" w:sz="4"/>
+            </w:tcBorders>
+            <w:shd w:fill="FFFFFF" w:val="clear"/>
+            <w:tcMar>
+              <w:top w:type="dxa" w:w="80"/>
+              <w:left w:type="dxa" w:w="120"/>
+              <w:bottom w:type="dxa" w:w="80"/>
+              <w:right w:type="dxa" w:w="120"/>
+            </w:tcMar>
+            <w:vAlign w:val="center"/>
+          </w:tcPr>
+          <w:p>
+            <w:pPr>
+              <w:jc w:val="center"/>
+            </w:pPr>
+            <w:r>
+              <w:rPr>
+                <w:rFonts w:ascii="BIZ UDPGothic" w:cs="BIZ UDPGothic" w:eastAsia="BIZ UDPGothic" w:hAnsi="BIZ UDPGothic"/>
+                <w:b w:val="false"/>
+                <w:bCs w:val="false"/>
+                <w:color w:val="404040"/>
+                <w:sz w:val="18"/>
+                <w:szCs w:val="18"/>
+              </w:rPr>
+              <w:t xml:space="preserve">4</w:t>
+            </w:r>
+          </w:p>
+        </w:tc>
+        <w:tc>
+          <w:tcPr>
+            <w:tcW w:type="dxa" w:w="2200"/>
+            <w:tcBorders>
+              <w:top w:val="single" w:color="CCCCCC" w:sz="4"/>
+              <w:left w:val="single" w:color="CCCCCC" w:sz="4"/>
+              <w:bottom w:val="single" w:color="CCCCCC" w:sz="4"/>
+              <w:right w:val="single" w:color="CCCCCC" w:sz="4"/>
+            </w:tcBorders>
+            <w:shd w:fill="FFFFFF" w:val="clear"/>
+            <w:tcMar>
+              <w:top w:type="dxa" w:w="80"/>
+              <w:left w:type="dxa" w:w="120"/>
+              <w:bottom w:type="dxa" w:w="80"/>
+              <w:right w:type="dxa" w:w="120"/>
+            </w:tcMar>
+          </w:tcPr>
+          <w:p>
+            <w:pPr>
+              <w:spacing w:before="0" w:after="0"/>
+            </w:pPr>
+            <w:r>
+              <w:rPr>
+                <w:rFonts w:ascii="BIZ UDPGothic" w:cs="BIZ UDPGothic" w:eastAsia="BIZ UDPGothic" w:hAnsi="BIZ UDPGothic"/>
+                <w:color w:val="404040"/>
+                <w:sz w:val="18"/>
+                <w:szCs w:val="18"/>
+              </w:rPr>
+              <w:t xml:space="preserve">[事前] デプロイタイムライン</w:t>
+            </w:r>
+          </w:p>
+          <w:p>
+            <w:pPr>
+              <w:spacing w:before="0" w:after="0"/>
+            </w:pPr>
+            <w:r>
+              <w:rPr>
+                <w:rFonts w:ascii="BIZ UDPGothic" w:cs="BIZ UDPGothic" w:eastAsia="BIZ UDPGothic" w:hAnsi="BIZ UDPGothic"/>
+                <w:color w:val="404040"/>
+                <w:sz w:val="18"/>
+                <w:szCs w:val="18"/>
+              </w:rPr>
+              <w:t xml:space="preserve">/ Timeline triển khai</w:t>
+            </w:r>
+          </w:p>
+        </w:tc>
+        <w:tc>
+          <w:tcPr>
+            <w:tcW w:type="dxa" w:w="6906"/>
+            <w:tcBorders>
+              <w:top w:val="single" w:color="CCCCCC" w:sz="4"/>
+              <w:left w:val="single" w:color="CCCCCC" w:sz="4"/>
+              <w:bottom w:val="single" w:color="CCCCCC" w:sz="4"/>
+              <w:right w:val="single" w:color="CCCCCC" w:sz="4"/>
+            </w:tcBorders>
+            <w:shd w:fill="FFFFFF" w:val="clear"/>
+            <w:tcMar>
+              <w:top w:type="dxa" w:w="80"/>
+              <w:left w:type="dxa" w:w="120"/>
+              <w:bottom w:type="dxa" w:w="80"/>
+              <w:right w:type="dxa" w:w="120"/>
+            </w:tcMar>
+          </w:tcPr>
+          <w:p>
+            <w:pPr>
+              <w:spacing w:before="0" w:after="0"/>
+            </w:pPr>
+            <w:r>
+              <w:rPr>
+                <w:rFonts w:ascii="BIZ UDPGothic" w:cs="BIZ UDPGothic" w:eastAsia="BIZ UDPGothic" w:hAnsi="BIZ UDPGothic"/>
+                <w:color w:val="404040"/>
+                <w:sz w:val="18"/>
+                <w:szCs w:val="18"/>
+              </w:rPr>
+              <w:t xml:space="preserve">① 変更前確認: 5分</w:t>
+            </w:r>
+          </w:p>
+          <w:p>
+            <w:pPr>
+              <w:spacing w:before="0" w:after="0"/>
+            </w:pPr>
+            <w:r>
+              <w:rPr>
+                <w:rFonts w:ascii="BIZ UDPGothic" w:cs="BIZ UDPGothic" w:eastAsia="BIZ UDPGothic" w:hAnsi="BIZ UDPGothic"/>
+                <w:color w:val="404040"/>
+                <w:sz w:val="18"/>
+                <w:szCs w:val="18"/>
+              </w:rPr>
+              <w:t xml:space="preserve">② 環境変数変更: 5分</w:t>
+            </w:r>
+          </w:p>
+          <w:p>
+            <w:pPr>
+              <w:spacing w:before="0" w:after="0"/>
+            </w:pPr>
+            <w:r>
+              <w:rPr>
+                <w:rFonts w:ascii="BIZ UDPGothic" w:cs="BIZ UDPGothic" w:eastAsia="BIZ UDPGothic" w:hAnsi="BIZ UDPGothic"/>
+                <w:color w:val="404040"/>
+                <w:sz w:val="18"/>
+                <w:szCs w:val="18"/>
+              </w:rPr>
+              <w:t xml:space="preserve">③ 変更後確認: 5分</w:t>
+            </w:r>
+          </w:p>
+          <w:p>
+            <w:pPr>
+              <w:spacing w:before="0" w:after="0"/>
+            </w:pPr>
+            <w:r>
+              <w:rPr>
+                <w:rFonts w:ascii="BIZ UDPGothic" w:cs="BIZ UDPGothic" w:eastAsia="BIZ UDPGothic" w:hAnsi="BIZ UDPGothic"/>
+                <w:color w:val="404040"/>
+                <w:sz w:val="18"/>
+                <w:szCs w:val="18"/>
+              </w:rPr>
+              <w:t xml:space="preserve">合計: 約15分</w:t>
+            </w:r>
+          </w:p>
+        </w:tc>
+      </w:tr>
+      <w:tr>
+        <w:trPr>
+          <w:cantSplit/>
+        </w:trPr>
+        <w:tc>
+          <w:tcPr>
+            <w:tcW w:type="dxa" w:w="400"/>
+            <w:tcBorders>
+              <w:top w:val="single" w:color="CCCCCC" w:sz="4"/>
+              <w:left w:val="single" w:color="CCCCCC" w:sz="4"/>
+              <w:bottom w:val="single" w:color="CCCCCC" w:sz="4"/>
+              <w:right w:val="single" w:color="CCCCCC" w:sz="4"/>
+            </w:tcBorders>
+            <w:shd w:fill="FFFFFF" w:val="clear"/>
+            <w:tcMar>
+              <w:top w:type="dxa" w:w="80"/>
+              <w:left w:type="dxa" w:w="120"/>
+              <w:bottom w:type="dxa" w:w="80"/>
+              <w:right w:type="dxa" w:w="120"/>
+            </w:tcMar>
+            <w:vAlign w:val="center"/>
+          </w:tcPr>
+          <w:p>
+            <w:pPr>
+              <w:jc w:val="center"/>
+            </w:pPr>
+            <w:r>
+              <w:rPr>
+                <w:rFonts w:ascii="BIZ UDPGothic" w:cs="BIZ UDPGothic" w:eastAsia="BIZ UDPGothic" w:hAnsi="BIZ UDPGothic"/>
+                <w:b w:val="false"/>
+                <w:bCs w:val="false"/>
+                <w:color w:val="404040"/>
+                <w:sz w:val="18"/>
+                <w:szCs w:val="18"/>
+              </w:rPr>
+              <w:t xml:space="preserve">5</w:t>
+            </w:r>
+          </w:p>
+        </w:tc>
+        <w:tc>
+          <w:tcPr>
+            <w:tcW w:type="dxa" w:w="2200"/>
+            <w:tcBorders>
+              <w:top w:val="single" w:color="CCCCCC" w:sz="4"/>
+              <w:left w:val="single" w:color="CCCCCC" w:sz="4"/>
+              <w:bottom w:val="single" w:color="CCCCCC" w:sz="4"/>
+              <w:right w:val="single" w:color="CCCCCC" w:sz="4"/>
+            </w:tcBorders>
+            <w:shd w:fill="FFFFFF" w:val="clear"/>
+            <w:tcMar>
+              <w:top w:type="dxa" w:w="80"/>
+              <w:left w:type="dxa" w:w="120"/>
+              <w:bottom w:type="dxa" w:w="80"/>
+              <w:right w:type="dxa" w:w="120"/>
+            </w:tcMar>
+          </w:tcPr>
+          <w:p>
+            <w:pPr>
+              <w:spacing w:before="0" w:after="0"/>
+            </w:pPr>
+            <w:r>
+              <w:rPr>
+                <w:rFonts w:ascii="BIZ UDPGothic" w:cs="BIZ UDPGothic" w:eastAsia="BIZ UDPGothic" w:hAnsi="BIZ UDPGothic"/>
+                <w:color w:val="404040"/>
+                <w:sz w:val="18"/>
+                <w:szCs w:val="18"/>
+              </w:rPr>
+              <w:t xml:space="preserve">[事前] 担当者確認</w:t>
+            </w:r>
+          </w:p>
+          <w:p>
+            <w:pPr>
+              <w:spacing w:before="0" w:after="0"/>
+            </w:pPr>
+            <w:r>
+              <w:rPr>
+                <w:rFonts w:ascii="BIZ UDPGothic" w:cs="BIZ UDPGothic" w:eastAsia="BIZ UDPGothic" w:hAnsi="BIZ UDPGothic"/>
+                <w:color w:val="404040"/>
+                <w:sz w:val="18"/>
+                <w:szCs w:val="18"/>
+              </w:rPr>
+              <w:t xml:space="preserve">/ Xác nhận người phụ trách</w:t>
+            </w:r>
+          </w:p>
+        </w:tc>
+        <w:tc>
+          <w:tcPr>
+            <w:tcW w:type="dxa" w:w="6906"/>
+            <w:tcBorders>
+              <w:top w:val="single" w:color="CCCCCC" w:sz="4"/>
+              <w:left w:val="single" w:color="CCCCCC" w:sz="4"/>
+              <w:bottom w:val="single" w:color="CCCCCC" w:sz="4"/>
+              <w:right w:val="single" w:color="CCCCCC" w:sz="4"/>
+            </w:tcBorders>
+            <w:shd w:fill="FFFFFF" w:val="clear"/>
+            <w:tcMar>
+              <w:top w:type="dxa" w:w="80"/>
+              <w:left w:type="dxa" w:w="120"/>
+              <w:bottom w:type="dxa" w:w="80"/>
+              <w:right w:type="dxa" w:w="120"/>
+            </w:tcMar>
+          </w:tcPr>
+          <w:p>
+            <w:pPr>
+              <w:spacing w:before="0" w:after="0"/>
+            </w:pPr>
+            <w:r>
+              <w:rPr>
+                <w:rFonts w:ascii="BIZ UDPGothic" w:cs="BIZ UDPGothic" w:eastAsia="BIZ UDPGothic" w:hAnsi="BIZ UDPGothic"/>
+                <w:color w:val="404040"/>
+                <w:sz w:val="18"/>
+                <w:szCs w:val="18"/>
+              </w:rPr>
+              <w:t xml:space="preserve">作業: Thanh Nguyên</w:t>
+            </w:r>
+          </w:p>
+          <w:p>
+            <w:pPr>
+              <w:spacing w:before="0" w:after="0"/>
+            </w:pPr>
+            <w:r>
+              <w:rPr>
+                <w:rFonts w:ascii="BIZ UDPGothic" w:cs="BIZ UDPGothic" w:eastAsia="BIZ UDPGothic" w:hAnsi="BIZ UDPGothic"/>
+                <w:color w:val="404040"/>
+                <w:sz w:val="18"/>
+                <w:szCs w:val="18"/>
+              </w:rPr>
+              <w:t xml:space="preserve">レビュー: きよはら</w:t>
+            </w:r>
+          </w:p>
+          <w:p>
+            <w:pPr>
+              <w:spacing w:before="0" w:after="0"/>
+            </w:pPr>
+            <w:r>
+              <w:rPr>
+                <w:rFonts w:ascii="BIZ UDPGothic" w:cs="BIZ UDPGothic" w:eastAsia="BIZ UDPGothic" w:hAnsi="BIZ UDPGothic"/>
+                <w:color w:val="404040"/>
+                <w:sz w:val="18"/>
+                <w:szCs w:val="18"/>
+              </w:rPr>
+              <w:t xml:space="preserve">立会: 不要（平日昼間・読み取り専用Lambda）</w:t>
+            </w:r>
+          </w:p>
+        </w:tc>
+      </w:tr>
+      <w:tr>
+        <w:trPr>
+          <w:cantSplit/>
+        </w:trPr>
+        <w:tc>
+          <w:tcPr>
+            <w:tcW w:type="dxa" w:w="400"/>
+            <w:tcBorders>
+              <w:top w:val="single" w:color="CCCCCC" w:sz="4"/>
+              <w:left w:val="single" w:color="CCCCCC" w:sz="4"/>
+              <w:bottom w:val="single" w:color="CCCCCC" w:sz="4"/>
+              <w:right w:val="single" w:color="CCCCCC" w:sz="4"/>
+            </w:tcBorders>
+            <w:shd w:fill="FFFFFF" w:val="clear"/>
+            <w:tcMar>
+              <w:top w:type="dxa" w:w="80"/>
+              <w:left w:type="dxa" w:w="120"/>
+              <w:bottom w:type="dxa" w:w="80"/>
+              <w:right w:type="dxa" w:w="120"/>
+            </w:tcMar>
+            <w:vAlign w:val="center"/>
+          </w:tcPr>
+          <w:p>
+            <w:pPr>
+              <w:jc w:val="center"/>
+            </w:pPr>
+            <w:r>
+              <w:rPr>
+                <w:rFonts w:ascii="BIZ UDPGothic" w:cs="BIZ UDPGothic" w:eastAsia="BIZ UDPGothic" w:hAnsi="BIZ UDPGothic"/>
+                <w:b w:val="false"/>
+                <w:bCs w:val="false"/>
+                <w:color w:val="404040"/>
+                <w:sz w:val="18"/>
+                <w:szCs w:val="18"/>
+              </w:rPr>
+              <w:t xml:space="preserve">6</w:t>
+            </w:r>
+          </w:p>
+        </w:tc>
+        <w:tc>
+          <w:tcPr>
+            <w:tcW w:type="dxa" w:w="2200"/>
+            <w:tcBorders>
+              <w:top w:val="single" w:color="CCCCCC" w:sz="4"/>
+              <w:left w:val="single" w:color="CCCCCC" w:sz="4"/>
+              <w:bottom w:val="single" w:color="CCCCCC" w:sz="4"/>
+              <w:right w:val="single" w:color="CCCCCC" w:sz="4"/>
+            </w:tcBorders>
+            <w:shd w:fill="FFFFFF" w:val="clear"/>
+            <w:tcMar>
+              <w:top w:type="dxa" w:w="80"/>
+              <w:left w:type="dxa" w:w="120"/>
+              <w:bottom w:type="dxa" w:w="80"/>
+              <w:right w:type="dxa" w:w="120"/>
+            </w:tcMar>
+          </w:tcPr>
+          <w:p>
+            <w:pPr>
+              <w:spacing w:before="0" w:after="0"/>
+            </w:pPr>
+            <w:r>
+              <w:rPr>
+                <w:rFonts w:ascii="BIZ UDPGothic" w:cs="BIZ UDPGothic" w:eastAsia="BIZ UDPGothic" w:hAnsi="BIZ UDPGothic"/>
+                <w:color w:val="404040"/>
+                <w:sz w:val="18"/>
+                <w:szCs w:val="18"/>
+              </w:rPr>
+              <w:t xml:space="preserve">[事後] デプロイ後確認</w:t>
+            </w:r>
+          </w:p>
+          <w:p>
+            <w:pPr>
+              <w:spacing w:before="0" w:after="0"/>
+            </w:pPr>
+            <w:r>
+              <w:rPr>
+                <w:rFonts w:ascii="BIZ UDPGothic" w:cs="BIZ UDPGothic" w:eastAsia="BIZ UDPGothic" w:hAnsi="BIZ UDPGothic"/>
+                <w:color w:val="404040"/>
+                <w:sz w:val="18"/>
+                <w:szCs w:val="18"/>
+              </w:rPr>
+              <w:t xml:space="preserve">/ Kiểm tra sau deploy</w:t>
+            </w:r>
+          </w:p>
+        </w:tc>
+        <w:tc>
+          <w:tcPr>
+            <w:tcW w:type="dxa" w:w="6906"/>
+            <w:tcBorders>
+              <w:top w:val="single" w:color="CCCCCC" w:sz="4"/>
+              <w:left w:val="single" w:color="CCCCCC" w:sz="4"/>
+              <w:bottom w:val="single" w:color="CCCCCC" w:sz="4"/>
+              <w:right w:val="single" w:color="CCCCCC" w:sz="4"/>
+            </w:tcBorders>
+            <w:shd w:fill="FFFFFF" w:val="clear"/>
+            <w:tcMar>
+              <w:top w:type="dxa" w:w="80"/>
+              <w:left w:type="dxa" w:w="120"/>
+              <w:bottom w:type="dxa" w:w="80"/>
+              <w:right w:type="dxa" w:w="120"/>
+            </w:tcMar>
+          </w:tcPr>
+          <w:p>
+            <w:pPr>
+              <w:spacing w:before="0" w:after="0"/>
+            </w:pPr>
+            <w:r>
+              <w:rPr>
+                <w:rFonts w:ascii="BIZ UDPGothic" w:cs="BIZ UDPGothic" w:eastAsia="BIZ UDPGothic" w:hAnsi="BIZ UDPGothic"/>
+                <w:color w:val="404040"/>
+                <w:sz w:val="18"/>
+                <w:szCs w:val="18"/>
+              </w:rPr>
+              <w:t xml:space="preserve">□ Lambda環境変数がReaderエンドポイントに変更されていること</w:t>
+            </w:r>
+          </w:p>
+          <w:p>
+            <w:pPr>
+              <w:spacing w:before="0" w:after="0"/>
+            </w:pPr>
+            <w:r>
+              <w:rPr>
+                <w:rFonts w:ascii="BIZ UDPGothic" w:cs="BIZ UDPGothic" w:eastAsia="BIZ UDPGothic" w:hAnsi="BIZ UDPGothic"/>
+                <w:color w:val="404040"/>
+                <w:sz w:val="18"/>
+                <w:szCs w:val="18"/>
+              </w:rPr>
+              <w:t xml:space="preserve">□ Lambda関数が正常に実行されること（次回実行時間 JST 05:30）</w:t>
+            </w:r>
+          </w:p>
+          <w:p>
+            <w:pPr>
+              <w:spacing w:before="0" w:after="0"/>
+            </w:pPr>
+            <w:r>
+              <w:rPr>
+                <w:rFonts w:ascii="BIZ UDPGothic" w:cs="BIZ UDPGothic" w:eastAsia="BIZ UDPGothic" w:hAnsi="BIZ UDPGothic"/>
+                <w:color w:val="404040"/>
+                <w:sz w:val="18"/>
+                <w:szCs w:val="18"/>
+              </w:rPr>
+              <w:t xml:space="preserve">□ CloudWatchログにエラーがないこと</w:t>
+            </w:r>
+          </w:p>
+        </w:tc>
+      </w:tr>
+      <w:tr>
+        <w:trPr>
+          <w:cantSplit/>
+        </w:trPr>
+        <w:tc>
+          <w:tcPr>
+            <w:tcW w:type="dxa" w:w="400"/>
+            <w:tcBorders>
+              <w:top w:val="single" w:color="CCCCCC" w:sz="4"/>
+              <w:left w:val="single" w:color="CCCCCC" w:sz="4"/>
+              <w:bottom w:val="single" w:color="CCCCCC" w:sz="4"/>
+              <w:right w:val="single" w:color="CCCCCC" w:sz="4"/>
+            </w:tcBorders>
+            <w:shd w:fill="FFFFFF" w:val="clear"/>
+            <w:tcMar>
+              <w:top w:type="dxa" w:w="80"/>
+              <w:left w:type="dxa" w:w="120"/>
+              <w:bottom w:type="dxa" w:w="80"/>
+              <w:right w:type="dxa" w:w="120"/>
+            </w:tcMar>
+            <w:vAlign w:val="center"/>
+          </w:tcPr>
+          <w:p>
+            <w:pPr>
+              <w:jc w:val="center"/>
+            </w:pPr>
+            <w:r>
+              <w:rPr>
+                <w:rFonts w:ascii="BIZ UDPGothic" w:cs="BIZ UDPGothic" w:eastAsia="BIZ UDPGothic" w:hAnsi="BIZ UDPGothic"/>
+                <w:b w:val="false"/>
+                <w:bCs w:val="false"/>
+                <w:color w:val="404040"/>
+                <w:sz w:val="18"/>
+                <w:szCs w:val="18"/>
+              </w:rPr>
+              <w:t xml:space="preserve">7</w:t>
+            </w:r>
+          </w:p>
+        </w:tc>
+        <w:tc>
+          <w:tcPr>
+            <w:tcW w:type="dxa" w:w="2200"/>
+            <w:tcBorders>
+              <w:top w:val="single" w:color="CCCCCC" w:sz="4"/>
+              <w:left w:val="single" w:color="CCCCCC" w:sz="4"/>
+              <w:bottom w:val="single" w:color="CCCCCC" w:sz="4"/>
+              <w:right w:val="single" w:color="CCCCCC" w:sz="4"/>
+            </w:tcBorders>
+            <w:shd w:fill="FFFFFF" w:val="clear"/>
+            <w:tcMar>
+              <w:top w:type="dxa" w:w="80"/>
+              <w:left w:type="dxa" w:w="120"/>
+              <w:bottom w:type="dxa" w:w="80"/>
+              <w:right w:type="dxa" w:w="120"/>
+            </w:tcMar>
+          </w:tcPr>
+          <w:p>
+            <w:pPr>
+              <w:spacing w:before="0" w:after="0"/>
+            </w:pPr>
+            <w:r>
+              <w:rPr>
+                <w:rFonts w:ascii="BIZ UDPGothic" w:cs="BIZ UDPGothic" w:eastAsia="BIZ UDPGothic" w:hAnsi="BIZ UDPGothic"/>
+                <w:color w:val="404040"/>
+                <w:sz w:val="18"/>
+                <w:szCs w:val="18"/>
+              </w:rPr>
+              <w:t xml:space="preserve">[事後] Go-Live後の監視</w:t>
+            </w:r>
+          </w:p>
+          <w:p>
+            <w:pPr>
+              <w:spacing w:before="0" w:after="0"/>
+            </w:pPr>
+            <w:r>
+              <w:rPr>
+                <w:rFonts w:ascii="BIZ UDPGothic" w:cs="BIZ UDPGothic" w:eastAsia="BIZ UDPGothic" w:hAnsi="BIZ UDPGothic"/>
+                <w:color w:val="404040"/>
+                <w:sz w:val="18"/>
+                <w:szCs w:val="18"/>
+              </w:rPr>
+              <w:t xml:space="preserve">/ Giám sát sau Go-Live</w:t>
+            </w:r>
+          </w:p>
+        </w:tc>
+        <w:tc>
+          <w:tcPr>
+            <w:tcW w:type="dxa" w:w="6906"/>
+            <w:tcBorders>
+              <w:top w:val="single" w:color="CCCCCC" w:sz="4"/>
+              <w:left w:val="single" w:color="CCCCCC" w:sz="4"/>
+              <w:bottom w:val="single" w:color="CCCCCC" w:sz="4"/>
+              <w:right w:val="single" w:color="CCCCCC" w:sz="4"/>
+            </w:tcBorders>
+            <w:shd w:fill="FFFFFF" w:val="clear"/>
+            <w:tcMar>
+              <w:top w:type="dxa" w:w="80"/>
+              <w:left w:type="dxa" w:w="120"/>
+              <w:bottom w:type="dxa" w:w="80"/>
+              <w:right w:type="dxa" w:w="120"/>
+            </w:tcMar>
+          </w:tcPr>
+          <w:p>
+            <w:pPr>
+              <w:spacing w:before="0" w:after="0"/>
+            </w:pPr>
+            <w:r>
+              <w:rPr>
+                <w:rFonts w:ascii="BIZ UDPGothic" w:cs="BIZ UDPGothic" w:eastAsia="BIZ UDPGothic" w:hAnsi="BIZ UDPGothic"/>
+                <w:color w:val="404040"/>
+                <w:sz w:val="18"/>
+                <w:szCs w:val="18"/>
+              </w:rPr>
+              <w:t xml:space="preserve">監視期間: 次回実行後1週間</w:t>
+            </w:r>
+          </w:p>
+          <w:p>
+            <w:pPr>
+              <w:spacing w:before="0" w:after="0"/>
+            </w:pPr>
+            <w:r>
+              <w:rPr>
+                <w:rFonts w:ascii="BIZ UDPGothic" w:cs="BIZ UDPGothic" w:eastAsia="BIZ UDPGothic" w:hAnsi="BIZ UDPGothic"/>
+                <w:color w:val="404040"/>
+                <w:sz w:val="18"/>
+                <w:szCs w:val="18"/>
+              </w:rPr>
+              <w:t xml:space="preserve">確認方法: CloudWatch Logsでエラーがないことを確認</w:t>
+            </w:r>
+          </w:p>
+          <w:p>
+            <w:pPr>
+              <w:spacing w:before="0" w:after="0"/>
+            </w:pPr>
+            <w:r>
+              <w:rPr>
+                <w:rFonts w:ascii="BIZ UDPGothic" w:cs="BIZ UDPGothic" w:eastAsia="BIZ UDPGothic" w:hAnsi="BIZ UDPGothic"/>
+                <w:color w:val="404040"/>
+                <w:sz w:val="18"/>
+                <w:szCs w:val="18"/>
+              </w:rPr>
+              <w:t xml:space="preserve">異常時: 環境変数をWriterエンドポイントに戻す</w:t>
+            </w:r>
+          </w:p>
+        </w:tc>
+      </w:tr>
+      <w:tr>
+        <w:trPr>
+          <w:cantSplit/>
+        </w:trPr>
+        <w:tc>
+          <w:tcPr>
+            <w:tcW w:type="dxa" w:w="400"/>
+            <w:tcBorders>
+              <w:top w:val="single" w:color="CCCCCC" w:sz="4"/>
+              <w:left w:val="single" w:color="CCCCCC" w:sz="4"/>
+              <w:bottom w:val="single" w:color="CCCCCC" w:sz="4"/>
+              <w:right w:val="single" w:color="CCCCCC" w:sz="4"/>
+            </w:tcBorders>
+            <w:shd w:fill="FFFFFF" w:val="clear"/>
+            <w:tcMar>
+              <w:top w:type="dxa" w:w="80"/>
+              <w:left w:type="dxa" w:w="120"/>
+              <w:bottom w:type="dxa" w:w="80"/>
+              <w:right w:type="dxa" w:w="120"/>
+            </w:tcMar>
+            <w:vAlign w:val="center"/>
+          </w:tcPr>
+          <w:p>
+            <w:pPr>
+              <w:jc w:val="center"/>
+            </w:pPr>
+            <w:r>
+              <w:rPr>
+                <w:rFonts w:ascii="BIZ UDPGothic" w:cs="BIZ UDPGothic" w:eastAsia="BIZ UDPGothic" w:hAnsi="BIZ UDPGothic"/>
+                <w:b w:val="false"/>
+                <w:bCs w:val="false"/>
+                <w:color w:val="404040"/>
+                <w:sz w:val="18"/>
+                <w:szCs w:val="18"/>
+              </w:rPr>
+              <w:t xml:space="preserve">8</w:t>
+            </w:r>
+          </w:p>
+        </w:tc>
+        <w:tc>
+          <w:tcPr>
+            <w:tcW w:type="dxa" w:w="2200"/>
+            <w:tcBorders>
+              <w:top w:val="single" w:color="CCCCCC" w:sz="4"/>
+              <w:left w:val="single" w:color="CCCCCC" w:sz="4"/>
+              <w:bottom w:val="single" w:color="CCCCCC" w:sz="4"/>
+              <w:right w:val="single" w:color="CCCCCC" w:sz="4"/>
+            </w:tcBorders>
+            <w:shd w:fill="FFFFFF" w:val="clear"/>
+            <w:tcMar>
+              <w:top w:type="dxa" w:w="80"/>
+              <w:left w:type="dxa" w:w="120"/>
+              <w:bottom w:type="dxa" w:w="80"/>
+              <w:right w:type="dxa" w:w="120"/>
+            </w:tcMar>
+          </w:tcPr>
+          <w:p>
+            <w:pPr>
+              <w:spacing w:before="0" w:after="0"/>
+            </w:pPr>
+            <w:r>
+              <w:rPr>
+                <w:rFonts w:ascii="BIZ UDPGothic" w:cs="BIZ UDPGothic" w:eastAsia="BIZ UDPGothic" w:hAnsi="BIZ UDPGothic"/>
+                <w:color w:val="404040"/>
+                <w:sz w:val="18"/>
+                <w:szCs w:val="18"/>
+              </w:rPr>
+              <w:t xml:space="preserve">[参考] テストシナリオ</w:t>
+            </w:r>
+          </w:p>
+          <w:p>
+            <w:pPr>
+              <w:spacing w:before="0" w:after="0"/>
+            </w:pPr>
+            <w:r>
+              <w:rPr>
+                <w:rFonts w:ascii="BIZ UDPGothic" w:cs="BIZ UDPGothic" w:eastAsia="BIZ UDPGothic" w:hAnsi="BIZ UDPGothic"/>
+                <w:color w:val="404040"/>
+                <w:sz w:val="18"/>
+                <w:szCs w:val="18"/>
+              </w:rPr>
+              <w:t xml:space="preserve">/ Kịch bản kiểm thử</w:t>
+            </w:r>
+          </w:p>
+        </w:tc>
+        <w:tc>
+          <w:tcPr>
+            <w:tcW w:type="dxa" w:w="6906"/>
+            <w:tcBorders>
+              <w:top w:val="single" w:color="CCCCCC" w:sz="4"/>
+              <w:left w:val="single" w:color="CCCCCC" w:sz="4"/>
+              <w:bottom w:val="single" w:color="CCCCCC" w:sz="4"/>
+              <w:right w:val="single" w:color="CCCCCC" w:sz="4"/>
+            </w:tcBorders>
+            <w:shd w:fill="FFFFFF" w:val="clear"/>
+            <w:tcMar>
+              <w:top w:type="dxa" w:w="80"/>
+              <w:left w:type="dxa" w:w="120"/>
+              <w:bottom w:type="dxa" w:w="80"/>
+              <w:right w:type="dxa" w:w="120"/>
+            </w:tcMar>
+          </w:tcPr>
+          <w:p>
+            <w:pPr>
+              <w:spacing w:before="0" w:after="0"/>
+            </w:pPr>
+            <w:r>
+              <w:rPr>
+                <w:rFonts w:ascii="BIZ UDPGothic" w:cs="BIZ UDPGothic" w:eastAsia="BIZ UDPGothic" w:hAnsi="BIZ UDPGothic"/>
+                <w:color w:val="404040"/>
+                <w:sz w:val="18"/>
+                <w:szCs w:val="18"/>
+              </w:rPr>
+              <w:t xml:space="preserve">T1: 環境変数変更確認</w:t>
+            </w:r>
+          </w:p>
+          <w:p>
+            <w:pPr>
+              <w:spacing w:before="0" w:after="0"/>
+            </w:pPr>
+            <w:r>
+              <w:rPr>
+                <w:rFonts w:ascii="BIZ UDPGothic" w:cs="BIZ UDPGothic" w:eastAsia="BIZ UDPGothic" w:hAnsi="BIZ UDPGothic"/>
+                <w:color w:val="404040"/>
+                <w:sz w:val="18"/>
+                <w:szCs w:val="18"/>
+              </w:rPr>
+              <w:t xml:space="preserve">T2: Lambda実行成功確認</w:t>
+            </w:r>
+          </w:p>
+          <w:p>
+            <w:pPr>
+              <w:spacing w:before="0" w:after="0"/>
+            </w:pPr>
+            <w:r>
+              <w:rPr>
+                <w:rFonts w:ascii="BIZ UDPGothic" w:cs="BIZ UDPGothic" w:eastAsia="BIZ UDPGothic" w:hAnsi="BIZ UDPGothic"/>
+                <w:color w:val="404040"/>
+                <w:sz w:val="18"/>
+                <w:szCs w:val="18"/>
+              </w:rPr>
+              <w:t xml:space="preserve">T3: CloudWatchログ確認</w:t>
+            </w:r>
+          </w:p>
+        </w:tc>
+      </w:tr>
+    </w:tbl>
     <w:p>
       <w:pPr>
         <w:spacing w:before="100" w:after="100"/>
